--- a/fuentes/CFA2_12410020_DU.docx
+++ b/fuentes/CFA2_12410020_DU.docx
@@ -85,7 +85,7 @@
               </wp:anchor>
             </w:drawing>
           </mc:Choice>
-          <mc:Fallback xmlns:w16sdtfl="http://schemas.microsoft.com/office/word/2024/wordml/sdtformatlock" xmlns:w16du="http://schemas.microsoft.com/office/word/2023/wordml/word16du" xmlns:oel="http://schemas.microsoft.com/office/2019/extlst">
+          <mc:Fallback xmlns:oel="http://schemas.microsoft.com/office/2019/extlst" xmlns:w16du="http://schemas.microsoft.com/office/word/2023/wordml/word16du" xmlns:w16sdtfl="http://schemas.microsoft.com/office/word/2024/wordml/sdtformatlock">
             <w:pict>
               <v:rect w14:anchorId="4E7873B1" id="Rectángulo 3" o:spid="_x0000_s1026" alt="&quot;&quot;" style="position:absolute;margin-left:-54pt;margin-top:31.65pt;width:613.85pt;height:204pt;z-index:-251655168;visibility:visible;mso-wrap-style:square;mso-height-percent:0;mso-wrap-distance-left:9pt;mso-wrap-distance-top:0;mso-wrap-distance-right:9pt;mso-wrap-distance-bottom:0;mso-position-horizontal:absolute;mso-position-horizontal-relative:text;mso-position-vertical:absolute;mso-position-vertical-relative:text;mso-height-percent:0;mso-height-relative:margin;v-text-anchor:middle" o:gfxdata="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" fillcolor="#00314d" stroked="f" strokeweight="1pt"/>
             </w:pict>
@@ -2387,24 +2387,106 @@
       </w:r>
     </w:p>
     <w:p>
-      <w:r>
-        <w:t xml:space="preserve">                       </w:t>
-      </w:r>
-    </w:p>
-    <w:p/>
-    <w:p/>
-    <w:p>
-      <w:pPr>
+      <w:pPr>
+        <w:spacing w:before="0" w:after="0" w:line="240" w:lineRule="auto"/>
         <w:ind w:firstLine="0"/>
         <w:rPr>
+          <w:rFonts w:ascii="Times New Roman" w:eastAsia="Times New Roman" w:hAnsi="Times New Roman" w:cs="Times New Roman"/>
+          <w:kern w:val="0"/>
+          <w:sz w:val="24"/>
+          <w:szCs w:val="24"/>
+          <w:lang w:eastAsia="es-CO"/>
+          <w14:ligatures w14:val="none"/>
+        </w:rPr>
+      </w:pPr>
+      <w:r>
+        <w:t xml:space="preserve">                </w:t>
+      </w:r>
+      <w:r>
+        <w:t xml:space="preserve">                             </w:t>
+      </w:r>
+      <w:r>
+        <w:t xml:space="preserve">       </w:t>
+      </w:r>
+      <w:r>
+        <w:rPr>
           <w:noProof/>
         </w:rPr>
-      </w:pPr>
-      <w:r>
+        <w:drawing>
+          <wp:inline distT="0" distB="0" distL="0" distR="0" wp14:anchorId="5C687552" wp14:editId="52B2BF50">
+            <wp:extent cx="2719346" cy="1530927"/>
+            <wp:effectExtent l="0" t="0" r="5080" b="0"/>
+            <wp:docPr id="4" name="Imagen 4">
+              <a:extLst xmlns:a="http://schemas.openxmlformats.org/drawingml/2006/main">
+                <a:ext uri="{C183D7F6-B498-43B3-948B-1728B52AA6E4}">
+                  <adec:decorative xmlns:adec="http://schemas.microsoft.com/office/drawing/2017/decorative" val="1"/>
+                </a:ext>
+              </a:extLst>
+            </wp:docPr>
+            <wp:cNvGraphicFramePr>
+              <a:graphicFrameLocks xmlns:a="http://schemas.openxmlformats.org/drawingml/2006/main" noChangeAspect="1"/>
+            </wp:cNvGraphicFramePr>
+            <a:graphic xmlns:a="http://schemas.openxmlformats.org/drawingml/2006/main">
+              <a:graphicData uri="http://schemas.openxmlformats.org/drawingml/2006/picture">
+                <pic:pic xmlns:pic="http://schemas.openxmlformats.org/drawingml/2006/picture">
+                  <pic:nvPicPr>
+                    <pic:cNvPr id="4" name="Imagen 4">
+                      <a:extLst>
+                        <a:ext uri="{C183D7F6-B498-43B3-948B-1728B52AA6E4}">
+                          <adec:decorative xmlns:adec="http://schemas.microsoft.com/office/drawing/2017/decorative" val="1"/>
+                        </a:ext>
+                      </a:extLst>
+                    </pic:cNvPr>
+                    <pic:cNvPicPr>
+                      <a:picLocks noChangeAspect="1" noChangeArrowheads="1"/>
+                    </pic:cNvPicPr>
+                  </pic:nvPicPr>
+                  <pic:blipFill>
+                    <a:blip r:embed="rId13" cstate="print">
+                      <a:extLst>
+                        <a:ext uri="{28A0092B-C50C-407E-A947-70E740481C1C}">
+                          <a14:useLocalDpi xmlns:a14="http://schemas.microsoft.com/office/drawing/2010/main" val="0"/>
+                        </a:ext>
+                      </a:extLst>
+                    </a:blip>
+                    <a:srcRect/>
+                    <a:stretch>
+                      <a:fillRect/>
+                    </a:stretch>
+                  </pic:blipFill>
+                  <pic:spPr bwMode="auto">
+                    <a:xfrm>
+                      <a:off x="0" y="0"/>
+                      <a:ext cx="2741369" cy="1543326"/>
+                    </a:xfrm>
+                    <a:prstGeom prst="rect">
+                      <a:avLst/>
+                    </a:prstGeom>
+                    <a:noFill/>
+                    <a:ln>
+                      <a:noFill/>
+                    </a:ln>
+                  </pic:spPr>
+                </pic:pic>
+              </a:graphicData>
+            </a:graphic>
+          </wp:inline>
+        </w:drawing>
+      </w:r>
+    </w:p>
+    <w:p>
+      <w:pPr>
+        <w:ind w:firstLine="0"/>
         <w:rPr>
           <w:noProof/>
         </w:rPr>
-        <w:t xml:space="preserve">                      </w:t>
+      </w:pPr>
+      <w:r>
+        <w:rPr>
+          <w:noProof/>
+        </w:rPr>
+        <w:lastRenderedPageBreak/>
+        <w:t xml:space="preserve">                    </w:t>
       </w:r>
     </w:p>
     <w:p>
@@ -2417,7 +2499,7 @@
           <w:lang w:val="es-419"/>
         </w:rPr>
       </w:pPr>
-      <w:hyperlink r:id="rId13" w:history="1">
+      <w:hyperlink r:id="rId14" w:history="1">
         <w:r>
           <w:rPr>
             <w:rStyle w:val="Hipervnculo"/>
@@ -3291,7 +3373,7 @@
                     <pic:cNvPicPr/>
                   </pic:nvPicPr>
                   <pic:blipFill>
-                    <a:blip r:embed="rId14" cstate="print">
+                    <a:blip r:embed="rId15" cstate="print">
                       <a:extLst>
                         <a:ext uri="{28A0092B-C50C-407E-A947-70E740481C1C}">
                           <a14:useLocalDpi xmlns:a14="http://schemas.microsoft.com/office/drawing/2010/main" val="0"/>
@@ -3843,900 +3925,6 @@
         </w:rPr>
         <w:t xml:space="preserve">el video del Ecosistema de Recursos Educativos Digitales SENA, una guía práctica para definir metas claras y efectivas: </w:t>
       </w:r>
-      <w:hyperlink r:id="rId15" w:history="1">
-        <w:r>
-          <w:rPr>
-            <w:rStyle w:val="Hipervnculo"/>
-            <w:b/>
-            <w:bCs/>
-            <w:lang w:val="es-419" w:eastAsia="es-CO"/>
-          </w:rPr>
-          <w:t>Enlace</w:t>
-        </w:r>
-      </w:hyperlink>
-      <w:r>
-        <w:rPr>
-          <w:lang w:val="es-419" w:eastAsia="es-CO"/>
-        </w:rPr>
-        <w:t xml:space="preserve"> </w:t>
-      </w:r>
-    </w:p>
-    <w:p>
-      <w:pPr>
-        <w:spacing w:before="0" w:after="160" w:line="259" w:lineRule="auto"/>
-        <w:ind w:firstLine="0"/>
-        <w:rPr>
-          <w:lang w:val="es-419" w:eastAsia="es-CO"/>
-        </w:rPr>
-      </w:pPr>
-      <w:r>
-        <w:rPr>
-          <w:lang w:val="es-419" w:eastAsia="es-CO"/>
-        </w:rPr>
-        <w:br w:type="page"/>
-      </w:r>
-    </w:p>
-    <w:p>
-      <w:pPr>
-        <w:pStyle w:val="Ttulo1"/>
-      </w:pPr>
-      <w:bookmarkStart w:id="5" w:name="_Toc203725738"/>
-      <w:r>
-        <w:lastRenderedPageBreak/>
-        <w:t xml:space="preserve">Estrategias de </w:t>
-      </w:r>
-      <w:r>
-        <w:t>mercad</w:t>
-      </w:r>
-      <w:r>
-        <w:t>e</w:t>
-      </w:r>
-      <w:r>
-        <w:t>o</w:t>
-      </w:r>
-      <w:r>
-        <w:t xml:space="preserve"> internacional</w:t>
-      </w:r>
-      <w:bookmarkEnd w:id="5"/>
-    </w:p>
-    <w:p>
-      <w:pPr>
-        <w:rPr>
-          <w:bCs/>
-        </w:rPr>
-      </w:pPr>
-      <w:r>
-        <w:rPr>
-          <w:bCs/>
-        </w:rPr>
-        <w:t>Al expandirse hacia nuevos mercados, las empresas enfrentan desafíos que van más allá de vender en otro idioma o moneda. La diversidad cultural, las normativas locales y las dinámicas de consumo obligan a replantear la manera en que se ofrece valor al cliente. En este escenario, las estrategias de mercadeo internacional se convierten en una herramienta esencial para tomar decisiones acertadas y sostenibles. Estas estrategias permiten alinear los objetivos globales con las realidades locales, facilitando la adaptación, la diferenciación y la consolidación competitiva en los entornos internacionales.</w:t>
-      </w:r>
-    </w:p>
-    <w:p>
-      <w:pPr>
-        <w:pStyle w:val="Ttulo2"/>
-      </w:pPr>
-      <w:bookmarkStart w:id="6" w:name="_Toc203725739"/>
-      <w:r>
-        <w:t>Concepto</w:t>
-      </w:r>
-      <w:bookmarkEnd w:id="6"/>
-    </w:p>
-    <w:p>
-      <w:pPr>
-        <w:rPr>
-          <w:lang w:val="es-419" w:eastAsia="es-CO"/>
-        </w:rPr>
-      </w:pPr>
-      <w:r>
-        <w:rPr>
-          <w:lang w:val="es-419" w:eastAsia="es-CO"/>
-        </w:rPr>
-        <w:t>Las estrategias de mercadeo internacional son los planes de acción que orientan el comportamiento de la empresa para alcanzar los objetivos fijados en los mercados exteriores. Estas estrategias definen cómo la empresa competirá, qué mercados abordará y qué tácticas empleará para posicionar sus productos o servicios</w:t>
-      </w:r>
-      <w:r>
-        <w:rPr>
-          <w:lang w:val="es-419" w:eastAsia="es-CO"/>
-        </w:rPr>
-        <w:t>.</w:t>
-      </w:r>
-      <w:r>
-        <w:rPr>
-          <w:lang w:val="es-419" w:eastAsia="es-CO"/>
-        </w:rPr>
-        <w:t xml:space="preserve"> (Kotler &amp; Keller, 2016).</w:t>
-      </w:r>
-    </w:p>
-    <w:p>
-      <w:pPr>
-        <w:rPr>
-          <w:lang w:val="es-419" w:eastAsia="es-CO"/>
-        </w:rPr>
-      </w:pPr>
-      <w:r>
-        <w:rPr>
-          <w:lang w:val="es-419" w:eastAsia="es-CO"/>
-        </w:rPr>
-        <w:t>Una estrategia efectiva considera variables como la segmentación de mercado, adaptaciones del producto, precio, distribución y comunicación, todo bajo el marco de la complejidad que implica operar en entornos diversos cultural y normativamente</w:t>
-      </w:r>
-      <w:r>
-        <w:rPr>
-          <w:lang w:val="es-419" w:eastAsia="es-CO"/>
-        </w:rPr>
-        <w:t>.</w:t>
-      </w:r>
-      <w:r>
-        <w:rPr>
-          <w:lang w:val="es-419" w:eastAsia="es-CO"/>
-        </w:rPr>
-        <w:t xml:space="preserve"> (Lamb, Hair &amp; McDaniel, 2012).</w:t>
-      </w:r>
-    </w:p>
-    <w:p>
-      <w:pPr>
-        <w:pStyle w:val="Ttulo2"/>
-      </w:pPr>
-      <w:bookmarkStart w:id="7" w:name="_Toc203725740"/>
-      <w:r>
-        <w:t>Tip</w:t>
-      </w:r>
-      <w:r>
-        <w:t>os</w:t>
-      </w:r>
-      <w:bookmarkEnd w:id="7"/>
-    </w:p>
-    <w:p>
-      <w:pPr>
-        <w:rPr>
-          <w:lang w:val="es-419" w:eastAsia="es-CO"/>
-        </w:rPr>
-      </w:pPr>
-      <w:r>
-        <w:rPr>
-          <w:lang w:val="es-419" w:eastAsia="es-CO"/>
-        </w:rPr>
-        <w:t xml:space="preserve">La clasificación de las estrategias permite comprender cómo las organizaciones adaptan sus enfoques comerciales a diferentes contextos globales, con el fin de alcanzar sus objetivos en mercados internacionales. </w:t>
-      </w:r>
-    </w:p>
-    <w:p>
-      <w:pPr>
-        <w:rPr>
-          <w:lang w:val="es-419" w:eastAsia="es-CO"/>
-        </w:rPr>
-      </w:pPr>
-      <w:r>
-        <w:rPr>
-          <w:lang w:val="es-419" w:eastAsia="es-CO"/>
-        </w:rPr>
-        <w:lastRenderedPageBreak/>
-        <w:t>La</w:t>
-      </w:r>
-      <w:r>
-        <w:rPr>
-          <w:lang w:val="es-419" w:eastAsia="es-CO"/>
-        </w:rPr>
-        <w:t>s</w:t>
-      </w:r>
-      <w:r>
-        <w:rPr>
-          <w:lang w:val="es-419" w:eastAsia="es-CO"/>
-        </w:rPr>
-        <w:t xml:space="preserve"> siguiente</w:t>
-      </w:r>
-      <w:r>
-        <w:rPr>
-          <w:lang w:val="es-419" w:eastAsia="es-CO"/>
-        </w:rPr>
-        <w:t>s tarjetas informativas</w:t>
-      </w:r>
-      <w:r>
-        <w:rPr>
-          <w:lang w:val="es-419" w:eastAsia="es-CO"/>
-        </w:rPr>
-        <w:t xml:space="preserve"> presenta los principales tipos de estrategias de mercadeo internacional, sus características distintivas y ejemplos de empresas que las han implementado exitosamente.</w:t>
-      </w:r>
-    </w:p>
-    <w:p>
-      <w:pPr>
-        <w:pStyle w:val="Prrafodelista"/>
-        <w:numPr>
-          <w:ilvl w:val="0"/>
-          <w:numId w:val="18"/>
-        </w:numPr>
-        <w:ind w:left="709"/>
-        <w:rPr>
-          <w:b/>
-          <w:bCs/>
-          <w:lang w:val="es-419" w:eastAsia="es-CO"/>
-        </w:rPr>
-      </w:pPr>
-      <w:r>
-        <w:rPr>
-          <w:b/>
-          <w:bCs/>
-          <w:lang w:val="es-419" w:eastAsia="es-CO"/>
-        </w:rPr>
-        <w:t>Estrategia de estandarización</w:t>
-      </w:r>
-    </w:p>
-    <w:p>
-      <w:pPr>
-        <w:pStyle w:val="Prrafodelista"/>
-        <w:ind w:left="709" w:firstLine="0"/>
-        <w:rPr>
-          <w:lang w:val="es-419" w:eastAsia="es-CO"/>
-        </w:rPr>
-      </w:pPr>
-      <w:r>
-        <w:rPr>
-          <w:lang w:val="es-419" w:eastAsia="es-CO"/>
-        </w:rPr>
-        <w:t>Esta estrategia consiste en ofrecer productos homogéneos en diferentes mercados, realizando pocas o ninguna adaptación. Un ejemplo es Aguacatex, que exporta su aguacate</w:t>
-      </w:r>
-      <w:r>
-        <w:rPr>
-          <w:lang w:val="es-419" w:eastAsia="es-CO"/>
-        </w:rPr>
-        <w:t xml:space="preserve"> Hass</w:t>
-      </w:r>
-      <w:r>
-        <w:rPr>
-          <w:lang w:val="es-419" w:eastAsia="es-CO"/>
-        </w:rPr>
-        <w:t xml:space="preserve"> con el mismo empaque y calidad a EE.UU. y Europa.</w:t>
-      </w:r>
-    </w:p>
-    <w:p>
-      <w:pPr>
-        <w:pStyle w:val="Prrafodelista"/>
-        <w:numPr>
-          <w:ilvl w:val="0"/>
-          <w:numId w:val="18"/>
-        </w:numPr>
-        <w:ind w:left="709"/>
-        <w:rPr>
-          <w:b/>
-          <w:bCs/>
-          <w:lang w:val="es-419" w:eastAsia="es-CO"/>
-        </w:rPr>
-      </w:pPr>
-      <w:r>
-        <w:rPr>
-          <w:b/>
-          <w:bCs/>
-          <w:lang w:val="es-419" w:eastAsia="es-CO"/>
-        </w:rPr>
-        <w:t>Estrategia de adaptación</w:t>
-      </w:r>
-    </w:p>
-    <w:p>
-      <w:pPr>
-        <w:pStyle w:val="Prrafodelista"/>
-        <w:ind w:left="709" w:firstLine="0"/>
-        <w:rPr>
-          <w:lang w:val="es-419" w:eastAsia="es-CO"/>
-        </w:rPr>
-      </w:pPr>
-      <w:r>
-        <w:rPr>
-          <w:lang w:val="es-419" w:eastAsia="es-CO"/>
-        </w:rPr>
-        <w:t xml:space="preserve">Se basa en ajustar el producto y las acciones de </w:t>
-      </w:r>
-      <w:r>
-        <w:rPr>
-          <w:rStyle w:val="Extranjerismo"/>
-          <w:lang w:val="es-419" w:eastAsia="es-CO"/>
-        </w:rPr>
-        <w:t>marketing</w:t>
-      </w:r>
-      <w:r>
-        <w:rPr>
-          <w:lang w:val="es-419" w:eastAsia="es-CO"/>
-        </w:rPr>
-        <w:t xml:space="preserve"> a las condiciones culturales, normativas o de consumo del país destino. Por ejemplo, Aguacatex modifica el diseño del empaque para cumplir con normas de la FDA en Estados Unidos.</w:t>
-      </w:r>
-    </w:p>
-    <w:p>
-      <w:pPr>
-        <w:pStyle w:val="Prrafodelista"/>
-        <w:numPr>
-          <w:ilvl w:val="0"/>
-          <w:numId w:val="18"/>
-        </w:numPr>
-        <w:ind w:left="709"/>
-        <w:rPr>
-          <w:b/>
-          <w:bCs/>
-          <w:lang w:val="es-419" w:eastAsia="es-CO"/>
-        </w:rPr>
-      </w:pPr>
-      <w:r>
-        <w:rPr>
-          <w:b/>
-          <w:bCs/>
-          <w:lang w:val="es-419" w:eastAsia="es-CO"/>
-        </w:rPr>
-        <w:t>Estrategia de diferenciación</w:t>
-      </w:r>
-    </w:p>
-    <w:p>
-      <w:pPr>
-        <w:pStyle w:val="Prrafodelista"/>
-        <w:ind w:left="709" w:firstLine="0"/>
-        <w:rPr>
-          <w:lang w:val="es-419" w:eastAsia="es-CO"/>
-        </w:rPr>
-      </w:pPr>
-      <w:r>
-        <w:rPr>
-          <w:lang w:val="es-419" w:eastAsia="es-CO"/>
-        </w:rPr>
-        <w:t xml:space="preserve">Busca destacar atributos únicos del producto para posicionarse en nichos específicos o frente a la competencia. Un ejemplo es Aguacatex, que promueve su aguacate orgánico certificado como una opción </w:t>
-      </w:r>
-      <w:r>
-        <w:rPr>
-          <w:rStyle w:val="Extranjerismo"/>
-          <w:lang w:val="es-419" w:eastAsia="es-CO"/>
-        </w:rPr>
-        <w:t>premium</w:t>
-      </w:r>
-      <w:r>
-        <w:rPr>
-          <w:lang w:val="es-419" w:eastAsia="es-CO"/>
-        </w:rPr>
-        <w:t xml:space="preserve"> en el mercado internacional.</w:t>
-      </w:r>
-    </w:p>
-    <w:p>
-      <w:pPr>
-        <w:pStyle w:val="Prrafodelista"/>
-        <w:numPr>
-          <w:ilvl w:val="0"/>
-          <w:numId w:val="18"/>
-        </w:numPr>
-        <w:ind w:left="709"/>
-        <w:rPr>
-          <w:b/>
-          <w:bCs/>
-          <w:lang w:val="es-419" w:eastAsia="es-CO"/>
-        </w:rPr>
-      </w:pPr>
-      <w:r>
-        <w:rPr>
-          <w:b/>
-          <w:bCs/>
-          <w:lang w:val="es-419" w:eastAsia="es-CO"/>
-        </w:rPr>
-        <w:t>Estrategia de diversificación</w:t>
-      </w:r>
-    </w:p>
-    <w:p>
-      <w:pPr>
-        <w:pStyle w:val="Prrafodelista"/>
-        <w:ind w:left="709" w:firstLine="0"/>
-        <w:rPr>
-          <w:lang w:val="es-419" w:eastAsia="es-CO"/>
-        </w:rPr>
-      </w:pPr>
-      <w:r>
-        <w:rPr>
-          <w:lang w:val="es-419" w:eastAsia="es-CO"/>
-        </w:rPr>
-        <w:t>Consiste en desarrollar nuevos productos o servicios para distintos segmentos o mercados. Por ejemplo, Aguacatex crea aceite de aguacate dirigido al sector cosmético en mercados asiáticos en expansión</w:t>
-      </w:r>
-      <w:r>
-        <w:rPr>
-          <w:lang w:val="es-419" w:eastAsia="es-CO"/>
-        </w:rPr>
-        <w:t>.</w:t>
-      </w:r>
-    </w:p>
-    <w:p>
-      <w:pPr>
-        <w:pStyle w:val="Prrafodelista"/>
-        <w:ind w:left="709" w:firstLine="0"/>
-        <w:rPr>
-          <w:lang w:val="es-419" w:eastAsia="es-CO"/>
-        </w:rPr>
-      </w:pPr>
-    </w:p>
-    <w:p>
-      <w:pPr>
-        <w:pStyle w:val="Prrafodelista"/>
-        <w:ind w:left="709" w:firstLine="0"/>
-        <w:rPr>
-          <w:lang w:val="es-419" w:eastAsia="es-CO"/>
-        </w:rPr>
-      </w:pPr>
-    </w:p>
-    <w:p>
-      <w:pPr>
-        <w:pStyle w:val="Prrafodelista"/>
-        <w:ind w:left="709" w:firstLine="0"/>
-        <w:rPr>
-          <w:lang w:val="es-419" w:eastAsia="es-CO"/>
-        </w:rPr>
-      </w:pPr>
-    </w:p>
-    <w:p>
-      <w:pPr>
-        <w:pStyle w:val="Prrafodelista"/>
-        <w:numPr>
-          <w:ilvl w:val="0"/>
-          <w:numId w:val="18"/>
-        </w:numPr>
-        <w:ind w:left="709"/>
-        <w:rPr>
-          <w:b/>
-          <w:bCs/>
-          <w:lang w:val="es-419" w:eastAsia="es-CO"/>
-        </w:rPr>
-      </w:pPr>
-      <w:r>
-        <w:rPr>
-          <w:b/>
-          <w:bCs/>
-          <w:lang w:val="es-419" w:eastAsia="es-CO"/>
-        </w:rPr>
-        <w:lastRenderedPageBreak/>
-        <w:t>Estrategia de penetración de mercado</w:t>
-      </w:r>
-    </w:p>
-    <w:p>
-      <w:pPr>
-        <w:rPr>
-          <w:lang w:val="es-419" w:eastAsia="es-CO"/>
-        </w:rPr>
-      </w:pPr>
-      <w:r>
-        <w:rPr>
-          <w:lang w:val="es-419" w:eastAsia="es-CO"/>
-        </w:rPr>
-        <w:t>Se enfoca en ganar rápidamente cuota de mercado mediante precios bajos y promoción intensa. Un ejemplo es Aguacatex, que lanza ofertas especiales para atraer nuevos clientes en el mercado estadounidense</w:t>
-      </w:r>
-      <w:r>
-        <w:rPr>
-          <w:lang w:val="es-419" w:eastAsia="es-CO"/>
-        </w:rPr>
-        <w:t>.</w:t>
-      </w:r>
-    </w:p>
-    <w:p>
-      <w:pPr>
-        <w:pStyle w:val="Ttulo2"/>
-      </w:pPr>
-      <w:bookmarkStart w:id="8" w:name="_Toc203725741"/>
-      <w:r>
-        <w:t>Criterios de diseño</w:t>
-      </w:r>
-      <w:bookmarkEnd w:id="8"/>
-    </w:p>
-    <w:p>
-      <w:pPr>
-        <w:rPr>
-          <w:lang w:val="es-419" w:eastAsia="es-CO"/>
-        </w:rPr>
-      </w:pPr>
-      <w:r>
-        <w:rPr>
-          <w:lang w:val="es-419" w:eastAsia="es-CO"/>
-        </w:rPr>
-        <w:t>Diseñar estrategias de mercadeo internacional requiere considerar criterios clave que aseguren su efectividad y sostenibilidad. Estos criterios orientan la toma de decisiones, garantizan coherencia con los objetivos empresariales y permiten adaptarse a las condiciones específicas de cada mercado. A continuación, se presentan los principales criterios, su descripción y ejemplos prácticos de aplicación.</w:t>
-      </w:r>
-    </w:p>
-    <w:p>
-      <w:pPr>
-        <w:rPr>
-          <w:b/>
-          <w:bCs/>
-          <w:lang w:val="es-419" w:eastAsia="es-CO"/>
-        </w:rPr>
-      </w:pPr>
-      <w:r>
-        <w:rPr>
-          <w:b/>
-          <w:bCs/>
-          <w:lang w:val="es-419" w:eastAsia="es-CO"/>
-        </w:rPr>
-        <w:t>Coherencia con los objetivos</w:t>
-      </w:r>
-    </w:p>
-    <w:p>
-      <w:pPr>
-        <w:rPr>
-          <w:lang w:val="es-419" w:eastAsia="es-CO"/>
-        </w:rPr>
-      </w:pPr>
-      <w:r>
-        <w:rPr>
-          <w:lang w:val="es-419" w:eastAsia="es-CO"/>
-        </w:rPr>
-        <w:t>Las estrategias internacionales deben estar alineadas con los propósitos corporativos y de mercadeo global, garantizando coherencia entre lo que la empresa quiere lograr y las acciones que implementa.</w:t>
-      </w:r>
-    </w:p>
-    <w:p>
-      <w:pPr>
-        <w:rPr>
-          <w:lang w:val="es-419" w:eastAsia="es-CO"/>
-        </w:rPr>
-      </w:pPr>
-      <w:r>
-        <w:rPr>
-          <w:b/>
-          <w:bCs/>
-          <w:lang w:val="es-419" w:eastAsia="es-CO"/>
-        </w:rPr>
-        <w:t>Ejemplo:</w:t>
-      </w:r>
-      <w:r>
-        <w:rPr>
-          <w:lang w:val="es-419" w:eastAsia="es-CO"/>
-        </w:rPr>
-        <w:t xml:space="preserve"> una compañía que busca posicionarse como líder en innovación tecnológica en América Latina decide aliarse con universidades regionales para desarrollar proyectos conjuntos, fortaleciendo su presencia y reputación en ese mercado.</w:t>
-      </w:r>
-    </w:p>
-    <w:p>
-      <w:pPr>
-        <w:rPr>
-          <w:b/>
-          <w:bCs/>
-          <w:lang w:val="es-419" w:eastAsia="es-CO"/>
-        </w:rPr>
-      </w:pPr>
-      <w:r>
-        <w:rPr>
-          <w:b/>
-          <w:bCs/>
-          <w:lang w:val="es-419" w:eastAsia="es-CO"/>
-        </w:rPr>
-        <w:t>Análisis del entorno</w:t>
-      </w:r>
-    </w:p>
-    <w:p>
-      <w:pPr>
-        <w:rPr>
-          <w:lang w:val="es-419" w:eastAsia="es-CO"/>
-        </w:rPr>
-      </w:pPr>
-      <w:r>
-        <w:rPr>
-          <w:lang w:val="es-419" w:eastAsia="es-CO"/>
-        </w:rPr>
-        <w:t xml:space="preserve">Antes de tomar decisiones estratégicas en mercados internacionales, es fundamental considerar el entorno externo, incluyendo factores políticos, económicos, </w:t>
-      </w:r>
-      <w:r>
-        <w:rPr>
-          <w:lang w:val="es-419" w:eastAsia="es-CO"/>
-        </w:rPr>
-        <w:lastRenderedPageBreak/>
-        <w:t>sociales, tecnológicos, ecológicos y legales, ya que estos pueden influir en la viabilidad de la entrada.</w:t>
-      </w:r>
-    </w:p>
-    <w:p>
-      <w:pPr>
-        <w:rPr>
-          <w:lang w:val="es-419" w:eastAsia="es-CO"/>
-        </w:rPr>
-      </w:pPr>
-      <w:r>
-        <w:rPr>
-          <w:b/>
-          <w:bCs/>
-          <w:lang w:val="es-419" w:eastAsia="es-CO"/>
-        </w:rPr>
-        <w:t>Ejemplo</w:t>
-      </w:r>
-      <w:r>
-        <w:rPr>
-          <w:lang w:val="es-419" w:eastAsia="es-CO"/>
-        </w:rPr>
-        <w:t>: una empresa alimentaria que detecta restricciones arancelarias en un país europeo adapta su estrategia priorizando productos que se benefician de tratados bilaterales.</w:t>
-      </w:r>
-    </w:p>
-    <w:p>
-      <w:pPr>
-        <w:rPr>
-          <w:b/>
-          <w:bCs/>
-          <w:lang w:val="es-419" w:eastAsia="es-CO"/>
-        </w:rPr>
-      </w:pPr>
-      <w:r>
-        <w:rPr>
-          <w:b/>
-          <w:bCs/>
-          <w:lang w:val="es-419" w:eastAsia="es-CO"/>
-        </w:rPr>
-        <w:t>Segmentación de mercado</w:t>
-      </w:r>
-    </w:p>
-    <w:p>
-      <w:pPr>
-        <w:rPr>
-          <w:lang w:val="es-419" w:eastAsia="es-CO"/>
-        </w:rPr>
-      </w:pPr>
-      <w:r>
-        <w:rPr>
-          <w:lang w:val="es-419" w:eastAsia="es-CO"/>
-        </w:rPr>
-        <w:t>La segmentación permite enfocar recursos y esfuerzos en grupos específicos del mercado que comparten características similares, lo que mejora la eficacia de la estrategia.</w:t>
-      </w:r>
-    </w:p>
-    <w:p>
-      <w:pPr>
-        <w:rPr>
-          <w:lang w:val="es-419" w:eastAsia="es-CO"/>
-        </w:rPr>
-      </w:pPr>
-      <w:r>
-        <w:rPr>
-          <w:b/>
-          <w:bCs/>
-          <w:lang w:val="es-419" w:eastAsia="es-CO"/>
-        </w:rPr>
-        <w:t>Ejemplo</w:t>
-      </w:r>
-      <w:r>
-        <w:rPr>
-          <w:lang w:val="es-419" w:eastAsia="es-CO"/>
-        </w:rPr>
-        <w:t>: una marca de cosméticos naturales enfoca su campaña en mujeres jóvenes profesionales de Centroamérica interesadas en productos ecológicos y libres de crueldad animal.</w:t>
-      </w:r>
-    </w:p>
-    <w:p>
-      <w:pPr>
-        <w:rPr>
-          <w:b/>
-          <w:bCs/>
-          <w:lang w:val="es-419" w:eastAsia="es-CO"/>
-        </w:rPr>
-      </w:pPr>
-      <w:r>
-        <w:rPr>
-          <w:b/>
-          <w:bCs/>
-          <w:lang w:val="es-419" w:eastAsia="es-CO"/>
-        </w:rPr>
-        <w:t>Diferenciación competitiva</w:t>
-      </w:r>
-    </w:p>
-    <w:p>
-      <w:pPr>
-        <w:rPr>
-          <w:lang w:val="es-419" w:eastAsia="es-CO"/>
-        </w:rPr>
-      </w:pPr>
-      <w:r>
-        <w:rPr>
-          <w:lang w:val="es-419" w:eastAsia="es-CO"/>
-        </w:rPr>
-        <w:t>Para sobresalir en el entorno global, es clave incorporar elementos distintivos en la oferta que generen valor y sean difíciles de replicar.</w:t>
-      </w:r>
-    </w:p>
-    <w:p>
-      <w:pPr>
-        <w:rPr>
-          <w:lang w:val="es-419" w:eastAsia="es-CO"/>
-        </w:rPr>
-      </w:pPr>
-      <w:r>
-        <w:rPr>
-          <w:b/>
-          <w:bCs/>
-          <w:lang w:val="es-419" w:eastAsia="es-CO"/>
-        </w:rPr>
-        <w:t>Ejemplo</w:t>
-      </w:r>
-      <w:r>
-        <w:rPr>
-          <w:lang w:val="es-419" w:eastAsia="es-CO"/>
-        </w:rPr>
-        <w:t>: una empresa de calzado sostenible lanza una línea fabricada con fibras recicladas del océano, atrayendo consumidores conscientes y posicionándose como innovadora y responsable ambientalmente.</w:t>
-      </w:r>
-    </w:p>
-    <w:p>
-      <w:pPr>
-        <w:rPr>
-          <w:b/>
-          <w:bCs/>
-          <w:lang w:val="es-419" w:eastAsia="es-CO"/>
-        </w:rPr>
-      </w:pPr>
-      <w:r>
-        <w:rPr>
-          <w:b/>
-          <w:bCs/>
-          <w:lang w:val="es-419" w:eastAsia="es-CO"/>
-        </w:rPr>
-        <w:t>Adaptabilidad cultural</w:t>
-      </w:r>
-    </w:p>
-    <w:p>
-      <w:pPr>
-        <w:rPr>
-          <w:lang w:val="es-419" w:eastAsia="es-CO"/>
-        </w:rPr>
-      </w:pPr>
-      <w:r>
-        <w:rPr>
-          <w:lang w:val="es-419" w:eastAsia="es-CO"/>
-        </w:rPr>
-        <w:t>Reconocer y respetar las diferencias culturales de cada mercado permite evitar malentendidos y mejorar la aceptación del producto o servicio.</w:t>
-      </w:r>
-    </w:p>
-    <w:p>
-      <w:pPr>
-        <w:rPr>
-          <w:lang w:val="es-419" w:eastAsia="es-CO"/>
-        </w:rPr>
-      </w:pPr>
-      <w:r>
-        <w:rPr>
-          <w:b/>
-          <w:bCs/>
-          <w:lang w:val="es-419" w:eastAsia="es-CO"/>
-        </w:rPr>
-        <w:lastRenderedPageBreak/>
-        <w:t>Ejemplo:</w:t>
-      </w:r>
-      <w:r>
-        <w:rPr>
-          <w:lang w:val="es-419" w:eastAsia="es-CO"/>
-        </w:rPr>
-        <w:t xml:space="preserve"> una cadena de comida rápida ajusta su menú en India para ofrecer opciones vegetarianas y eliminar ingredientes no aceptados por razones religiosas.</w:t>
-      </w:r>
-    </w:p>
-    <w:p>
-      <w:pPr>
-        <w:rPr>
-          <w:b/>
-          <w:bCs/>
-          <w:lang w:val="es-419" w:eastAsia="es-CO"/>
-        </w:rPr>
-      </w:pPr>
-      <w:r>
-        <w:rPr>
-          <w:b/>
-          <w:bCs/>
-          <w:lang w:val="es-419" w:eastAsia="es-CO"/>
-        </w:rPr>
-        <w:t>Viabilidad operativa y financiera</w:t>
-      </w:r>
-    </w:p>
-    <w:p>
-      <w:pPr>
-        <w:rPr>
-          <w:lang w:val="es-419" w:eastAsia="es-CO"/>
-        </w:rPr>
-      </w:pPr>
-      <w:r>
-        <w:rPr>
-          <w:lang w:val="es-419" w:eastAsia="es-CO"/>
-        </w:rPr>
-        <w:t>Las estrategias deben ser realistas y ejecutables con los recursos disponibles, considerando capacidades internas y limitaciones presupuestarias.</w:t>
-      </w:r>
-    </w:p>
-    <w:p>
-      <w:pPr>
-        <w:rPr>
-          <w:lang w:val="es-419" w:eastAsia="es-CO"/>
-        </w:rPr>
-      </w:pPr>
-      <w:r>
-        <w:rPr>
-          <w:b/>
-          <w:bCs/>
-          <w:lang w:val="es-419" w:eastAsia="es-CO"/>
-        </w:rPr>
-        <w:t>Ejemplo</w:t>
-      </w:r>
-      <w:r>
-        <w:rPr>
-          <w:lang w:val="es-419" w:eastAsia="es-CO"/>
-        </w:rPr>
-        <w:t>: una pyme opta por trabajar con distribuidores locales en lugar de abrir tiendas propias, lo cual le permite ingresar al mercado internacional reduciendo riesgos y costos.</w:t>
-      </w:r>
-    </w:p>
-    <w:p>
-      <w:pPr>
-        <w:rPr>
-          <w:b/>
-          <w:bCs/>
-          <w:lang w:val="es-419" w:eastAsia="es-CO"/>
-        </w:rPr>
-      </w:pPr>
-      <w:r>
-        <w:rPr>
-          <w:b/>
-          <w:bCs/>
-          <w:lang w:val="es-419" w:eastAsia="es-CO"/>
-        </w:rPr>
-        <w:t>Sostenibilidad a largo plazo</w:t>
-      </w:r>
-    </w:p>
-    <w:p>
-      <w:pPr>
-        <w:rPr>
-          <w:lang w:val="es-419" w:eastAsia="es-CO"/>
-        </w:rPr>
-      </w:pPr>
-      <w:r>
-        <w:rPr>
-          <w:lang w:val="es-419" w:eastAsia="es-CO"/>
-        </w:rPr>
-        <w:t>Es necesario que las estrategias consideren su impacto a futuro, no solo en términos económicos, sino también sociales y ambientales, asegurando una expansión responsable.</w:t>
-      </w:r>
-    </w:p>
-    <w:p>
-      <w:pPr>
-        <w:rPr>
-          <w:lang w:val="es-419" w:eastAsia="es-CO"/>
-        </w:rPr>
-      </w:pPr>
-      <w:r>
-        <w:rPr>
-          <w:b/>
-          <w:bCs/>
-          <w:lang w:val="es-419" w:eastAsia="es-CO"/>
-        </w:rPr>
-        <w:t>Ejemplo</w:t>
-      </w:r>
-      <w:r>
-        <w:rPr>
-          <w:lang w:val="es-419" w:eastAsia="es-CO"/>
-        </w:rPr>
-        <w:t>: una empresa textil crea alianzas con agricultores en África para cultivar algodón bajo prácticas sostenibles, fortaleciendo una cadena de valor ética y resiliente en el tiempo.</w:t>
-      </w:r>
-    </w:p>
-    <w:p>
-      <w:pPr>
-        <w:rPr>
-          <w:b/>
-          <w:bCs/>
-          <w:lang w:val="es-419" w:eastAsia="es-CO"/>
-        </w:rPr>
-      </w:pPr>
-      <w:r>
-        <w:rPr>
-          <w:b/>
-          <w:bCs/>
-          <w:lang w:val="es-419" w:eastAsia="es-CO"/>
-        </w:rPr>
-        <w:t>Estrategia de ventas</w:t>
-      </w:r>
-    </w:p>
-    <w:p>
-      <w:pPr>
-        <w:rPr>
-          <w:lang w:val="es-419" w:eastAsia="es-CO"/>
-        </w:rPr>
-      </w:pPr>
-      <w:r>
-        <w:rPr>
-          <w:lang w:val="es-419" w:eastAsia="es-CO"/>
-        </w:rPr>
-        <w:t>Se invita a consultar el video</w:t>
-      </w:r>
-      <w:r>
-        <w:rPr>
-          <w:lang w:val="es-419" w:eastAsia="es-CO"/>
-        </w:rPr>
-        <w:t xml:space="preserve"> </w:t>
-      </w:r>
-      <w:r>
-        <w:rPr>
-          <w:lang w:val="es-419" w:eastAsia="es-CO"/>
-        </w:rPr>
-        <w:t>del Ecosistema de Recursos Educativos Digitales SENA, ideal para comprender conceptos clave en el proceso comercial:</w:t>
-      </w:r>
-      <w:r>
-        <w:rPr>
-          <w:lang w:val="es-419" w:eastAsia="es-CO"/>
-        </w:rPr>
-        <w:t xml:space="preserve"> </w:t>
-      </w:r>
       <w:hyperlink r:id="rId16" w:history="1">
         <w:r>
           <w:rPr>
@@ -4754,6 +3942,928 @@
         </w:rPr>
         <w:t xml:space="preserve"> </w:t>
       </w:r>
+    </w:p>
+    <w:p>
+      <w:pPr>
+        <w:spacing w:before="0" w:after="160" w:line="259" w:lineRule="auto"/>
+        <w:ind w:firstLine="0"/>
+        <w:rPr>
+          <w:lang w:val="es-419" w:eastAsia="es-CO"/>
+        </w:rPr>
+      </w:pPr>
+      <w:r>
+        <w:rPr>
+          <w:lang w:val="es-419" w:eastAsia="es-CO"/>
+        </w:rPr>
+        <w:br w:type="page"/>
+      </w:r>
+    </w:p>
+    <w:p>
+      <w:pPr>
+        <w:pStyle w:val="Ttulo1"/>
+      </w:pPr>
+      <w:bookmarkStart w:id="5" w:name="_Toc203725738"/>
+      <w:r>
+        <w:lastRenderedPageBreak/>
+        <w:t xml:space="preserve">Estrategias de </w:t>
+      </w:r>
+      <w:r>
+        <w:t>mercad</w:t>
+      </w:r>
+      <w:r>
+        <w:t>e</w:t>
+      </w:r>
+      <w:r>
+        <w:t>o</w:t>
+      </w:r>
+      <w:r>
+        <w:t xml:space="preserve"> internacional</w:t>
+      </w:r>
+      <w:bookmarkEnd w:id="5"/>
+    </w:p>
+    <w:p>
+      <w:pPr>
+        <w:rPr>
+          <w:bCs/>
+        </w:rPr>
+      </w:pPr>
+      <w:r>
+        <w:rPr>
+          <w:bCs/>
+        </w:rPr>
+        <w:t>Al expandirse hacia nuevos mercados, las empresas enfrentan desafíos que van más allá de vender en otro idioma o moneda. La diversidad cultural, las normativas locales y las dinámicas de consumo obligan a replantear la manera en que se ofrece valor al cliente. En este escenario, las estrategias de mercadeo internacional se convierten en una herramienta esencial para tomar decisiones acertadas y sostenibles. Estas estrategias permiten alinear los objetivos globales con las realidades locales, facilitando la adaptación, la diferenciación y la consolidación competitiva en los entornos internacionales.</w:t>
+      </w:r>
+    </w:p>
+    <w:p>
+      <w:pPr>
+        <w:pStyle w:val="Ttulo2"/>
+      </w:pPr>
+      <w:bookmarkStart w:id="6" w:name="_Toc203725739"/>
+      <w:r>
+        <w:t>Concepto</w:t>
+      </w:r>
+      <w:bookmarkEnd w:id="6"/>
+    </w:p>
+    <w:p>
+      <w:pPr>
+        <w:rPr>
+          <w:lang w:val="es-419" w:eastAsia="es-CO"/>
+        </w:rPr>
+      </w:pPr>
+      <w:r>
+        <w:rPr>
+          <w:lang w:val="es-419" w:eastAsia="es-CO"/>
+        </w:rPr>
+        <w:t>Las estrategias de mercadeo internacional son los planes de acción que orientan el comportamiento de la empresa para alcanzar los objetivos fijados en los mercados exteriores. Estas estrategias definen cómo la empresa competirá, qué mercados abordará y qué tácticas empleará para posicionar sus productos o servicios</w:t>
+      </w:r>
+      <w:r>
+        <w:rPr>
+          <w:lang w:val="es-419" w:eastAsia="es-CO"/>
+        </w:rPr>
+        <w:t>.</w:t>
+      </w:r>
+      <w:r>
+        <w:rPr>
+          <w:lang w:val="es-419" w:eastAsia="es-CO"/>
+        </w:rPr>
+        <w:t xml:space="preserve"> (Kotler &amp; Keller, 2016).</w:t>
+      </w:r>
+    </w:p>
+    <w:p>
+      <w:pPr>
+        <w:rPr>
+          <w:lang w:val="es-419" w:eastAsia="es-CO"/>
+        </w:rPr>
+      </w:pPr>
+      <w:r>
+        <w:rPr>
+          <w:lang w:val="es-419" w:eastAsia="es-CO"/>
+        </w:rPr>
+        <w:t>Una estrategia efectiva considera variables como la segmentación de mercado, adaptaciones del producto, precio, distribución y comunicación, todo bajo el marco de la complejidad que implica operar en entornos diversos cultural y normativamente</w:t>
+      </w:r>
+      <w:r>
+        <w:rPr>
+          <w:lang w:val="es-419" w:eastAsia="es-CO"/>
+        </w:rPr>
+        <w:t>.</w:t>
+      </w:r>
+      <w:r>
+        <w:rPr>
+          <w:lang w:val="es-419" w:eastAsia="es-CO"/>
+        </w:rPr>
+        <w:t xml:space="preserve"> (Lamb, </w:t>
+      </w:r>
+      <w:proofErr w:type="spellStart"/>
+      <w:r>
+        <w:rPr>
+          <w:lang w:val="es-419" w:eastAsia="es-CO"/>
+        </w:rPr>
+        <w:t>Hair</w:t>
+      </w:r>
+      <w:proofErr w:type="spellEnd"/>
+      <w:r>
+        <w:rPr>
+          <w:lang w:val="es-419" w:eastAsia="es-CO"/>
+        </w:rPr>
+        <w:t xml:space="preserve"> &amp; </w:t>
+      </w:r>
+      <w:proofErr w:type="spellStart"/>
+      <w:r>
+        <w:rPr>
+          <w:lang w:val="es-419" w:eastAsia="es-CO"/>
+        </w:rPr>
+        <w:t>McDaniel</w:t>
+      </w:r>
+      <w:proofErr w:type="spellEnd"/>
+      <w:r>
+        <w:rPr>
+          <w:lang w:val="es-419" w:eastAsia="es-CO"/>
+        </w:rPr>
+        <w:t>, 2012).</w:t>
+      </w:r>
+    </w:p>
+    <w:p>
+      <w:pPr>
+        <w:pStyle w:val="Ttulo2"/>
+      </w:pPr>
+      <w:bookmarkStart w:id="7" w:name="_Toc203725740"/>
+      <w:r>
+        <w:t>Tip</w:t>
+      </w:r>
+      <w:r>
+        <w:t>os</w:t>
+      </w:r>
+      <w:bookmarkEnd w:id="7"/>
+    </w:p>
+    <w:p>
+      <w:pPr>
+        <w:rPr>
+          <w:lang w:val="es-419" w:eastAsia="es-CO"/>
+        </w:rPr>
+      </w:pPr>
+      <w:r>
+        <w:rPr>
+          <w:lang w:val="es-419" w:eastAsia="es-CO"/>
+        </w:rPr>
+        <w:t xml:space="preserve">La clasificación de las estrategias permite comprender cómo las organizaciones adaptan sus enfoques comerciales a diferentes contextos globales, con el fin de alcanzar sus objetivos en mercados internacionales. </w:t>
+      </w:r>
+    </w:p>
+    <w:p>
+      <w:pPr>
+        <w:rPr>
+          <w:lang w:val="es-419" w:eastAsia="es-CO"/>
+        </w:rPr>
+      </w:pPr>
+      <w:r>
+        <w:rPr>
+          <w:lang w:val="es-419" w:eastAsia="es-CO"/>
+        </w:rPr>
+        <w:lastRenderedPageBreak/>
+        <w:t>La</w:t>
+      </w:r>
+      <w:r>
+        <w:rPr>
+          <w:lang w:val="es-419" w:eastAsia="es-CO"/>
+        </w:rPr>
+        <w:t>s</w:t>
+      </w:r>
+      <w:r>
+        <w:rPr>
+          <w:lang w:val="es-419" w:eastAsia="es-CO"/>
+        </w:rPr>
+        <w:t xml:space="preserve"> siguiente</w:t>
+      </w:r>
+      <w:r>
+        <w:rPr>
+          <w:lang w:val="es-419" w:eastAsia="es-CO"/>
+        </w:rPr>
+        <w:t>s tarjetas informativas</w:t>
+      </w:r>
+      <w:r>
+        <w:rPr>
+          <w:lang w:val="es-419" w:eastAsia="es-CO"/>
+        </w:rPr>
+        <w:t xml:space="preserve"> presenta los principales tipos de estrategias de mercadeo internacional, sus características distintivas y ejemplos de empresas que las han implementado exitosamente.</w:t>
+      </w:r>
+    </w:p>
+    <w:p>
+      <w:pPr>
+        <w:pStyle w:val="Prrafodelista"/>
+        <w:numPr>
+          <w:ilvl w:val="0"/>
+          <w:numId w:val="18"/>
+        </w:numPr>
+        <w:ind w:left="709"/>
+        <w:rPr>
+          <w:b/>
+          <w:bCs/>
+          <w:lang w:val="es-419" w:eastAsia="es-CO"/>
+        </w:rPr>
+      </w:pPr>
+      <w:r>
+        <w:rPr>
+          <w:b/>
+          <w:bCs/>
+          <w:lang w:val="es-419" w:eastAsia="es-CO"/>
+        </w:rPr>
+        <w:t>Estrategia de estandarización</w:t>
+      </w:r>
+    </w:p>
+    <w:p>
+      <w:pPr>
+        <w:pStyle w:val="Prrafodelista"/>
+        <w:ind w:left="709" w:firstLine="0"/>
+        <w:rPr>
+          <w:lang w:val="es-419" w:eastAsia="es-CO"/>
+        </w:rPr>
+      </w:pPr>
+      <w:r>
+        <w:rPr>
+          <w:lang w:val="es-419" w:eastAsia="es-CO"/>
+        </w:rPr>
+        <w:t>Esta estrategia consiste en ofrecer productos homogéneos en diferentes mercados, realizando pocas o ninguna adaptación. Un ejemplo es Aguacatex, que exporta su aguacate</w:t>
+      </w:r>
+      <w:r>
+        <w:rPr>
+          <w:lang w:val="es-419" w:eastAsia="es-CO"/>
+        </w:rPr>
+        <w:t xml:space="preserve"> Hass</w:t>
+      </w:r>
+      <w:r>
+        <w:rPr>
+          <w:lang w:val="es-419" w:eastAsia="es-CO"/>
+        </w:rPr>
+        <w:t xml:space="preserve"> con el mismo empaque y calidad a EE.UU. y Europa.</w:t>
+      </w:r>
+    </w:p>
+    <w:p>
+      <w:pPr>
+        <w:pStyle w:val="Prrafodelista"/>
+        <w:numPr>
+          <w:ilvl w:val="0"/>
+          <w:numId w:val="18"/>
+        </w:numPr>
+        <w:ind w:left="709"/>
+        <w:rPr>
+          <w:b/>
+          <w:bCs/>
+          <w:lang w:val="es-419" w:eastAsia="es-CO"/>
+        </w:rPr>
+      </w:pPr>
+      <w:r>
+        <w:rPr>
+          <w:b/>
+          <w:bCs/>
+          <w:lang w:val="es-419" w:eastAsia="es-CO"/>
+        </w:rPr>
+        <w:t>Estrategia de adaptación</w:t>
+      </w:r>
+    </w:p>
+    <w:p>
+      <w:pPr>
+        <w:pStyle w:val="Prrafodelista"/>
+        <w:ind w:left="709" w:firstLine="0"/>
+        <w:rPr>
+          <w:lang w:val="es-419" w:eastAsia="es-CO"/>
+        </w:rPr>
+      </w:pPr>
+      <w:r>
+        <w:rPr>
+          <w:lang w:val="es-419" w:eastAsia="es-CO"/>
+        </w:rPr>
+        <w:t xml:space="preserve">Se basa en ajustar el producto y las acciones de </w:t>
+      </w:r>
+      <w:r>
+        <w:rPr>
+          <w:rStyle w:val="Extranjerismo"/>
+          <w:lang w:val="es-419" w:eastAsia="es-CO"/>
+        </w:rPr>
+        <w:t>marketing</w:t>
+      </w:r>
+      <w:r>
+        <w:rPr>
+          <w:lang w:val="es-419" w:eastAsia="es-CO"/>
+        </w:rPr>
+        <w:t xml:space="preserve"> a las condiciones culturales, normativas o de consumo del país destino. Por ejemplo, Aguacatex modifica el diseño del empaque para cumplir con normas de la FDA en Estados Unidos.</w:t>
+      </w:r>
+    </w:p>
+    <w:p>
+      <w:pPr>
+        <w:pStyle w:val="Prrafodelista"/>
+        <w:numPr>
+          <w:ilvl w:val="0"/>
+          <w:numId w:val="18"/>
+        </w:numPr>
+        <w:ind w:left="709"/>
+        <w:rPr>
+          <w:b/>
+          <w:bCs/>
+          <w:lang w:val="es-419" w:eastAsia="es-CO"/>
+        </w:rPr>
+      </w:pPr>
+      <w:r>
+        <w:rPr>
+          <w:b/>
+          <w:bCs/>
+          <w:lang w:val="es-419" w:eastAsia="es-CO"/>
+        </w:rPr>
+        <w:t>Estrategia de diferenciación</w:t>
+      </w:r>
+    </w:p>
+    <w:p>
+      <w:pPr>
+        <w:pStyle w:val="Prrafodelista"/>
+        <w:ind w:left="709" w:firstLine="0"/>
+        <w:rPr>
+          <w:lang w:val="es-419" w:eastAsia="es-CO"/>
+        </w:rPr>
+      </w:pPr>
+      <w:r>
+        <w:rPr>
+          <w:lang w:val="es-419" w:eastAsia="es-CO"/>
+        </w:rPr>
+        <w:t xml:space="preserve">Busca destacar atributos únicos del producto para posicionarse en nichos específicos o frente a la competencia. Un ejemplo es Aguacatex, que promueve su aguacate orgánico certificado como una opción </w:t>
+      </w:r>
+      <w:r>
+        <w:rPr>
+          <w:rStyle w:val="Extranjerismo"/>
+          <w:lang w:val="es-419" w:eastAsia="es-CO"/>
+        </w:rPr>
+        <w:t>premium</w:t>
+      </w:r>
+      <w:r>
+        <w:rPr>
+          <w:lang w:val="es-419" w:eastAsia="es-CO"/>
+        </w:rPr>
+        <w:t xml:space="preserve"> en el mercado internacional.</w:t>
+      </w:r>
+    </w:p>
+    <w:p>
+      <w:pPr>
+        <w:pStyle w:val="Prrafodelista"/>
+        <w:numPr>
+          <w:ilvl w:val="0"/>
+          <w:numId w:val="18"/>
+        </w:numPr>
+        <w:ind w:left="709"/>
+        <w:rPr>
+          <w:b/>
+          <w:bCs/>
+          <w:lang w:val="es-419" w:eastAsia="es-CO"/>
+        </w:rPr>
+      </w:pPr>
+      <w:r>
+        <w:rPr>
+          <w:b/>
+          <w:bCs/>
+          <w:lang w:val="es-419" w:eastAsia="es-CO"/>
+        </w:rPr>
+        <w:t>Estrategia de diversificación</w:t>
+      </w:r>
+    </w:p>
+    <w:p>
+      <w:pPr>
+        <w:pStyle w:val="Prrafodelista"/>
+        <w:ind w:left="709" w:firstLine="0"/>
+        <w:rPr>
+          <w:lang w:val="es-419" w:eastAsia="es-CO"/>
+        </w:rPr>
+      </w:pPr>
+      <w:r>
+        <w:rPr>
+          <w:lang w:val="es-419" w:eastAsia="es-CO"/>
+        </w:rPr>
+        <w:t>Consiste en desarrollar nuevos productos o servicios para distintos segmentos o mercados. Por ejemplo, Aguacatex crea aceite de aguacate dirigido al sector cosmético en mercados asiáticos en expansión</w:t>
+      </w:r>
+      <w:r>
+        <w:rPr>
+          <w:lang w:val="es-419" w:eastAsia="es-CO"/>
+        </w:rPr>
+        <w:t>.</w:t>
+      </w:r>
+    </w:p>
+    <w:p>
+      <w:pPr>
+        <w:pStyle w:val="Prrafodelista"/>
+        <w:ind w:left="709" w:firstLine="0"/>
+        <w:rPr>
+          <w:lang w:val="es-419" w:eastAsia="es-CO"/>
+        </w:rPr>
+      </w:pPr>
+    </w:p>
+    <w:p>
+      <w:pPr>
+        <w:pStyle w:val="Prrafodelista"/>
+        <w:ind w:left="709" w:firstLine="0"/>
+        <w:rPr>
+          <w:lang w:val="es-419" w:eastAsia="es-CO"/>
+        </w:rPr>
+      </w:pPr>
+    </w:p>
+    <w:p>
+      <w:pPr>
+        <w:pStyle w:val="Prrafodelista"/>
+        <w:ind w:left="709" w:firstLine="0"/>
+        <w:rPr>
+          <w:lang w:val="es-419" w:eastAsia="es-CO"/>
+        </w:rPr>
+      </w:pPr>
+    </w:p>
+    <w:p>
+      <w:pPr>
+        <w:pStyle w:val="Prrafodelista"/>
+        <w:numPr>
+          <w:ilvl w:val="0"/>
+          <w:numId w:val="18"/>
+        </w:numPr>
+        <w:ind w:left="709"/>
+        <w:rPr>
+          <w:b/>
+          <w:bCs/>
+          <w:lang w:val="es-419" w:eastAsia="es-CO"/>
+        </w:rPr>
+      </w:pPr>
+      <w:r>
+        <w:rPr>
+          <w:b/>
+          <w:bCs/>
+          <w:lang w:val="es-419" w:eastAsia="es-CO"/>
+        </w:rPr>
+        <w:lastRenderedPageBreak/>
+        <w:t>Estrategia de penetración de mercado</w:t>
+      </w:r>
+    </w:p>
+    <w:p>
+      <w:pPr>
+        <w:rPr>
+          <w:lang w:val="es-419" w:eastAsia="es-CO"/>
+        </w:rPr>
+      </w:pPr>
+      <w:r>
+        <w:rPr>
+          <w:lang w:val="es-419" w:eastAsia="es-CO"/>
+        </w:rPr>
+        <w:t>Se enfoca en ganar rápidamente cuota de mercado mediante precios bajos y promoción intensa. Un ejemplo es Aguacatex, que lanza ofertas especiales para atraer nuevos clientes en el mercado estadounidense</w:t>
+      </w:r>
+      <w:r>
+        <w:rPr>
+          <w:lang w:val="es-419" w:eastAsia="es-CO"/>
+        </w:rPr>
+        <w:t>.</w:t>
+      </w:r>
+    </w:p>
+    <w:p>
+      <w:pPr>
+        <w:pStyle w:val="Ttulo2"/>
+      </w:pPr>
+      <w:bookmarkStart w:id="8" w:name="_Toc203725741"/>
+      <w:r>
+        <w:t>Criterios de diseño</w:t>
+      </w:r>
+      <w:bookmarkEnd w:id="8"/>
+    </w:p>
+    <w:p>
+      <w:pPr>
+        <w:rPr>
+          <w:lang w:val="es-419" w:eastAsia="es-CO"/>
+        </w:rPr>
+      </w:pPr>
+      <w:r>
+        <w:rPr>
+          <w:lang w:val="es-419" w:eastAsia="es-CO"/>
+        </w:rPr>
+        <w:t>Diseñar estrategias de mercadeo internacional requiere considerar criterios clave que aseguren su efectividad y sostenibilidad. Estos criterios orientan la toma de decisiones, garantizan coherencia con los objetivos empresariales y permiten adaptarse a las condiciones específicas de cada mercado. A continuación, se presentan los principales criterios, su descripción y ejemplos prácticos de aplicación.</w:t>
+      </w:r>
+    </w:p>
+    <w:p>
+      <w:pPr>
+        <w:rPr>
+          <w:b/>
+          <w:bCs/>
+          <w:lang w:val="es-419" w:eastAsia="es-CO"/>
+        </w:rPr>
+      </w:pPr>
+      <w:r>
+        <w:rPr>
+          <w:b/>
+          <w:bCs/>
+          <w:lang w:val="es-419" w:eastAsia="es-CO"/>
+        </w:rPr>
+        <w:t>Coherencia con los objetivos</w:t>
+      </w:r>
+    </w:p>
+    <w:p>
+      <w:pPr>
+        <w:rPr>
+          <w:lang w:val="es-419" w:eastAsia="es-CO"/>
+        </w:rPr>
+      </w:pPr>
+      <w:r>
+        <w:rPr>
+          <w:lang w:val="es-419" w:eastAsia="es-CO"/>
+        </w:rPr>
+        <w:t>Las estrategias internacionales deben estar alineadas con los propósitos corporativos y de mercadeo global, garantizando coherencia entre lo que la empresa quiere lograr y las acciones que implementa.</w:t>
+      </w:r>
+    </w:p>
+    <w:p>
+      <w:pPr>
+        <w:rPr>
+          <w:lang w:val="es-419" w:eastAsia="es-CO"/>
+        </w:rPr>
+      </w:pPr>
+      <w:r>
+        <w:rPr>
+          <w:b/>
+          <w:bCs/>
+          <w:lang w:val="es-419" w:eastAsia="es-CO"/>
+        </w:rPr>
+        <w:t>Ejemplo:</w:t>
+      </w:r>
+      <w:r>
+        <w:rPr>
+          <w:lang w:val="es-419" w:eastAsia="es-CO"/>
+        </w:rPr>
+        <w:t xml:space="preserve"> una compañía que busca posicionarse como líder en innovación tecnológica en América Latina decide aliarse con universidades regionales para desarrollar proyectos conjuntos, fortaleciendo su presencia y reputación en ese mercado.</w:t>
+      </w:r>
+    </w:p>
+    <w:p>
+      <w:pPr>
+        <w:rPr>
+          <w:b/>
+          <w:bCs/>
+          <w:lang w:val="es-419" w:eastAsia="es-CO"/>
+        </w:rPr>
+      </w:pPr>
+      <w:r>
+        <w:rPr>
+          <w:b/>
+          <w:bCs/>
+          <w:lang w:val="es-419" w:eastAsia="es-CO"/>
+        </w:rPr>
+        <w:t>Análisis del entorno</w:t>
+      </w:r>
+    </w:p>
+    <w:p>
+      <w:pPr>
+        <w:rPr>
+          <w:lang w:val="es-419" w:eastAsia="es-CO"/>
+        </w:rPr>
+      </w:pPr>
+      <w:r>
+        <w:rPr>
+          <w:lang w:val="es-419" w:eastAsia="es-CO"/>
+        </w:rPr>
+        <w:t xml:space="preserve">Antes de tomar decisiones estratégicas en mercados internacionales, es fundamental considerar el entorno externo, incluyendo factores políticos, económicos, </w:t>
+      </w:r>
+      <w:r>
+        <w:rPr>
+          <w:lang w:val="es-419" w:eastAsia="es-CO"/>
+        </w:rPr>
+        <w:lastRenderedPageBreak/>
+        <w:t>sociales, tecnológicos, ecológicos y legales, ya que estos pueden influir en la viabilidad de la entrada.</w:t>
+      </w:r>
+    </w:p>
+    <w:p>
+      <w:pPr>
+        <w:rPr>
+          <w:lang w:val="es-419" w:eastAsia="es-CO"/>
+        </w:rPr>
+      </w:pPr>
+      <w:r>
+        <w:rPr>
+          <w:b/>
+          <w:bCs/>
+          <w:lang w:val="es-419" w:eastAsia="es-CO"/>
+        </w:rPr>
+        <w:t>Ejemplo</w:t>
+      </w:r>
+      <w:r>
+        <w:rPr>
+          <w:lang w:val="es-419" w:eastAsia="es-CO"/>
+        </w:rPr>
+        <w:t>: una empresa alimentaria que detecta restricciones arancelarias en un país europeo adapta su estrategia priorizando productos que se benefician de tratados bilaterales.</w:t>
+      </w:r>
+    </w:p>
+    <w:p>
+      <w:pPr>
+        <w:rPr>
+          <w:b/>
+          <w:bCs/>
+          <w:lang w:val="es-419" w:eastAsia="es-CO"/>
+        </w:rPr>
+      </w:pPr>
+      <w:r>
+        <w:rPr>
+          <w:b/>
+          <w:bCs/>
+          <w:lang w:val="es-419" w:eastAsia="es-CO"/>
+        </w:rPr>
+        <w:t>Segmentación de mercado</w:t>
+      </w:r>
+    </w:p>
+    <w:p>
+      <w:pPr>
+        <w:rPr>
+          <w:lang w:val="es-419" w:eastAsia="es-CO"/>
+        </w:rPr>
+      </w:pPr>
+      <w:r>
+        <w:rPr>
+          <w:lang w:val="es-419" w:eastAsia="es-CO"/>
+        </w:rPr>
+        <w:t>La segmentación permite enfocar recursos y esfuerzos en grupos específicos del mercado que comparten características similares, lo que mejora la eficacia de la estrategia.</w:t>
+      </w:r>
+    </w:p>
+    <w:p>
+      <w:pPr>
+        <w:rPr>
+          <w:lang w:val="es-419" w:eastAsia="es-CO"/>
+        </w:rPr>
+      </w:pPr>
+      <w:r>
+        <w:rPr>
+          <w:b/>
+          <w:bCs/>
+          <w:lang w:val="es-419" w:eastAsia="es-CO"/>
+        </w:rPr>
+        <w:t>Ejemplo</w:t>
+      </w:r>
+      <w:r>
+        <w:rPr>
+          <w:lang w:val="es-419" w:eastAsia="es-CO"/>
+        </w:rPr>
+        <w:t>: una marca de cosméticos naturales enfoca su campaña en mujeres jóvenes profesionales de Centroamérica interesadas en productos ecológicos y libres de crueldad animal.</w:t>
+      </w:r>
+    </w:p>
+    <w:p>
+      <w:pPr>
+        <w:rPr>
+          <w:b/>
+          <w:bCs/>
+          <w:lang w:val="es-419" w:eastAsia="es-CO"/>
+        </w:rPr>
+      </w:pPr>
+      <w:r>
+        <w:rPr>
+          <w:b/>
+          <w:bCs/>
+          <w:lang w:val="es-419" w:eastAsia="es-CO"/>
+        </w:rPr>
+        <w:t>Diferenciación competitiva</w:t>
+      </w:r>
+    </w:p>
+    <w:p>
+      <w:pPr>
+        <w:rPr>
+          <w:lang w:val="es-419" w:eastAsia="es-CO"/>
+        </w:rPr>
+      </w:pPr>
+      <w:r>
+        <w:rPr>
+          <w:lang w:val="es-419" w:eastAsia="es-CO"/>
+        </w:rPr>
+        <w:t>Para sobresalir en el entorno global, es clave incorporar elementos distintivos en la oferta que generen valor y sean difíciles de replicar.</w:t>
+      </w:r>
+    </w:p>
+    <w:p>
+      <w:pPr>
+        <w:rPr>
+          <w:lang w:val="es-419" w:eastAsia="es-CO"/>
+        </w:rPr>
+      </w:pPr>
+      <w:r>
+        <w:rPr>
+          <w:b/>
+          <w:bCs/>
+          <w:lang w:val="es-419" w:eastAsia="es-CO"/>
+        </w:rPr>
+        <w:t>Ejemplo</w:t>
+      </w:r>
+      <w:r>
+        <w:rPr>
+          <w:lang w:val="es-419" w:eastAsia="es-CO"/>
+        </w:rPr>
+        <w:t>: una empresa de calzado sostenible lanza una línea fabricada con fibras recicladas del océano, atrayendo consumidores conscientes y posicionándose como innovadora y responsable ambientalmente.</w:t>
+      </w:r>
+    </w:p>
+    <w:p>
+      <w:pPr>
+        <w:rPr>
+          <w:b/>
+          <w:bCs/>
+          <w:lang w:val="es-419" w:eastAsia="es-CO"/>
+        </w:rPr>
+      </w:pPr>
+      <w:r>
+        <w:rPr>
+          <w:b/>
+          <w:bCs/>
+          <w:lang w:val="es-419" w:eastAsia="es-CO"/>
+        </w:rPr>
+        <w:t>Adaptabilidad cultural</w:t>
+      </w:r>
+    </w:p>
+    <w:p>
+      <w:pPr>
+        <w:rPr>
+          <w:lang w:val="es-419" w:eastAsia="es-CO"/>
+        </w:rPr>
+      </w:pPr>
+      <w:r>
+        <w:rPr>
+          <w:lang w:val="es-419" w:eastAsia="es-CO"/>
+        </w:rPr>
+        <w:t>Reconocer y respetar las diferencias culturales de cada mercado permite evitar malentendidos y mejorar la aceptación del producto o servicio.</w:t>
+      </w:r>
+    </w:p>
+    <w:p>
+      <w:pPr>
+        <w:rPr>
+          <w:lang w:val="es-419" w:eastAsia="es-CO"/>
+        </w:rPr>
+      </w:pPr>
+      <w:r>
+        <w:rPr>
+          <w:b/>
+          <w:bCs/>
+          <w:lang w:val="es-419" w:eastAsia="es-CO"/>
+        </w:rPr>
+        <w:lastRenderedPageBreak/>
+        <w:t>Ejemplo:</w:t>
+      </w:r>
+      <w:r>
+        <w:rPr>
+          <w:lang w:val="es-419" w:eastAsia="es-CO"/>
+        </w:rPr>
+        <w:t xml:space="preserve"> una cadena de comida rápida ajusta su menú en India para ofrecer opciones vegetarianas y eliminar ingredientes no aceptados por razones religiosas.</w:t>
+      </w:r>
+    </w:p>
+    <w:p>
+      <w:pPr>
+        <w:rPr>
+          <w:b/>
+          <w:bCs/>
+          <w:lang w:val="es-419" w:eastAsia="es-CO"/>
+        </w:rPr>
+      </w:pPr>
+      <w:r>
+        <w:rPr>
+          <w:b/>
+          <w:bCs/>
+          <w:lang w:val="es-419" w:eastAsia="es-CO"/>
+        </w:rPr>
+        <w:t>Viabilidad operativa y financiera</w:t>
+      </w:r>
+    </w:p>
+    <w:p>
+      <w:pPr>
+        <w:rPr>
+          <w:lang w:val="es-419" w:eastAsia="es-CO"/>
+        </w:rPr>
+      </w:pPr>
+      <w:r>
+        <w:rPr>
+          <w:lang w:val="es-419" w:eastAsia="es-CO"/>
+        </w:rPr>
+        <w:t>Las estrategias deben ser realistas y ejecutables con los recursos disponibles, considerando capacidades internas y limitaciones presupuestarias.</w:t>
+      </w:r>
+    </w:p>
+    <w:p>
+      <w:pPr>
+        <w:rPr>
+          <w:lang w:val="es-419" w:eastAsia="es-CO"/>
+        </w:rPr>
+      </w:pPr>
+      <w:r>
+        <w:rPr>
+          <w:b/>
+          <w:bCs/>
+          <w:lang w:val="es-419" w:eastAsia="es-CO"/>
+        </w:rPr>
+        <w:t>Ejemplo</w:t>
+      </w:r>
+      <w:r>
+        <w:rPr>
+          <w:lang w:val="es-419" w:eastAsia="es-CO"/>
+        </w:rPr>
+        <w:t>: una pyme opta por trabajar con distribuidores locales en lugar de abrir tiendas propias, lo cual le permite ingresar al mercado internacional reduciendo riesgos y costos.</w:t>
+      </w:r>
+    </w:p>
+    <w:p>
+      <w:pPr>
+        <w:rPr>
+          <w:b/>
+          <w:bCs/>
+          <w:lang w:val="es-419" w:eastAsia="es-CO"/>
+        </w:rPr>
+      </w:pPr>
+      <w:r>
+        <w:rPr>
+          <w:b/>
+          <w:bCs/>
+          <w:lang w:val="es-419" w:eastAsia="es-CO"/>
+        </w:rPr>
+        <w:t>Sostenibilidad a largo plazo</w:t>
+      </w:r>
+    </w:p>
+    <w:p>
+      <w:pPr>
+        <w:rPr>
+          <w:lang w:val="es-419" w:eastAsia="es-CO"/>
+        </w:rPr>
+      </w:pPr>
+      <w:r>
+        <w:rPr>
+          <w:lang w:val="es-419" w:eastAsia="es-CO"/>
+        </w:rPr>
+        <w:t>Es necesario que las estrategias consideren su impacto a futuro, no solo en términos económicos, sino también sociales y ambientales, asegurando una expansión responsable.</w:t>
+      </w:r>
+    </w:p>
+    <w:p>
+      <w:pPr>
+        <w:rPr>
+          <w:lang w:val="es-419" w:eastAsia="es-CO"/>
+        </w:rPr>
+      </w:pPr>
+      <w:r>
+        <w:rPr>
+          <w:b/>
+          <w:bCs/>
+          <w:lang w:val="es-419" w:eastAsia="es-CO"/>
+        </w:rPr>
+        <w:t>Ejemplo</w:t>
+      </w:r>
+      <w:r>
+        <w:rPr>
+          <w:lang w:val="es-419" w:eastAsia="es-CO"/>
+        </w:rPr>
+        <w:t>: una empresa textil crea alianzas con agricultores en África para cultivar algodón bajo prácticas sostenibles, fortaleciendo una cadena de valor ética y resiliente en el tiempo.</w:t>
+      </w:r>
+    </w:p>
+    <w:p>
+      <w:pPr>
+        <w:rPr>
+          <w:b/>
+          <w:bCs/>
+          <w:lang w:val="es-419" w:eastAsia="es-CO"/>
+        </w:rPr>
+      </w:pPr>
+      <w:r>
+        <w:rPr>
+          <w:b/>
+          <w:bCs/>
+          <w:lang w:val="es-419" w:eastAsia="es-CO"/>
+        </w:rPr>
+        <w:t>Estrategia de ventas</w:t>
+      </w:r>
+    </w:p>
+    <w:p>
+      <w:pPr>
+        <w:rPr>
+          <w:lang w:val="es-419" w:eastAsia="es-CO"/>
+        </w:rPr>
+      </w:pPr>
+      <w:r>
+        <w:rPr>
+          <w:lang w:val="es-419" w:eastAsia="es-CO"/>
+        </w:rPr>
+        <w:t>Se invita a consultar el video</w:t>
+      </w:r>
+      <w:r>
+        <w:rPr>
+          <w:lang w:val="es-419" w:eastAsia="es-CO"/>
+        </w:rPr>
+        <w:t xml:space="preserve"> </w:t>
+      </w:r>
+      <w:r>
+        <w:rPr>
+          <w:lang w:val="es-419" w:eastAsia="es-CO"/>
+        </w:rPr>
+        <w:t>del Ecosistema de Recursos Educativos Digitales SENA, ideal para comprender conceptos clave en el proceso comercial:</w:t>
+      </w:r>
+      <w:r>
+        <w:rPr>
+          <w:lang w:val="es-419" w:eastAsia="es-CO"/>
+        </w:rPr>
+        <w:t xml:space="preserve"> </w:t>
+      </w:r>
+      <w:hyperlink r:id="rId17" w:history="1">
+        <w:r>
+          <w:rPr>
+            <w:rStyle w:val="Hipervnculo"/>
+            <w:b/>
+            <w:bCs/>
+            <w:lang w:val="es-419" w:eastAsia="es-CO"/>
+          </w:rPr>
+          <w:t>Enlace</w:t>
+        </w:r>
+      </w:hyperlink>
+      <w:r>
+        <w:rPr>
+          <w:lang w:val="es-419" w:eastAsia="es-CO"/>
+        </w:rPr>
+        <w:t xml:space="preserve"> </w:t>
+      </w:r>
       <w:r>
         <w:rPr>
           <w:lang w:val="es-419" w:eastAsia="es-CO"/>
@@ -5436,7 +5546,21 @@
         <w:rPr>
           <w:lang w:val="es-419" w:eastAsia="es-CO"/>
         </w:rPr>
-        <w:t>ermiten medir el cumplimiento de los objetivos y realizar ajustes cuando sea necesario, a través de indicadores clave de desempeño (KPIs) y mecanismos de retroalimentación. Esta etapa implica definir métricas relevantes desde el inicio, establecer una periodicidad de seguimiento y aplicar correctivos de forma oportuna para maximizar el impacto y minimizar los riesgos.</w:t>
+        <w:t>ermiten medir el cumplimiento de los objetivos y realizar ajustes cuando sea necesario, a través de indicadores clave de desempeño (</w:t>
+      </w:r>
+      <w:proofErr w:type="spellStart"/>
+      <w:r>
+        <w:rPr>
+          <w:lang w:val="es-419" w:eastAsia="es-CO"/>
+        </w:rPr>
+        <w:t>KPIs</w:t>
+      </w:r>
+      <w:proofErr w:type="spellEnd"/>
+      <w:r>
+        <w:rPr>
+          <w:lang w:val="es-419" w:eastAsia="es-CO"/>
+        </w:rPr>
+        <w:t>) y mecanismos de retroalimentación. Esta etapa implica definir métricas relevantes desde el inicio, establecer una periodicidad de seguimiento y aplicar correctivos de forma oportuna para maximizar el impacto y minimizar los riesgos.</w:t>
       </w:r>
     </w:p>
     <w:p>
@@ -7075,7 +7199,43 @@
           <w:szCs w:val="24"/>
           <w:lang w:val="es-419" w:eastAsia="es-CO"/>
         </w:rPr>
-        <w:t>: Lamb, C., Hair, J., &amp; McDaniel, C. 2019</w:t>
+        <w:t xml:space="preserve">: Lamb, C., </w:t>
+      </w:r>
+      <w:proofErr w:type="spellStart"/>
+      <w:r>
+        <w:rPr>
+          <w:sz w:val="24"/>
+          <w:szCs w:val="24"/>
+          <w:lang w:val="es-419" w:eastAsia="es-CO"/>
+        </w:rPr>
+        <w:t>Hair</w:t>
+      </w:r>
+      <w:proofErr w:type="spellEnd"/>
+      <w:r>
+        <w:rPr>
+          <w:sz w:val="24"/>
+          <w:szCs w:val="24"/>
+          <w:lang w:val="es-419" w:eastAsia="es-CO"/>
+        </w:rPr>
+        <w:t xml:space="preserve">, J., &amp; </w:t>
+      </w:r>
+      <w:proofErr w:type="spellStart"/>
+      <w:r>
+        <w:rPr>
+          <w:sz w:val="24"/>
+          <w:szCs w:val="24"/>
+          <w:lang w:val="es-419" w:eastAsia="es-CO"/>
+        </w:rPr>
+        <w:t>McDaniel</w:t>
+      </w:r>
+      <w:proofErr w:type="spellEnd"/>
+      <w:r>
+        <w:rPr>
+          <w:sz w:val="24"/>
+          <w:szCs w:val="24"/>
+          <w:lang w:val="es-419" w:eastAsia="es-CO"/>
+        </w:rPr>
+        <w:t>, C. 2019</w:t>
       </w:r>
       <w:r>
         <w:rPr>
@@ -7312,8 +7472,17 @@
                 <w:rStyle w:val="Extranjerismo"/>
                 <w:lang w:val="es-CO"/>
               </w:rPr>
-              <w:t>marketing mix</w:t>
-            </w:r>
+              <w:t xml:space="preserve">marketing </w:t>
+            </w:r>
+            <w:proofErr w:type="spellStart"/>
+            <w:r>
+              <w:rPr>
+                <w:rStyle w:val="Extranjerismo"/>
+                <w:lang w:val="es-CO"/>
+              </w:rPr>
+              <w:t>mix</w:t>
+            </w:r>
+            <w:proofErr w:type="spellEnd"/>
             <w:r>
               <w:rPr>
                 <w:rFonts w:asciiTheme="minorHAnsi" w:hAnsiTheme="minorHAnsi" w:cs="Arial"/>
@@ -7506,13 +7675,23 @@
                 <w:lang w:val="es-CO"/>
               </w:rPr>
             </w:pPr>
-            <w:r>
-              <w:rPr>
-                <w:rFonts w:asciiTheme="minorHAnsi" w:hAnsiTheme="minorHAnsi" w:cs="Arial"/>
-                <w:szCs w:val="24"/>
-                <w:lang w:val="es-CO"/>
-              </w:rPr>
-              <w:t>KPIs (Indicadores clave de desempeño)</w:t>
+            <w:proofErr w:type="spellStart"/>
+            <w:r>
+              <w:rPr>
+                <w:rFonts w:asciiTheme="minorHAnsi" w:hAnsiTheme="minorHAnsi" w:cs="Arial"/>
+                <w:szCs w:val="24"/>
+                <w:lang w:val="es-CO"/>
+              </w:rPr>
+              <w:t>KPIs</w:t>
+            </w:r>
+            <w:proofErr w:type="spellEnd"/>
+            <w:r>
+              <w:rPr>
+                <w:rFonts w:asciiTheme="minorHAnsi" w:hAnsiTheme="minorHAnsi" w:cs="Arial"/>
+                <w:szCs w:val="24"/>
+                <w:lang w:val="es-CO"/>
+              </w:rPr>
+              <w:t xml:space="preserve"> (Indicadores clave de desempeño)</w:t>
             </w:r>
             <w:r>
               <w:rPr>
@@ -7611,13 +7790,31 @@
               </w:rPr>
               <w:t>Cuadro de mando integral (</w:t>
             </w:r>
+            <w:proofErr w:type="spellStart"/>
             <w:r>
               <w:rPr>
                 <w:rStyle w:val="Extranjerismo"/>
                 <w:lang w:val="es-CO"/>
               </w:rPr>
-              <w:t>Balanced Scorecard</w:t>
-            </w:r>
+              <w:t>Balanced</w:t>
+            </w:r>
+            <w:proofErr w:type="spellEnd"/>
+            <w:r>
+              <w:rPr>
+                <w:rStyle w:val="Extranjerismo"/>
+                <w:lang w:val="es-CO"/>
+              </w:rPr>
+              <w:t xml:space="preserve"> </w:t>
+            </w:r>
+            <w:proofErr w:type="spellStart"/>
+            <w:r>
+              <w:rPr>
+                <w:rStyle w:val="Extranjerismo"/>
+                <w:lang w:val="es-CO"/>
+              </w:rPr>
+              <w:t>Scorecard</w:t>
+            </w:r>
+            <w:proofErr w:type="spellEnd"/>
             <w:r>
               <w:rPr>
                 <w:rFonts w:asciiTheme="minorHAnsi" w:hAnsiTheme="minorHAnsi" w:cs="Arial"/>
@@ -7709,7 +7906,25 @@
           <w:szCs w:val="24"/>
           <w:lang w:val="es-419" w:eastAsia="es-CO"/>
         </w:rPr>
-        <w:t>: Westwood, J. 2013.</w:t>
+        <w:t xml:space="preserve">: </w:t>
+      </w:r>
+      <w:proofErr w:type="spellStart"/>
+      <w:r>
+        <w:rPr>
+          <w:sz w:val="24"/>
+          <w:szCs w:val="24"/>
+          <w:lang w:val="es-419" w:eastAsia="es-CO"/>
+        </w:rPr>
+        <w:t>Westwood</w:t>
+      </w:r>
+      <w:proofErr w:type="spellEnd"/>
+      <w:r>
+        <w:rPr>
+          <w:sz w:val="24"/>
+          <w:szCs w:val="24"/>
+          <w:lang w:val="es-419" w:eastAsia="es-CO"/>
+        </w:rPr>
+        <w:t>, J. 2013.</w:t>
       </w:r>
     </w:p>
     <w:p>
@@ -7853,20 +8068,48 @@
               <w:rPr>
                 <w:lang w:val="es-419"/>
               </w:rPr>
-              <w:t xml:space="preserve">l plan de mercadeo internacional … y aquí conmigo está Kevin, aprendiz del SENA y el que siempre pone el sazón. ¿Qué hubo, Kevin? </w:t>
-            </w:r>
-          </w:p>
-          <w:p>
-            <w:pPr>
+              <w:t xml:space="preserve">l plan de mercadeo internacional … y aquí conmigo está Kevin, aprendiz del SENA y el que siempre pone </w:t>
+            </w:r>
+            <w:proofErr w:type="gramStart"/>
+            <w:r>
               <w:rPr>
                 <w:lang w:val="es-419"/>
               </w:rPr>
-            </w:pPr>
+              <w:t>el sazón</w:t>
+            </w:r>
+            <w:proofErr w:type="gramEnd"/>
             <w:r>
               <w:rPr>
                 <w:lang w:val="es-419"/>
               </w:rPr>
-              <w:t xml:space="preserve">¡Mi estimado! Aquí listo, con el sombrero bien puesto pa' que no se me vaya volando el plan… Porque eso de hacer plan es más delicado que ponerle la sal a la sopa de pescado, ¡no le puede faltar ni tampoco pasarse! </w:t>
+              <w:t xml:space="preserve">. ¿Qué hubo, Kevin? </w:t>
+            </w:r>
+          </w:p>
+          <w:p>
+            <w:pPr>
+              <w:rPr>
+                <w:lang w:val="es-419"/>
+              </w:rPr>
+            </w:pPr>
+            <w:r>
+              <w:rPr>
+                <w:lang w:val="es-419"/>
+              </w:rPr>
+              <w:t xml:space="preserve">¡Mi estimado! Aquí listo, con el sombrero bien puesto </w:t>
+            </w:r>
+            <w:proofErr w:type="spellStart"/>
+            <w:r>
+              <w:rPr>
+                <w:lang w:val="es-419"/>
+              </w:rPr>
+              <w:t>pa</w:t>
+            </w:r>
+            <w:proofErr w:type="spellEnd"/>
+            <w:r>
+              <w:rPr>
+                <w:lang w:val="es-419"/>
+              </w:rPr>
+              <w:t xml:space="preserve">' que no se me vaya volando el plan… Porque eso de hacer plan es más delicado que ponerle la sal a la sopa de pescado, ¡no le puede faltar ni tampoco pasarse! </w:t>
             </w:r>
           </w:p>
           <w:p>
@@ -8015,19 +8258,33 @@
               <w:rPr>
                 <w:lang w:val="es-419"/>
               </w:rPr>
-              <w:t xml:space="preserve">Peste-qué… suena a insecticida PESTEL: ¡El insecticida que no deja ni uno vivo!, pero aquí es bueno, no? </w:t>
-            </w:r>
-          </w:p>
-          <w:p>
-            <w:pPr>
+              <w:t xml:space="preserve">Peste-qué… suena a insecticida PESTEL: ¡El insecticida que no deja ni uno vivo!, pero aquí es bueno, </w:t>
+            </w:r>
+            <w:proofErr w:type="gramStart"/>
+            <w:r>
               <w:rPr>
                 <w:lang w:val="es-419"/>
               </w:rPr>
-            </w:pPr>
+              <w:t>no?</w:t>
+            </w:r>
+            <w:proofErr w:type="gramEnd"/>
             <w:r>
               <w:rPr>
                 <w:lang w:val="es-419"/>
               </w:rPr>
+              <w:t xml:space="preserve"> </w:t>
+            </w:r>
+          </w:p>
+          <w:p>
+            <w:pPr>
+              <w:rPr>
+                <w:lang w:val="es-419"/>
+              </w:rPr>
+            </w:pPr>
+            <w:r>
+              <w:rPr>
+                <w:lang w:val="es-419"/>
+              </w:rPr>
               <w:t xml:space="preserve">Sí, PESTEL ayuda a saber qué puede afectar la venta de tu producto. Luego analizamos lo interno, o sea, cómo está la empresa. Para eso usamos la matriz DOFA, que mira fortalezas, oportunidades, debilidades y amenazas. </w:t>
             </w:r>
           </w:p>
@@ -8041,7 +8298,21 @@
               <w:rPr>
                 <w:lang w:val="es-419"/>
               </w:rPr>
-              <w:t xml:space="preserve">¡Ah, DOFA! Eso sí me gusta, es lo que le da sabor al plan. Mi fortaleza: lo piloso, mi debilidad: la comida y las chicas lindas, oportunidad: que me dieron de estar aquí y mi amenaza: mi mamá con su chancla si no le llego temprano a la casa jajajaj </w:t>
+              <w:t xml:space="preserve">¡Ah, DOFA! Eso sí me gusta, es lo que le da sabor al plan. Mi fortaleza: lo piloso, mi debilidad: la comida y las chicas lindas, oportunidad: que me dieron de estar aquí y mi amenaza: mi mamá con su chancla si no le llego temprano a la casa </w:t>
+            </w:r>
+            <w:proofErr w:type="spellStart"/>
+            <w:r>
+              <w:rPr>
+                <w:lang w:val="es-419"/>
+              </w:rPr>
+              <w:t>jajajaj</w:t>
+            </w:r>
+            <w:proofErr w:type="spellEnd"/>
+            <w:r>
+              <w:rPr>
+                <w:lang w:val="es-419"/>
+              </w:rPr>
+              <w:t xml:space="preserve"> </w:t>
             </w:r>
           </w:p>
           <w:p>
@@ -8152,19 +8423,33 @@
               <w:rPr>
                 <w:lang w:val="es-419"/>
               </w:rPr>
-              <w:t xml:space="preserve">Jajaja, y no se olvida el presupuesto, para saber cuánto dinero se necesita y no quedar “pelao” a mitad de camino. </w:t>
-            </w:r>
-          </w:p>
-          <w:p>
-            <w:pPr>
+              <w:t>Jajaja, y no se olvida el presupuesto, para saber cuánto dinero se necesita y no quedar “</w:t>
+            </w:r>
+            <w:proofErr w:type="spellStart"/>
+            <w:r>
               <w:rPr>
                 <w:lang w:val="es-419"/>
               </w:rPr>
-            </w:pPr>
+              <w:t>pelao</w:t>
+            </w:r>
+            <w:proofErr w:type="spellEnd"/>
             <w:r>
               <w:rPr>
                 <w:lang w:val="es-419"/>
               </w:rPr>
+              <w:t xml:space="preserve">” a mitad de camino. </w:t>
+            </w:r>
+          </w:p>
+          <w:p>
+            <w:pPr>
+              <w:rPr>
+                <w:lang w:val="es-419"/>
+              </w:rPr>
+            </w:pPr>
+            <w:r>
+              <w:rPr>
+                <w:lang w:val="es-419"/>
+              </w:rPr>
               <w:t xml:space="preserve">Claro, porque hacer negocio sin plata es como el sancocho sin agua, ¡no sale nada! </w:t>
             </w:r>
           </w:p>
@@ -8192,20 +8477,21 @@
                 <w:lang w:val="es-419"/>
               </w:rPr>
               <w:lastRenderedPageBreak/>
-              <w:t xml:space="preserve">O sea, revisar el plan como reviso mi cartera después de una salida con amigos, pa' ver si todo está bien. </w:t>
-            </w:r>
-          </w:p>
-          <w:p>
-            <w:pPr>
+              <w:t xml:space="preserve">O sea, revisar el plan como reviso mi cartera después de una salida con amigos, </w:t>
+            </w:r>
+            <w:proofErr w:type="spellStart"/>
+            <w:r>
               <w:rPr>
                 <w:lang w:val="es-419"/>
               </w:rPr>
-            </w:pPr>
+              <w:t>pa</w:t>
+            </w:r>
+            <w:proofErr w:type="spellEnd"/>
             <w:r>
               <w:rPr>
                 <w:lang w:val="es-419"/>
               </w:rPr>
-              <w:t xml:space="preserve">¡Así es, jajajaja! En resumen, un plan de mercadeo internacional no es solo vender en otro país. Es entenderlo, adaptarte, y crear una estrategia sólida. </w:t>
+              <w:t xml:space="preserve">' ver si todo está bien. </w:t>
             </w:r>
           </w:p>
           <w:p>
@@ -8218,19 +8504,60 @@
               <w:rPr>
                 <w:lang w:val="es-419"/>
               </w:rPr>
-              <w:t xml:space="preserve">A veerr si entendí: el Plan de Mercadeo Internacional no es copiar y pegar lo que ya tienes. Es investigar, adaptar y actuar con estrategia. </w:t>
-            </w:r>
-          </w:p>
-          <w:p>
-            <w:pPr>
+              <w:t xml:space="preserve">¡Así es, </w:t>
+            </w:r>
+            <w:proofErr w:type="spellStart"/>
+            <w:r>
               <w:rPr>
                 <w:lang w:val="es-419"/>
               </w:rPr>
-            </w:pPr>
+              <w:t>jajajaja</w:t>
+            </w:r>
+            <w:proofErr w:type="spellEnd"/>
             <w:r>
               <w:rPr>
                 <w:lang w:val="es-419"/>
               </w:rPr>
+              <w:t xml:space="preserve">! En resumen, un plan de mercadeo internacional no es solo vender en otro país. Es entenderlo, adaptarte, y crear una estrategia sólida. </w:t>
+            </w:r>
+          </w:p>
+          <w:p>
+            <w:pPr>
+              <w:rPr>
+                <w:lang w:val="es-419"/>
+              </w:rPr>
+            </w:pPr>
+            <w:r>
+              <w:rPr>
+                <w:lang w:val="es-419"/>
+              </w:rPr>
+              <w:t xml:space="preserve">A </w:t>
+            </w:r>
+            <w:proofErr w:type="spellStart"/>
+            <w:r>
+              <w:rPr>
+                <w:lang w:val="es-419"/>
+              </w:rPr>
+              <w:t>veerr</w:t>
+            </w:r>
+            <w:proofErr w:type="spellEnd"/>
+            <w:r>
+              <w:rPr>
+                <w:lang w:val="es-419"/>
+              </w:rPr>
+              <w:t xml:space="preserve"> si entendí: el Plan de Mercadeo Internacional no es copiar y pegar lo que ya tienes. Es investigar, adaptar y actuar con estrategia. </w:t>
+            </w:r>
+          </w:p>
+          <w:p>
+            <w:pPr>
+              <w:rPr>
+                <w:lang w:val="es-419"/>
+              </w:rPr>
+            </w:pPr>
+            <w:r>
+              <w:rPr>
+                <w:lang w:val="es-419"/>
+              </w:rPr>
               <w:t xml:space="preserve">Perfecto Kevin ¡Y eso es lo que hace la diferencia entre un intento fallido y un éxito global! Recuerden que un buen plan de mercadeo internacional es la clave para llegar lejos. </w:t>
             </w:r>
           </w:p>
@@ -8244,7 +8571,21 @@
               <w:rPr>
                 <w:lang w:val="es-419"/>
               </w:rPr>
-              <w:t xml:space="preserve">¡Si no venden es porque al plan le faltó más plan! Jajajaja Y si quieren vender paletas hasta en la luna, pues tienen que planear bien. ¡Chao, mi gente! </w:t>
+              <w:t xml:space="preserve">¡Si no venden es porque al plan le faltó más plan! </w:t>
+            </w:r>
+            <w:proofErr w:type="spellStart"/>
+            <w:r>
+              <w:rPr>
+                <w:lang w:val="es-419"/>
+              </w:rPr>
+              <w:t>Jajajaja</w:t>
+            </w:r>
+            <w:proofErr w:type="spellEnd"/>
+            <w:r>
+              <w:rPr>
+                <w:lang w:val="es-419"/>
+              </w:rPr>
+              <w:t xml:space="preserve"> Y si quieren vender paletas hasta en la luna, pues tienen que planear bien. ¡Chao, mi gente! </w:t>
             </w:r>
           </w:p>
           <w:p>
@@ -9229,7 +9570,21 @@
         <w:rPr>
           <w:lang w:val="es-419" w:eastAsia="es-CO"/>
         </w:rPr>
-        <w:t>Con el fin de comprender el contexto macroambiental que influye en la internacionalización de Aguacatex S.A.S</w:t>
+        <w:t xml:space="preserve">Con el fin de comprender el contexto </w:t>
+      </w:r>
+      <w:proofErr w:type="spellStart"/>
+      <w:r>
+        <w:rPr>
+          <w:lang w:val="es-419" w:eastAsia="es-CO"/>
+        </w:rPr>
+        <w:t>macroambiental</w:t>
+      </w:r>
+      <w:proofErr w:type="spellEnd"/>
+      <w:r>
+        <w:rPr>
+          <w:lang w:val="es-419" w:eastAsia="es-CO"/>
+        </w:rPr>
+        <w:t xml:space="preserve"> que influye en la internacionalización de Aguacatex S.A.S</w:t>
       </w:r>
       <w:r>
         <w:rPr>
@@ -9555,8 +9910,19 @@
                 <w:szCs w:val="24"/>
                 <w:lang w:val="es-CO"/>
               </w:rPr>
-              <w:t>Aprendizaje para Aguacatex</w:t>
-            </w:r>
+              <w:t xml:space="preserve">Aprendizaje para </w:t>
+            </w:r>
+            <w:proofErr w:type="spellStart"/>
+            <w:r>
+              <w:rPr>
+                <w:rFonts w:asciiTheme="minorHAnsi" w:hAnsiTheme="minorHAnsi" w:cs="Arial"/>
+                <w:bCs/>
+                <w:szCs w:val="24"/>
+                <w:lang w:val="es-CO"/>
+              </w:rPr>
+              <w:t>Aguacatex</w:t>
+            </w:r>
+            <w:proofErr w:type="spellEnd"/>
           </w:p>
         </w:tc>
       </w:tr>
@@ -9577,13 +9943,23 @@
                 <w:lang w:val="es-CO"/>
               </w:rPr>
             </w:pPr>
-            <w:r>
-              <w:rPr>
-                <w:rFonts w:asciiTheme="minorHAnsi" w:hAnsiTheme="minorHAnsi" w:cs="Arial"/>
-                <w:szCs w:val="24"/>
-                <w:lang w:val="es-CO"/>
-              </w:rPr>
-              <w:t>Mission Produce (EE. UU.)</w:t>
+            <w:proofErr w:type="spellStart"/>
+            <w:r>
+              <w:rPr>
+                <w:rFonts w:asciiTheme="minorHAnsi" w:hAnsiTheme="minorHAnsi" w:cs="Arial"/>
+                <w:szCs w:val="24"/>
+                <w:lang w:val="es-CO"/>
+              </w:rPr>
+              <w:t>Mission</w:t>
+            </w:r>
+            <w:proofErr w:type="spellEnd"/>
+            <w:r>
+              <w:rPr>
+                <w:rFonts w:asciiTheme="minorHAnsi" w:hAnsiTheme="minorHAnsi" w:cs="Arial"/>
+                <w:szCs w:val="24"/>
+                <w:lang w:val="es-CO"/>
+              </w:rPr>
+              <w:t xml:space="preserve"> Produce (EE. UU.)</w:t>
             </w:r>
             <w:r>
               <w:rPr>
@@ -9768,8 +10144,18 @@
                 <w:szCs w:val="24"/>
                 <w:lang w:val="es-CO"/>
               </w:rPr>
-              <w:t>Obtener sellos como Global G.A.P. y FairTrade</w:t>
-            </w:r>
+              <w:t xml:space="preserve">Obtener sellos como Global G.A.P. y </w:t>
+            </w:r>
+            <w:proofErr w:type="spellStart"/>
+            <w:r>
+              <w:rPr>
+                <w:rFonts w:asciiTheme="minorHAnsi" w:hAnsiTheme="minorHAnsi" w:cs="Arial"/>
+                <w:szCs w:val="24"/>
+                <w:lang w:val="es-CO"/>
+              </w:rPr>
+              <w:t>FairTrade</w:t>
+            </w:r>
+            <w:proofErr w:type="spellEnd"/>
             <w:r>
               <w:rPr>
                 <w:rFonts w:asciiTheme="minorHAnsi" w:hAnsiTheme="minorHAnsi" w:cs="Arial"/>
@@ -9798,13 +10184,23 @@
                 <w:lang w:val="es-CO"/>
               </w:rPr>
             </w:pPr>
-            <w:r>
-              <w:rPr>
-                <w:rFonts w:asciiTheme="minorHAnsi" w:hAnsiTheme="minorHAnsi" w:cs="Arial"/>
-                <w:szCs w:val="24"/>
-                <w:lang w:val="es-CO"/>
-              </w:rPr>
-              <w:t>AvoMex (México)</w:t>
+            <w:proofErr w:type="spellStart"/>
+            <w:r>
+              <w:rPr>
+                <w:rFonts w:asciiTheme="minorHAnsi" w:hAnsiTheme="minorHAnsi" w:cs="Arial"/>
+                <w:szCs w:val="24"/>
+                <w:lang w:val="es-CO"/>
+              </w:rPr>
+              <w:t>AvoMex</w:t>
+            </w:r>
+            <w:proofErr w:type="spellEnd"/>
+            <w:r>
+              <w:rPr>
+                <w:rFonts w:asciiTheme="minorHAnsi" w:hAnsiTheme="minorHAnsi" w:cs="Arial"/>
+                <w:szCs w:val="24"/>
+                <w:lang w:val="es-CO"/>
+              </w:rPr>
+              <w:t xml:space="preserve"> (México)</w:t>
             </w:r>
             <w:r>
               <w:rPr>
@@ -10221,6 +10617,7 @@
         </w:rPr>
         <w:t xml:space="preserve">lianzas con importadores, </w:t>
       </w:r>
+      <w:proofErr w:type="spellStart"/>
       <w:r>
         <w:rPr>
           <w:rStyle w:val="Extranjerismo"/>
@@ -10228,12 +10625,14 @@
         </w:rPr>
         <w:t>foodservice</w:t>
       </w:r>
+      <w:proofErr w:type="spellEnd"/>
       <w:r>
         <w:rPr>
           <w:lang w:val="es-419" w:eastAsia="es-CO"/>
         </w:rPr>
         <w:t xml:space="preserve"> y cadenas </w:t>
       </w:r>
+      <w:proofErr w:type="spellStart"/>
       <w:r>
         <w:rPr>
           <w:rStyle w:val="Extranjerismo"/>
@@ -10241,6 +10640,7 @@
         </w:rPr>
         <w:t>retail</w:t>
       </w:r>
+      <w:proofErr w:type="spellEnd"/>
       <w:r>
         <w:rPr>
           <w:lang w:val="es-419" w:eastAsia="es-CO"/>
@@ -10274,6 +10674,7 @@
         </w:rPr>
         <w:t>m</w:t>
       </w:r>
+      <w:proofErr w:type="spellStart"/>
       <w:r>
         <w:rPr>
           <w:rStyle w:val="Extranjerismo"/>
@@ -10281,6 +10682,7 @@
         </w:rPr>
         <w:t>arketing</w:t>
       </w:r>
+      <w:proofErr w:type="spellEnd"/>
       <w:r>
         <w:rPr>
           <w:lang w:val="es-419" w:eastAsia="es-CO"/>
@@ -10616,7 +11018,43 @@
                 <w:szCs w:val="24"/>
                 <w:lang w:val="es-CO"/>
               </w:rPr>
-              <w:t>Certificaciones (GlobalG.A.P., USDA Organic)</w:t>
+              <w:t>Certificaciones (</w:t>
+            </w:r>
+            <w:proofErr w:type="spellStart"/>
+            <w:r>
+              <w:rPr>
+                <w:rFonts w:asciiTheme="minorHAnsi" w:hAnsiTheme="minorHAnsi" w:cs="Arial"/>
+                <w:szCs w:val="24"/>
+                <w:lang w:val="es-CO"/>
+              </w:rPr>
+              <w:t>GlobalG.A.P</w:t>
+            </w:r>
+            <w:proofErr w:type="spellEnd"/>
+            <w:r>
+              <w:rPr>
+                <w:rFonts w:asciiTheme="minorHAnsi" w:hAnsiTheme="minorHAnsi" w:cs="Arial"/>
+                <w:szCs w:val="24"/>
+                <w:lang w:val="es-CO"/>
+              </w:rPr>
+              <w:t xml:space="preserve">., USDA </w:t>
+            </w:r>
+            <w:proofErr w:type="spellStart"/>
+            <w:r>
+              <w:rPr>
+                <w:rFonts w:asciiTheme="minorHAnsi" w:hAnsiTheme="minorHAnsi" w:cs="Arial"/>
+                <w:szCs w:val="24"/>
+                <w:lang w:val="es-CO"/>
+              </w:rPr>
+              <w:t>Organic</w:t>
+            </w:r>
+            <w:proofErr w:type="spellEnd"/>
+            <w:r>
+              <w:rPr>
+                <w:rFonts w:asciiTheme="minorHAnsi" w:hAnsiTheme="minorHAnsi" w:cs="Arial"/>
+                <w:szCs w:val="24"/>
+                <w:lang w:val="es-CO"/>
+              </w:rPr>
+              <w:t>)</w:t>
             </w:r>
             <w:r>
               <w:rPr>
@@ -11486,7 +11924,25 @@
                 <w:szCs w:val="24"/>
                 <w:lang w:val="es-CO"/>
               </w:rPr>
-              <w:t>G.A.P. y USDA Organic.</w:t>
+              <w:t xml:space="preserve">G.A.P. y USDA </w:t>
+            </w:r>
+            <w:proofErr w:type="spellStart"/>
+            <w:r>
+              <w:rPr>
+                <w:rFonts w:asciiTheme="minorHAnsi" w:hAnsiTheme="minorHAnsi" w:cs="Arial"/>
+                <w:szCs w:val="24"/>
+                <w:lang w:val="es-CO"/>
+              </w:rPr>
+              <w:t>Organic</w:t>
+            </w:r>
+            <w:proofErr w:type="spellEnd"/>
+            <w:r>
+              <w:rPr>
+                <w:rFonts w:asciiTheme="minorHAnsi" w:hAnsiTheme="minorHAnsi" w:cs="Arial"/>
+                <w:szCs w:val="24"/>
+                <w:lang w:val="es-CO"/>
+              </w:rPr>
+              <w:t>.</w:t>
             </w:r>
           </w:p>
         </w:tc>
@@ -11958,7 +12414,25 @@
           <w:bCs/>
           <w:lang w:val="es-419" w:eastAsia="es-CO"/>
         </w:rPr>
-        <w:t>Indicadores de éxito (KPIs):</w:t>
+        <w:t>Indicadores de éxito (</w:t>
+      </w:r>
+      <w:proofErr w:type="spellStart"/>
+      <w:r>
+        <w:rPr>
+          <w:b/>
+          <w:bCs/>
+          <w:lang w:val="es-419" w:eastAsia="es-CO"/>
+        </w:rPr>
+        <w:t>KPIs</w:t>
+      </w:r>
+      <w:proofErr w:type="spellEnd"/>
+      <w:r>
+        <w:rPr>
+          <w:b/>
+          <w:bCs/>
+          <w:lang w:val="es-419" w:eastAsia="es-CO"/>
+        </w:rPr>
+        <w:t>):</w:t>
       </w:r>
     </w:p>
     <w:p>
@@ -12176,7 +12650,25 @@
           <w:bCs/>
           <w:lang w:val="es-419" w:eastAsia="es-CO"/>
         </w:rPr>
-        <w:t>Se presenta la matriz de seguimiento de indicadores (KPIs)</w:t>
+        <w:t>Se presenta la matriz de seguimiento de indicadores (</w:t>
+      </w:r>
+      <w:proofErr w:type="spellStart"/>
+      <w:r>
+        <w:rPr>
+          <w:b/>
+          <w:bCs/>
+          <w:lang w:val="es-419" w:eastAsia="es-CO"/>
+        </w:rPr>
+        <w:t>KPIs</w:t>
+      </w:r>
+      <w:proofErr w:type="spellEnd"/>
+      <w:r>
+        <w:rPr>
+          <w:b/>
+          <w:bCs/>
+          <w:lang w:val="es-419" w:eastAsia="es-CO"/>
+        </w:rPr>
+        <w:t>)</w:t>
       </w:r>
     </w:p>
     <w:p>
@@ -12186,12 +12678,28 @@
           <w:lang w:val="es-419" w:eastAsia="es-CO"/>
         </w:rPr>
       </w:pPr>
-      <w:r>
-        <w:rPr>
-          <w:lang w:val="es-419" w:eastAsia="es-CO"/>
-        </w:rPr>
-        <w:t>KPIs Aguacatex</w:t>
-      </w:r>
+      <w:proofErr w:type="spellStart"/>
+      <w:r>
+        <w:rPr>
+          <w:lang w:val="es-419" w:eastAsia="es-CO"/>
+        </w:rPr>
+        <w:t>KPIs</w:t>
+      </w:r>
+      <w:proofErr w:type="spellEnd"/>
+      <w:r>
+        <w:rPr>
+          <w:lang w:val="es-419" w:eastAsia="es-CO"/>
+        </w:rPr>
+        <w:t xml:space="preserve"> </w:t>
+      </w:r>
+      <w:proofErr w:type="spellStart"/>
+      <w:r>
+        <w:rPr>
+          <w:lang w:val="es-419" w:eastAsia="es-CO"/>
+        </w:rPr>
+        <w:t>Aguacatex</w:t>
+      </w:r>
+      <w:proofErr w:type="spellEnd"/>
     </w:p>
     <w:tbl>
       <w:tblPr>
@@ -13359,7 +13867,16 @@
                 <w:szCs w:val="24"/>
                 <w:lang w:val="es-CO"/>
               </w:rPr>
-              <w:t>observaciones</w:t>
+              <w:t>O</w:t>
+            </w:r>
+            <w:r>
+              <w:rPr>
+                <w:rFonts w:asciiTheme="minorHAnsi" w:hAnsiTheme="minorHAnsi" w:cs="Arial"/>
+                <w:bCs/>
+                <w:szCs w:val="24"/>
+                <w:lang w:val="es-CO"/>
+              </w:rPr>
+              <w:t>bservaciones</w:t>
             </w:r>
           </w:p>
         </w:tc>
@@ -13590,8 +14107,36 @@
                 <w:szCs w:val="24"/>
                 <w:lang w:val="es-CO"/>
               </w:rPr>
-              <w:t>Certificaciones GlobalG.A.P. y USDA Organic</w:t>
-            </w:r>
+              <w:t xml:space="preserve">Certificaciones </w:t>
+            </w:r>
+            <w:proofErr w:type="spellStart"/>
+            <w:r>
+              <w:rPr>
+                <w:rFonts w:asciiTheme="minorHAnsi" w:hAnsiTheme="minorHAnsi" w:cs="Arial"/>
+                <w:szCs w:val="24"/>
+                <w:lang w:val="es-CO"/>
+              </w:rPr>
+              <w:t>GlobalG.A.P</w:t>
+            </w:r>
+            <w:proofErr w:type="spellEnd"/>
+            <w:r>
+              <w:rPr>
+                <w:rFonts w:asciiTheme="minorHAnsi" w:hAnsiTheme="minorHAnsi" w:cs="Arial"/>
+                <w:szCs w:val="24"/>
+                <w:lang w:val="es-CO"/>
+              </w:rPr>
+              <w:t xml:space="preserve">. y USDA </w:t>
+            </w:r>
+            <w:proofErr w:type="spellStart"/>
+            <w:r>
+              <w:rPr>
+                <w:rFonts w:asciiTheme="minorHAnsi" w:hAnsiTheme="minorHAnsi" w:cs="Arial"/>
+                <w:szCs w:val="24"/>
+                <w:lang w:val="es-CO"/>
+              </w:rPr>
+              <w:t>Organic</w:t>
+            </w:r>
+            <w:proofErr w:type="spellEnd"/>
             <w:r>
               <w:rPr>
                 <w:rFonts w:asciiTheme="minorHAnsi" w:hAnsiTheme="minorHAnsi" w:cs="Arial"/>
@@ -14712,6 +15257,7 @@
           <w:p>
             <w:pPr>
               <w:pStyle w:val="TextoTablas"/>
+              <w:jc w:val="center"/>
               <w:rPr>
                 <w:rFonts w:asciiTheme="minorHAnsi" w:hAnsiTheme="minorHAnsi" w:cs="Arial"/>
                 <w:bCs/>
@@ -14737,6 +15283,7 @@
           <w:p>
             <w:pPr>
               <w:pStyle w:val="TextoTablas"/>
+              <w:jc w:val="center"/>
               <w:rPr>
                 <w:rFonts w:asciiTheme="minorHAnsi" w:hAnsiTheme="minorHAnsi" w:cs="Arial"/>
                 <w:bCs/>
@@ -14762,6 +15309,7 @@
           <w:p>
             <w:pPr>
               <w:pStyle w:val="TextoTablas"/>
+              <w:jc w:val="center"/>
               <w:rPr>
                 <w:rFonts w:asciiTheme="minorHAnsi" w:hAnsiTheme="minorHAnsi" w:cs="Arial"/>
                 <w:bCs/>
@@ -14787,6 +15335,7 @@
           <w:p>
             <w:pPr>
               <w:pStyle w:val="TextoTablas"/>
+              <w:jc w:val="center"/>
               <w:rPr>
                 <w:rFonts w:asciiTheme="minorHAnsi" w:hAnsiTheme="minorHAnsi" w:cs="Arial"/>
                 <w:bCs/>
@@ -14812,6 +15361,7 @@
           <w:p>
             <w:pPr>
               <w:pStyle w:val="TextoTablas"/>
+              <w:jc w:val="center"/>
               <w:rPr>
                 <w:rFonts w:asciiTheme="minorHAnsi" w:hAnsiTheme="minorHAnsi" w:cs="Arial"/>
                 <w:bCs/>
@@ -14837,6 +15387,7 @@
           <w:p>
             <w:pPr>
               <w:pStyle w:val="TextoTablas"/>
+              <w:jc w:val="center"/>
               <w:rPr>
                 <w:rFonts w:asciiTheme="minorHAnsi" w:hAnsiTheme="minorHAnsi" w:cs="Arial"/>
                 <w:bCs/>
@@ -14862,6 +15413,7 @@
           <w:p>
             <w:pPr>
               <w:pStyle w:val="TextoTablas"/>
+              <w:jc w:val="center"/>
               <w:rPr>
                 <w:rFonts w:asciiTheme="minorHAnsi" w:hAnsiTheme="minorHAnsi" w:cs="Arial"/>
                 <w:bCs/>
@@ -14876,7 +15428,16 @@
                 <w:szCs w:val="24"/>
                 <w:lang w:val="es-CO"/>
               </w:rPr>
-              <w:t>observaciones</w:t>
+              <w:t>O</w:t>
+            </w:r>
+            <w:r>
+              <w:rPr>
+                <w:rFonts w:asciiTheme="minorHAnsi" w:hAnsiTheme="minorHAnsi" w:cs="Arial"/>
+                <w:bCs/>
+                <w:szCs w:val="24"/>
+                <w:lang w:val="es-CO"/>
+              </w:rPr>
+              <w:t>bservaciones</w:t>
             </w:r>
           </w:p>
         </w:tc>
@@ -16209,10 +16770,10 @@
           <w:lang w:val="es-419" w:eastAsia="es-CO"/>
         </w:rPr>
         <w:drawing>
-          <wp:inline distT="0" distB="0" distL="0" distR="0" wp14:anchorId="70626B3D" wp14:editId="0905335A">
-            <wp:extent cx="6432698" cy="3952380"/>
-            <wp:effectExtent l="0" t="0" r="6350" b="0"/>
-            <wp:docPr id="1" name="Imagen 1" descr="El componente &quot;Plan de mercadeo internacional&quot; tiene como propósito dotar al aprendiz de los conocimientos y habilidades para desarrollar planes de mercadeo con proyección global. A través de un enfoque técnico y estructurado, se abordan el establecimiento de objetivos, el análisis del entorno internacional y la formulación de estrategias que favorezcan la expansión hacia nuevos mercados. Este proceso permite fortalecer la capacidad de diseñar acciones efectivas que impulsen la competitividad y visibilidad de las organizaciones en el ámbito internacional, integrando herramientas, criterios de evaluación y metodologías que apoyan la toma de decisiones estratégicas en escenarios multiculturales y cambiantes."/>
+          <wp:inline distT="0" distB="0" distL="0" distR="0" wp14:anchorId="24103C3E" wp14:editId="78C6D603">
+            <wp:extent cx="5931673" cy="3667740"/>
+            <wp:effectExtent l="0" t="0" r="0" b="9525"/>
+            <wp:docPr id="5" name="Gráfico 5" descr="El componente &quot;Plan de mercadeo internacional&quot; tiene como propósito dotar al aprendiz de los conocimientos y habilidades para desarrollar planes de mercadeo con proyección global. A través de un enfoque técnico y estructurado, se abordan el establecimiento de objetivos, el análisis del entorno internacional y la formulación de estrategias que favorezcan la expansión hacia nuevos mercados. Este proceso permite fortalecer la capacidad de diseñar acciones efectivas que impulsen la competitividad y visibilidad de las organizaciones en el ámbito internacional, integrando herramientas, criterios de evaluación y metodologías que apoyan la toma de decisiones estratégicas en escenarios multiculturales y cambiantes."/>
             <wp:cNvGraphicFramePr>
               <a:graphicFrameLocks xmlns:a="http://schemas.openxmlformats.org/drawingml/2006/main" noChangeAspect="1"/>
             </wp:cNvGraphicFramePr>
@@ -16220,11 +16781,20 @@
               <a:graphicData uri="http://schemas.openxmlformats.org/drawingml/2006/picture">
                 <pic:pic xmlns:pic="http://schemas.openxmlformats.org/drawingml/2006/picture">
                   <pic:nvPicPr>
-                    <pic:cNvPr id="1" name="Imagen 1" descr="El componente &quot;Plan de mercadeo internacional&quot; tiene como propósito dotar al aprendiz de los conocimientos y habilidades para desarrollar planes de mercadeo con proyección global. A través de un enfoque técnico y estructurado, se abordan el establecimiento de objetivos, el análisis del entorno internacional y la formulación de estrategias que favorezcan la expansión hacia nuevos mercados. Este proceso permite fortalecer la capacidad de diseñar acciones efectivas que impulsen la competitividad y visibilidad de las organizaciones en el ámbito internacional, integrando herramientas, criterios de evaluación y metodologías que apoyan la toma de decisiones estratégicas en escenarios multiculturales y cambiantes."/>
+                    <pic:cNvPr id="5" name="Gráfico 5" descr="El componente &quot;Plan de mercadeo internacional&quot; tiene como propósito dotar al aprendiz de los conocimientos y habilidades para desarrollar planes de mercadeo con proyección global. A través de un enfoque técnico y estructurado, se abordan el establecimiento de objetivos, el análisis del entorno internacional y la formulación de estrategias que favorezcan la expansión hacia nuevos mercados. Este proceso permite fortalecer la capacidad de diseñar acciones efectivas que impulsen la competitividad y visibilidad de las organizaciones en el ámbito internacional, integrando herramientas, criterios de evaluación y metodologías que apoyan la toma de decisiones estratégicas en escenarios multiculturales y cambiantes."/>
                     <pic:cNvPicPr/>
                   </pic:nvPicPr>
                   <pic:blipFill>
-                    <a:blip r:embed="rId17"/>
+                    <a:blip r:embed="rId18">
+                      <a:extLst>
+                        <a:ext uri="{28A0092B-C50C-407E-A947-70E740481C1C}">
+                          <a14:useLocalDpi xmlns:a14="http://schemas.microsoft.com/office/drawing/2010/main" val="0"/>
+                        </a:ext>
+                        <a:ext uri="{96DAC541-7B7A-43D3-8B79-37D633B846F1}">
+                          <asvg:svgBlip xmlns:asvg="http://schemas.microsoft.com/office/drawing/2016/SVG/main" r:embed="rId19"/>
+                        </a:ext>
+                      </a:extLst>
+                    </a:blip>
                     <a:stretch>
                       <a:fillRect/>
                     </a:stretch>
@@ -16232,7 +16802,7 @@
                   <pic:spPr>
                     <a:xfrm>
                       <a:off x="0" y="0"/>
-                      <a:ext cx="6447268" cy="3961332"/>
+                      <a:ext cx="5949176" cy="3678563"/>
                     </a:xfrm>
                     <a:prstGeom prst="rect">
                       <a:avLst/>
@@ -16244,6 +16814,14 @@
           </wp:inline>
         </w:drawing>
       </w:r>
+    </w:p>
+    <w:p>
+      <w:pPr>
+        <w:ind w:firstLine="0"/>
+        <w:rPr>
+          <w:lang w:val="es-419" w:eastAsia="es-CO"/>
+        </w:rPr>
+      </w:pPr>
     </w:p>
     <w:p>
       <w:pPr>
@@ -17232,7 +17810,7 @@
                 <w:szCs w:val="28"/>
               </w:rPr>
             </w:pPr>
-            <w:hyperlink r:id="rId18" w:history="1">
+            <w:hyperlink r:id="rId20" w:history="1">
               <w:r>
                 <w:rPr>
                   <w:rStyle w:val="Hipervnculo"/>
@@ -17331,7 +17909,7 @@
                 <w:szCs w:val="28"/>
               </w:rPr>
             </w:pPr>
-            <w:hyperlink r:id="rId19" w:history="1">
+            <w:hyperlink r:id="rId21" w:history="1">
               <w:r>
                 <w:rPr>
                   <w:rStyle w:val="Hipervnculo"/>
@@ -17434,7 +18012,7 @@
                 <w:szCs w:val="28"/>
               </w:rPr>
             </w:pPr>
-            <w:hyperlink r:id="rId20" w:history="1">
+            <w:hyperlink r:id="rId22" w:history="1">
               <w:r>
                 <w:rPr>
                   <w:rStyle w:val="Hipervnculo"/>
@@ -17514,7 +18092,7 @@
         </w:rPr>
         <w:t xml:space="preserve">Hill Interamericana. Recuperado de una fuente con licencia abierta: </w:t>
       </w:r>
-      <w:hyperlink r:id="rId21" w:history="1">
+      <w:hyperlink r:id="rId23" w:history="1">
         <w:r>
           <w:rPr>
             <w:rStyle w:val="Hipervnculo"/>
@@ -17553,9 +18131,117 @@
           <w:sz w:val="28"/>
           <w:szCs w:val="28"/>
         </w:rPr>
-        <w:t xml:space="preserve">David, F. R., David, F. R., &amp; David, M. E. (2020). Strategic management: A competitive advantage approach, concepts and cases (17.ª ed.). Pearson. Disponible en PDF: </w:t>
-      </w:r>
-      <w:hyperlink r:id="rId22" w:history="1">
+        <w:t xml:space="preserve">David, F. R., David, F. R., &amp; David, M. E. (2020). </w:t>
+      </w:r>
+      <w:proofErr w:type="spellStart"/>
+      <w:r>
+        <w:rPr>
+          <w:rFonts w:asciiTheme="minorHAnsi" w:hAnsiTheme="minorHAnsi" w:cstheme="minorHAnsi"/>
+          <w:sz w:val="28"/>
+          <w:szCs w:val="28"/>
+        </w:rPr>
+        <w:t>Strategic</w:t>
+      </w:r>
+      <w:proofErr w:type="spellEnd"/>
+      <w:r>
+        <w:rPr>
+          <w:rFonts w:asciiTheme="minorHAnsi" w:hAnsiTheme="minorHAnsi" w:cstheme="minorHAnsi"/>
+          <w:sz w:val="28"/>
+          <w:szCs w:val="28"/>
+        </w:rPr>
+        <w:t xml:space="preserve"> </w:t>
+      </w:r>
+      <w:proofErr w:type="spellStart"/>
+      <w:r>
+        <w:rPr>
+          <w:rFonts w:asciiTheme="minorHAnsi" w:hAnsiTheme="minorHAnsi" w:cstheme="minorHAnsi"/>
+          <w:sz w:val="28"/>
+          <w:szCs w:val="28"/>
+        </w:rPr>
+        <w:t>management</w:t>
+      </w:r>
+      <w:proofErr w:type="spellEnd"/>
+      <w:r>
+        <w:rPr>
+          <w:rFonts w:asciiTheme="minorHAnsi" w:hAnsiTheme="minorHAnsi" w:cstheme="minorHAnsi"/>
+          <w:sz w:val="28"/>
+          <w:szCs w:val="28"/>
+        </w:rPr>
+        <w:t xml:space="preserve">: A </w:t>
+      </w:r>
+      <w:proofErr w:type="spellStart"/>
+      <w:r>
+        <w:rPr>
+          <w:rFonts w:asciiTheme="minorHAnsi" w:hAnsiTheme="minorHAnsi" w:cstheme="minorHAnsi"/>
+          <w:sz w:val="28"/>
+          <w:szCs w:val="28"/>
+        </w:rPr>
+        <w:t>competitive</w:t>
+      </w:r>
+      <w:proofErr w:type="spellEnd"/>
+      <w:r>
+        <w:rPr>
+          <w:rFonts w:asciiTheme="minorHAnsi" w:hAnsiTheme="minorHAnsi" w:cstheme="minorHAnsi"/>
+          <w:sz w:val="28"/>
+          <w:szCs w:val="28"/>
+        </w:rPr>
+        <w:t xml:space="preserve"> </w:t>
+      </w:r>
+      <w:proofErr w:type="spellStart"/>
+      <w:r>
+        <w:rPr>
+          <w:rFonts w:asciiTheme="minorHAnsi" w:hAnsiTheme="minorHAnsi" w:cstheme="minorHAnsi"/>
+          <w:sz w:val="28"/>
+          <w:szCs w:val="28"/>
+        </w:rPr>
+        <w:t>advantage</w:t>
+      </w:r>
+      <w:proofErr w:type="spellEnd"/>
+      <w:r>
+        <w:rPr>
+          <w:rFonts w:asciiTheme="minorHAnsi" w:hAnsiTheme="minorHAnsi" w:cstheme="minorHAnsi"/>
+          <w:sz w:val="28"/>
+          <w:szCs w:val="28"/>
+        </w:rPr>
+        <w:t xml:space="preserve"> </w:t>
+      </w:r>
+      <w:proofErr w:type="spellStart"/>
+      <w:r>
+        <w:rPr>
+          <w:rFonts w:asciiTheme="minorHAnsi" w:hAnsiTheme="minorHAnsi" w:cstheme="minorHAnsi"/>
+          <w:sz w:val="28"/>
+          <w:szCs w:val="28"/>
+        </w:rPr>
+        <w:t>approach</w:t>
+      </w:r>
+      <w:proofErr w:type="spellEnd"/>
+      <w:r>
+        <w:rPr>
+          <w:rFonts w:asciiTheme="minorHAnsi" w:hAnsiTheme="minorHAnsi" w:cstheme="minorHAnsi"/>
+          <w:sz w:val="28"/>
+          <w:szCs w:val="28"/>
+        </w:rPr>
+        <w:t xml:space="preserve">, </w:t>
+      </w:r>
+      <w:proofErr w:type="spellStart"/>
+      <w:r>
+        <w:rPr>
+          <w:rFonts w:asciiTheme="minorHAnsi" w:hAnsiTheme="minorHAnsi" w:cstheme="minorHAnsi"/>
+          <w:sz w:val="28"/>
+          <w:szCs w:val="28"/>
+        </w:rPr>
+        <w:t>concepts</w:t>
+      </w:r>
+      <w:proofErr w:type="spellEnd"/>
+      <w:r>
+        <w:rPr>
+          <w:rFonts w:asciiTheme="minorHAnsi" w:hAnsiTheme="minorHAnsi" w:cstheme="minorHAnsi"/>
+          <w:sz w:val="28"/>
+          <w:szCs w:val="28"/>
+        </w:rPr>
+        <w:t xml:space="preserve"> and cases (17.ª ed.). Pearson. Disponible en PDF: </w:t>
+      </w:r>
+      <w:hyperlink r:id="rId24" w:history="1">
         <w:r>
           <w:rPr>
             <w:rStyle w:val="Hipervnculo"/>
@@ -17630,7 +18316,7 @@
         </w:rPr>
         <w:t xml:space="preserve">, por Kotler &amp; Armstrong. </w:t>
       </w:r>
-      <w:hyperlink r:id="rId23" w:history="1">
+      <w:hyperlink r:id="rId25" w:history="1">
         <w:r>
           <w:rPr>
             <w:rStyle w:val="Hipervnculo"/>
@@ -17705,7 +18391,7 @@
         </w:rPr>
         <w:t xml:space="preserve">, Kotler &amp; Keller. </w:t>
       </w:r>
-      <w:hyperlink r:id="rId24" w:history="1">
+      <w:hyperlink r:id="rId26" w:history="1">
         <w:r>
           <w:rPr>
             <w:rStyle w:val="Hipervnculo"/>
@@ -17744,7 +18430,43 @@
           <w:sz w:val="28"/>
           <w:szCs w:val="28"/>
         </w:rPr>
-        <w:t xml:space="preserve">Lamb, C. W., Hair, J. F., &amp; McDaniel, C. (2012). </w:t>
+        <w:t xml:space="preserve">Lamb, C. W., </w:t>
+      </w:r>
+      <w:proofErr w:type="spellStart"/>
+      <w:r>
+        <w:rPr>
+          <w:rFonts w:asciiTheme="minorHAnsi" w:hAnsiTheme="minorHAnsi" w:cstheme="minorHAnsi"/>
+          <w:sz w:val="28"/>
+          <w:szCs w:val="28"/>
+        </w:rPr>
+        <w:t>Hair</w:t>
+      </w:r>
+      <w:proofErr w:type="spellEnd"/>
+      <w:r>
+        <w:rPr>
+          <w:rFonts w:asciiTheme="minorHAnsi" w:hAnsiTheme="minorHAnsi" w:cstheme="minorHAnsi"/>
+          <w:sz w:val="28"/>
+          <w:szCs w:val="28"/>
+        </w:rPr>
+        <w:t xml:space="preserve">, J. F., &amp; </w:t>
+      </w:r>
+      <w:proofErr w:type="spellStart"/>
+      <w:r>
+        <w:rPr>
+          <w:rFonts w:asciiTheme="minorHAnsi" w:hAnsiTheme="minorHAnsi" w:cstheme="minorHAnsi"/>
+          <w:sz w:val="28"/>
+          <w:szCs w:val="28"/>
+        </w:rPr>
+        <w:t>McDaniel</w:t>
+      </w:r>
+      <w:proofErr w:type="spellEnd"/>
+      <w:r>
+        <w:rPr>
+          <w:rFonts w:asciiTheme="minorHAnsi" w:hAnsiTheme="minorHAnsi" w:cstheme="minorHAnsi"/>
+          <w:sz w:val="28"/>
+          <w:szCs w:val="28"/>
+        </w:rPr>
+        <w:t xml:space="preserve">, C. (2012). </w:t>
       </w:r>
       <w:r>
         <w:rPr>
@@ -17761,7 +18483,25 @@
           <w:sz w:val="28"/>
           <w:szCs w:val="28"/>
         </w:rPr>
-        <w:t xml:space="preserve"> (11.ª ed.). Cengage Learning. Recuperado de versión en español: </w:t>
+        <w:t xml:space="preserve"> (11.ª ed.). Cengage </w:t>
+      </w:r>
+      <w:proofErr w:type="spellStart"/>
+      <w:r>
+        <w:rPr>
+          <w:rFonts w:asciiTheme="minorHAnsi" w:hAnsiTheme="minorHAnsi" w:cstheme="minorHAnsi"/>
+          <w:sz w:val="28"/>
+          <w:szCs w:val="28"/>
+        </w:rPr>
+        <w:t>Learning</w:t>
+      </w:r>
+      <w:proofErr w:type="spellEnd"/>
+      <w:r>
+        <w:rPr>
+          <w:rFonts w:asciiTheme="minorHAnsi" w:hAnsiTheme="minorHAnsi" w:cstheme="minorHAnsi"/>
+          <w:sz w:val="28"/>
+          <w:szCs w:val="28"/>
+        </w:rPr>
+        <w:t xml:space="preserve">. Recuperado de versión en español: </w:t>
       </w:r>
       <w:r>
         <w:rPr>
@@ -17778,9 +18518,27 @@
           <w:sz w:val="28"/>
           <w:szCs w:val="28"/>
         </w:rPr>
-        <w:t xml:space="preserve"> (pdf). </w:t>
-      </w:r>
-      <w:hyperlink r:id="rId25" w:history="1">
+        <w:t xml:space="preserve"> (</w:t>
+      </w:r>
+      <w:proofErr w:type="spellStart"/>
+      <w:r>
+        <w:rPr>
+          <w:rFonts w:asciiTheme="minorHAnsi" w:hAnsiTheme="minorHAnsi" w:cstheme="minorHAnsi"/>
+          <w:sz w:val="28"/>
+          <w:szCs w:val="28"/>
+        </w:rPr>
+        <w:t>pdf</w:t>
+      </w:r>
+      <w:proofErr w:type="spellEnd"/>
+      <w:r>
+        <w:rPr>
+          <w:rFonts w:asciiTheme="minorHAnsi" w:hAnsiTheme="minorHAnsi" w:cstheme="minorHAnsi"/>
+          <w:sz w:val="28"/>
+          <w:szCs w:val="28"/>
+        </w:rPr>
+        <w:t xml:space="preserve">). </w:t>
+      </w:r>
+      <w:hyperlink r:id="rId27" w:history="1">
         <w:r>
           <w:rPr>
             <w:rStyle w:val="Hipervnculo"/>
@@ -17808,9 +18566,27 @@
           <w:sz w:val="28"/>
           <w:szCs w:val="28"/>
         </w:rPr>
-        <w:t xml:space="preserve">Porter, M. E. (2008). Las cinco fuerzas competitivas que dan forma a la estrategia. Harvard Business Review, 86(1), 78–93. Disponible en español: Las fuerzas competitivas de Porter. </w:t>
-      </w:r>
-      <w:hyperlink r:id="rId26" w:history="1">
+        <w:t xml:space="preserve">Porter, M. E. (2008). Las cinco fuerzas competitivas que dan forma a la estrategia. Harvard Business </w:t>
+      </w:r>
+      <w:proofErr w:type="spellStart"/>
+      <w:r>
+        <w:rPr>
+          <w:rFonts w:asciiTheme="minorHAnsi" w:hAnsiTheme="minorHAnsi" w:cstheme="minorHAnsi"/>
+          <w:sz w:val="28"/>
+          <w:szCs w:val="28"/>
+        </w:rPr>
+        <w:t>Review</w:t>
+      </w:r>
+      <w:proofErr w:type="spellEnd"/>
+      <w:r>
+        <w:rPr>
+          <w:rFonts w:asciiTheme="minorHAnsi" w:hAnsiTheme="minorHAnsi" w:cstheme="minorHAnsi"/>
+          <w:sz w:val="28"/>
+          <w:szCs w:val="28"/>
+        </w:rPr>
+        <w:t xml:space="preserve">, 86(1), 78–93. Disponible en español: Las fuerzas competitivas de Porter. </w:t>
+      </w:r>
+      <w:hyperlink r:id="rId28" w:history="1">
         <w:r>
           <w:rPr>
             <w:rStyle w:val="Hipervnculo"/>
@@ -17841,7 +18617,7 @@
         <w:lastRenderedPageBreak/>
         <w:t xml:space="preserve">ProColombia. (2023). Así se exportan alimentos a EE. UU. Recuperado de </w:t>
       </w:r>
-      <w:hyperlink r:id="rId27" w:history="1">
+      <w:hyperlink r:id="rId29" w:history="1">
         <w:r>
           <w:rPr>
             <w:rStyle w:val="Hipervnculo"/>
@@ -17882,7 +18658,7 @@
         </w:rPr>
         <w:t xml:space="preserve">ProColombia. (2025). Publicaciones y estudios de mercado. Recuperado de </w:t>
       </w:r>
-      <w:hyperlink r:id="rId28" w:history="1">
+      <w:hyperlink r:id="rId30" w:history="1">
         <w:r>
           <w:rPr>
             <w:rStyle w:val="Hipervnculo"/>
@@ -18124,13 +18900,23 @@
                 <w:szCs w:val="28"/>
               </w:rPr>
             </w:pPr>
+            <w:proofErr w:type="spellStart"/>
             <w:r>
               <w:rPr>
                 <w:rFonts w:cs="Calibri"/>
                 <w:sz w:val="28"/>
                 <w:szCs w:val="28"/>
               </w:rPr>
-              <w:t>Milady Tatiana Villamil Castellanos</w:t>
+              <w:t>Milady</w:t>
+            </w:r>
+            <w:proofErr w:type="spellEnd"/>
+            <w:r>
+              <w:rPr>
+                <w:rFonts w:cs="Calibri"/>
+                <w:sz w:val="28"/>
+                <w:szCs w:val="28"/>
+              </w:rPr>
+              <w:t xml:space="preserve"> Tatiana Villamil Castellanos</w:t>
             </w:r>
           </w:p>
         </w:tc>
@@ -19168,8 +19954,8 @@
       </w:pPr>
     </w:p>
     <w:sectPr>
-      <w:headerReference w:type="default" r:id="rId29"/>
-      <w:footerReference w:type="default" r:id="rId30"/>
+      <w:headerReference w:type="default" r:id="rId31"/>
+      <w:footerReference w:type="default" r:id="rId32"/>
       <w:pgSz w:w="12240" w:h="15840"/>
       <w:pgMar w:top="1701" w:right="1134" w:bottom="1134" w:left="1134" w:header="709" w:footer="737" w:gutter="0"/>
       <w:pgNumType w:start="1"/>
@@ -23058,6 +23844,10 @@
 </file>
 
 <file path=customXml/item1.xml><?xml version="1.0" encoding="utf-8"?>
+<b:Sources xmlns:b="http://schemas.openxmlformats.org/officeDocument/2006/bibliography" xmlns="http://schemas.openxmlformats.org/officeDocument/2006/bibliography" SelectedStyle="\APASixthEditionOfficeOnline.xsl" StyleName="APA" Version="6"/>
+</file>
+
+<file path=customXml/item2.xml><?xml version="1.0" encoding="utf-8"?>
 <ct:contentTypeSchema xmlns:ct="http://schemas.microsoft.com/office/2006/metadata/contentType" xmlns:ma="http://schemas.microsoft.com/office/2006/metadata/properties/metaAttributes" ct:_="" ma:_="" ma:contentTypeName="Documento" ma:contentTypeID="0x01010049282E1EDBE9234EA9E6D38F720E265F" ma:contentTypeVersion="15" ma:contentTypeDescription="Crear nuevo documento." ma:contentTypeScope="" ma:versionID="b31c7aa9eaf043a08b87120b3c4916e3">
   <xsd:schema xmlns:xsd="http://www.w3.org/2001/XMLSchema" xmlns:xs="http://www.w3.org/2001/XMLSchema" xmlns:p="http://schemas.microsoft.com/office/2006/metadata/properties" xmlns:ns2="cb45339b-ced9-4d0d-8f64-77573914d53b" xmlns:ns3="43a3ca16-9c26-4813-b83f-4aec9927b43f" targetNamespace="http://schemas.microsoft.com/office/2006/metadata/properties" ma:root="true" ma:fieldsID="3533d065b04d75c457075bc55f1f5315" ns2:_="" ns3:_="">
     <xsd:import namespace="cb45339b-ced9-4d0d-8f64-77573914d53b"/>
@@ -23292,11 +24082,16 @@
 </ct:contentTypeSchema>
 </file>
 
-<file path=customXml/item2.xml><?xml version="1.0" encoding="utf-8"?>
-<b:Sources xmlns:b="http://schemas.openxmlformats.org/officeDocument/2006/bibliography" xmlns="http://schemas.openxmlformats.org/officeDocument/2006/bibliography" SelectedStyle="\APASixthEditionOfficeOnline.xsl" StyleName="APA" Version="6"/>
+<file path=customXml/item3.xml><?xml version="1.0" encoding="utf-8"?>
+<?mso-contentType ?>
+<FormTemplates xmlns="http://schemas.microsoft.com/sharepoint/v3/contenttype/forms">
+  <Display>DocumentLibraryForm</Display>
+  <Edit>DocumentLibraryForm</Edit>
+  <New>DocumentLibraryForm</New>
+</FormTemplates>
 </file>
 
-<file path=customXml/item3.xml><?xml version="1.0" encoding="utf-8"?>
+<file path=customXml/item4.xml><?xml version="1.0" encoding="utf-8"?>
 <p:properties xmlns:p="http://schemas.microsoft.com/office/2006/metadata/properties" xmlns:xsi="http://www.w3.org/2001/XMLSchema-instance" xmlns:pc="http://schemas.microsoft.com/office/infopath/2007/PartnerControls">
   <documentManagement>
     <TaxCatchAll xmlns="cb45339b-ced9-4d0d-8f64-77573914d53b"/>
@@ -23307,16 +24102,15 @@
 </p:properties>
 </file>
 
-<file path=customXml/item4.xml><?xml version="1.0" encoding="utf-8"?>
-<?mso-contentType ?>
-<FormTemplates xmlns="http://schemas.microsoft.com/sharepoint/v3/contenttype/forms">
-  <Display>DocumentLibraryForm</Display>
-  <Edit>DocumentLibraryForm</Edit>
-  <New>DocumentLibraryForm</New>
-</FormTemplates>
+<file path=customXml/itemProps1.xml><?xml version="1.0" encoding="utf-8"?>
+<ds:datastoreItem xmlns:ds="http://schemas.openxmlformats.org/officeDocument/2006/customXml" ds:itemID="{E8AB44A3-7C62-4BD2-82ED-8ABC209970FA}">
+  <ds:schemaRefs>
+    <ds:schemaRef ds:uri="http://schemas.openxmlformats.org/officeDocument/2006/bibliography"/>
+  </ds:schemaRefs>
+</ds:datastoreItem>
 </file>
 
-<file path=customXml/itemProps1.xml><?xml version="1.0" encoding="utf-8"?>
+<file path=customXml/itemProps2.xml><?xml version="1.0" encoding="utf-8"?>
 <ds:datastoreItem xmlns:ds="http://schemas.openxmlformats.org/officeDocument/2006/customXml" ds:itemID="{DF43E046-DB0C-42D1-8C73-AE38B52F1ED7}">
   <ds:schemaRefs>
     <ds:schemaRef ds:uri="http://schemas.microsoft.com/office/2006/metadata/contentType"/>
@@ -23335,15 +24129,15 @@
 </ds:datastoreItem>
 </file>
 
-<file path=customXml/itemProps2.xml><?xml version="1.0" encoding="utf-8"?>
-<ds:datastoreItem xmlns:ds="http://schemas.openxmlformats.org/officeDocument/2006/customXml" ds:itemID="{E8AB44A3-7C62-4BD2-82ED-8ABC209970FA}">
+<file path=customXml/itemProps3.xml><?xml version="1.0" encoding="utf-8"?>
+<ds:datastoreItem xmlns:ds="http://schemas.openxmlformats.org/officeDocument/2006/customXml" ds:itemID="{81CBDEC1-3B00-44ED-AD36-0268077980BA}">
   <ds:schemaRefs>
-    <ds:schemaRef ds:uri="http://schemas.openxmlformats.org/officeDocument/2006/bibliography"/>
+    <ds:schemaRef ds:uri="http://schemas.microsoft.com/sharepoint/v3/contenttype/forms"/>
   </ds:schemaRefs>
 </ds:datastoreItem>
 </file>
 
-<file path=customXml/itemProps3.xml><?xml version="1.0" encoding="utf-8"?>
+<file path=customXml/itemProps4.xml><?xml version="1.0" encoding="utf-8"?>
 <ds:datastoreItem xmlns:ds="http://schemas.openxmlformats.org/officeDocument/2006/customXml" ds:itemID="{1145D752-ACC1-45E1-AB53-0C756F67FC7F}">
   <ds:schemaRefs>
     <ds:schemaRef ds:uri="http://schemas.microsoft.com/office/2006/metadata/properties"/>
@@ -23352,12 +24146,4 @@
     <ds:schemaRef ds:uri="43a3ca16-9c26-4813-b83f-4aec9927b43f"/>
   </ds:schemaRefs>
 </ds:datastoreItem>
-</file>
-
-<file path=customXml/itemProps4.xml><?xml version="1.0" encoding="utf-8"?>
-<ds:datastoreItem xmlns:ds="http://schemas.openxmlformats.org/officeDocument/2006/customXml" ds:itemID="{81CBDEC1-3B00-44ED-AD36-0268077980BA}">
-  <ds:schemaRefs>
-    <ds:schemaRef ds:uri="http://schemas.microsoft.com/sharepoint/v3/contenttype/forms"/>
-  </ds:schemaRefs>
-</ds:datastoreItem>
 </file>
--- a/fuentes/CFA2_12410020_DU.docx
+++ b/fuentes/CFA2_12410020_DU.docx
@@ -530,7 +530,7 @@
           <w:r>
             <w:fldChar w:fldCharType="separate"/>
           </w:r>
-          <w:hyperlink w:anchor="_Toc203725733" w:history="1">
+          <w:hyperlink w:anchor="_Toc206009188" w:history="1">
             <w:r>
               <w:rPr>
                 <w:rStyle w:val="Hipervnculo"/>
@@ -557,7 +557,7 @@
                 <w:noProof/>
                 <w:webHidden/>
               </w:rPr>
-              <w:instrText xml:space="preserve"> PAGEREF _Toc203725733 \h </w:instrText>
+              <w:instrText xml:space="preserve"> PAGEREF _Toc206009188 \h </w:instrText>
             </w:r>
             <w:r>
               <w:rPr>
@@ -604,7 +604,7 @@
               <w14:ligatures w14:val="none"/>
             </w:rPr>
           </w:pPr>
-          <w:hyperlink w:anchor="_Toc203725734" w:history="1">
+          <w:hyperlink w:anchor="_Toc206009189" w:history="1">
             <w:r>
               <w:rPr>
                 <w:rStyle w:val="Hipervnculo"/>
@@ -649,7 +649,7 @@
                 <w:noProof/>
                 <w:webHidden/>
               </w:rPr>
-              <w:instrText xml:space="preserve"> PAGEREF _Toc203725734 \h </w:instrText>
+              <w:instrText xml:space="preserve"> PAGEREF _Toc206009189 \h </w:instrText>
             </w:r>
             <w:r>
               <w:rPr>
@@ -692,7 +692,7 @@
               <w14:ligatures w14:val="none"/>
             </w:rPr>
           </w:pPr>
-          <w:hyperlink w:anchor="_Toc203725735" w:history="1">
+          <w:hyperlink w:anchor="_Toc206009190" w:history="1">
             <w:r>
               <w:rPr>
                 <w:rStyle w:val="Hipervnculo"/>
@@ -737,7 +737,7 @@
                 <w:noProof/>
                 <w:webHidden/>
               </w:rPr>
-              <w:instrText xml:space="preserve"> PAGEREF _Toc203725735 \h </w:instrText>
+              <w:instrText xml:space="preserve"> PAGEREF _Toc206009190 \h </w:instrText>
             </w:r>
             <w:r>
               <w:rPr>
@@ -780,7 +780,7 @@
               <w14:ligatures w14:val="none"/>
             </w:rPr>
           </w:pPr>
-          <w:hyperlink w:anchor="_Toc203725736" w:history="1">
+          <w:hyperlink w:anchor="_Toc206009191" w:history="1">
             <w:r>
               <w:rPr>
                 <w:rStyle w:val="Hipervnculo"/>
@@ -825,7 +825,7 @@
                 <w:noProof/>
                 <w:webHidden/>
               </w:rPr>
-              <w:instrText xml:space="preserve"> PAGEREF _Toc203725736 \h </w:instrText>
+              <w:instrText xml:space="preserve"> PAGEREF _Toc206009191 \h </w:instrText>
             </w:r>
             <w:r>
               <w:rPr>
@@ -868,7 +868,7 @@
               <w14:ligatures w14:val="none"/>
             </w:rPr>
           </w:pPr>
-          <w:hyperlink w:anchor="_Toc203725737" w:history="1">
+          <w:hyperlink w:anchor="_Toc206009192" w:history="1">
             <w:r>
               <w:rPr>
                 <w:rStyle w:val="Hipervnculo"/>
@@ -913,7 +913,7 @@
                 <w:noProof/>
                 <w:webHidden/>
               </w:rPr>
-              <w:instrText xml:space="preserve"> PAGEREF _Toc203725737 \h </w:instrText>
+              <w:instrText xml:space="preserve"> PAGEREF _Toc206009192 \h </w:instrText>
             </w:r>
             <w:r>
               <w:rPr>
@@ -960,7 +960,7 @@
               <w14:ligatures w14:val="none"/>
             </w:rPr>
           </w:pPr>
-          <w:hyperlink w:anchor="_Toc203725738" w:history="1">
+          <w:hyperlink w:anchor="_Toc206009193" w:history="1">
             <w:r>
               <w:rPr>
                 <w:rStyle w:val="Hipervnculo"/>
@@ -1005,7 +1005,7 @@
                 <w:noProof/>
                 <w:webHidden/>
               </w:rPr>
-              <w:instrText xml:space="preserve"> PAGEREF _Toc203725738 \h </w:instrText>
+              <w:instrText xml:space="preserve"> PAGEREF _Toc206009193 \h </w:instrText>
             </w:r>
             <w:r>
               <w:rPr>
@@ -1048,7 +1048,7 @@
               <w14:ligatures w14:val="none"/>
             </w:rPr>
           </w:pPr>
-          <w:hyperlink w:anchor="_Toc203725739" w:history="1">
+          <w:hyperlink w:anchor="_Toc206009194" w:history="1">
             <w:r>
               <w:rPr>
                 <w:rStyle w:val="Hipervnculo"/>
@@ -1093,7 +1093,7 @@
                 <w:noProof/>
                 <w:webHidden/>
               </w:rPr>
-              <w:instrText xml:space="preserve"> PAGEREF _Toc203725739 \h </w:instrText>
+              <w:instrText xml:space="preserve"> PAGEREF _Toc206009194 \h </w:instrText>
             </w:r>
             <w:r>
               <w:rPr>
@@ -1136,7 +1136,7 @@
               <w14:ligatures w14:val="none"/>
             </w:rPr>
           </w:pPr>
-          <w:hyperlink w:anchor="_Toc203725740" w:history="1">
+          <w:hyperlink w:anchor="_Toc206009195" w:history="1">
             <w:r>
               <w:rPr>
                 <w:rStyle w:val="Hipervnculo"/>
@@ -1181,7 +1181,7 @@
                 <w:noProof/>
                 <w:webHidden/>
               </w:rPr>
-              <w:instrText xml:space="preserve"> PAGEREF _Toc203725740 \h </w:instrText>
+              <w:instrText xml:space="preserve"> PAGEREF _Toc206009195 \h </w:instrText>
             </w:r>
             <w:r>
               <w:rPr>
@@ -1224,7 +1224,7 @@
               <w14:ligatures w14:val="none"/>
             </w:rPr>
           </w:pPr>
-          <w:hyperlink w:anchor="_Toc203725741" w:history="1">
+          <w:hyperlink w:anchor="_Toc206009196" w:history="1">
             <w:r>
               <w:rPr>
                 <w:rStyle w:val="Hipervnculo"/>
@@ -1269,7 +1269,7 @@
                 <w:noProof/>
                 <w:webHidden/>
               </w:rPr>
-              <w:instrText xml:space="preserve"> PAGEREF _Toc203725741 \h </w:instrText>
+              <w:instrText xml:space="preserve"> PAGEREF _Toc206009196 \h </w:instrText>
             </w:r>
             <w:r>
               <w:rPr>
@@ -1316,7 +1316,7 @@
               <w14:ligatures w14:val="none"/>
             </w:rPr>
           </w:pPr>
-          <w:hyperlink w:anchor="_Toc203725742" w:history="1">
+          <w:hyperlink w:anchor="_Toc206009197" w:history="1">
             <w:r>
               <w:rPr>
                 <w:rStyle w:val="Hipervnculo"/>
@@ -1361,7 +1361,7 @@
                 <w:noProof/>
                 <w:webHidden/>
               </w:rPr>
-              <w:instrText xml:space="preserve"> PAGEREF _Toc203725742 \h </w:instrText>
+              <w:instrText xml:space="preserve"> PAGEREF _Toc206009197 \h </w:instrText>
             </w:r>
             <w:r>
               <w:rPr>
@@ -1404,7 +1404,7 @@
               <w14:ligatures w14:val="none"/>
             </w:rPr>
           </w:pPr>
-          <w:hyperlink w:anchor="_Toc203725743" w:history="1">
+          <w:hyperlink w:anchor="_Toc206009198" w:history="1">
             <w:r>
               <w:rPr>
                 <w:rStyle w:val="Hipervnculo"/>
@@ -1449,7 +1449,7 @@
                 <w:noProof/>
                 <w:webHidden/>
               </w:rPr>
-              <w:instrText xml:space="preserve"> PAGEREF _Toc203725743 \h </w:instrText>
+              <w:instrText xml:space="preserve"> PAGEREF _Toc206009198 \h </w:instrText>
             </w:r>
             <w:r>
               <w:rPr>
@@ -1492,7 +1492,7 @@
               <w14:ligatures w14:val="none"/>
             </w:rPr>
           </w:pPr>
-          <w:hyperlink w:anchor="_Toc203725744" w:history="1">
+          <w:hyperlink w:anchor="_Toc206009199" w:history="1">
             <w:r>
               <w:rPr>
                 <w:rStyle w:val="Hipervnculo"/>
@@ -1537,7 +1537,7 @@
                 <w:noProof/>
                 <w:webHidden/>
               </w:rPr>
-              <w:instrText xml:space="preserve"> PAGEREF _Toc203725744 \h </w:instrText>
+              <w:instrText xml:space="preserve"> PAGEREF _Toc206009199 \h </w:instrText>
             </w:r>
             <w:r>
               <w:rPr>
@@ -1580,7 +1580,7 @@
               <w14:ligatures w14:val="none"/>
             </w:rPr>
           </w:pPr>
-          <w:hyperlink w:anchor="_Toc203725745" w:history="1">
+          <w:hyperlink w:anchor="_Toc206009200" w:history="1">
             <w:r>
               <w:rPr>
                 <w:rStyle w:val="Hipervnculo"/>
@@ -1625,7 +1625,7 @@
                 <w:noProof/>
                 <w:webHidden/>
               </w:rPr>
-              <w:instrText xml:space="preserve"> PAGEREF _Toc203725745 \h </w:instrText>
+              <w:instrText xml:space="preserve"> PAGEREF _Toc206009200 \h </w:instrText>
             </w:r>
             <w:r>
               <w:rPr>
@@ -1668,7 +1668,7 @@
               <w14:ligatures w14:val="none"/>
             </w:rPr>
           </w:pPr>
-          <w:hyperlink w:anchor="_Toc203725746" w:history="1">
+          <w:hyperlink w:anchor="_Toc206009201" w:history="1">
             <w:r>
               <w:rPr>
                 <w:rStyle w:val="Hipervnculo"/>
@@ -1713,7 +1713,7 @@
                 <w:noProof/>
                 <w:webHidden/>
               </w:rPr>
-              <w:instrText xml:space="preserve"> PAGEREF _Toc203725746 \h </w:instrText>
+              <w:instrText xml:space="preserve"> PAGEREF _Toc206009201 \h </w:instrText>
             </w:r>
             <w:r>
               <w:rPr>
@@ -1756,7 +1756,7 @@
               <w14:ligatures w14:val="none"/>
             </w:rPr>
           </w:pPr>
-          <w:hyperlink w:anchor="_Toc203725747" w:history="1">
+          <w:hyperlink w:anchor="_Toc206009202" w:history="1">
             <w:r>
               <w:rPr>
                 <w:rStyle w:val="Hipervnculo"/>
@@ -1801,7 +1801,7 @@
                 <w:noProof/>
                 <w:webHidden/>
               </w:rPr>
-              <w:instrText xml:space="preserve"> PAGEREF _Toc203725747 \h </w:instrText>
+              <w:instrText xml:space="preserve"> PAGEREF _Toc206009202 \h </w:instrText>
             </w:r>
             <w:r>
               <w:rPr>
@@ -1844,7 +1844,7 @@
               <w14:ligatures w14:val="none"/>
             </w:rPr>
           </w:pPr>
-          <w:hyperlink w:anchor="_Toc203725748" w:history="1">
+          <w:hyperlink w:anchor="_Toc206009203" w:history="1">
             <w:r>
               <w:rPr>
                 <w:rStyle w:val="Hipervnculo"/>
@@ -1889,7 +1889,7 @@
                 <w:noProof/>
                 <w:webHidden/>
               </w:rPr>
-              <w:instrText xml:space="preserve"> PAGEREF _Toc203725748 \h </w:instrText>
+              <w:instrText xml:space="preserve"> PAGEREF _Toc206009203 \h </w:instrText>
             </w:r>
             <w:r>
               <w:rPr>
@@ -1935,7 +1935,7 @@
               <w14:ligatures w14:val="none"/>
             </w:rPr>
           </w:pPr>
-          <w:hyperlink w:anchor="_Toc203725749" w:history="1">
+          <w:hyperlink w:anchor="_Toc206009204" w:history="1">
             <w:r>
               <w:rPr>
                 <w:rStyle w:val="Hipervnculo"/>
@@ -1962,7 +1962,7 @@
                 <w:noProof/>
                 <w:webHidden/>
               </w:rPr>
-              <w:instrText xml:space="preserve"> PAGEREF _Toc203725749 \h </w:instrText>
+              <w:instrText xml:space="preserve"> PAGEREF _Toc206009204 \h </w:instrText>
             </w:r>
             <w:r>
               <w:rPr>
@@ -2008,7 +2008,7 @@
               <w14:ligatures w14:val="none"/>
             </w:rPr>
           </w:pPr>
-          <w:hyperlink w:anchor="_Toc203725750" w:history="1">
+          <w:hyperlink w:anchor="_Toc206009205" w:history="1">
             <w:r>
               <w:rPr>
                 <w:rStyle w:val="Hipervnculo"/>
@@ -2035,7 +2035,7 @@
                 <w:noProof/>
                 <w:webHidden/>
               </w:rPr>
-              <w:instrText xml:space="preserve"> PAGEREF _Toc203725750 \h </w:instrText>
+              <w:instrText xml:space="preserve"> PAGEREF _Toc206009205 \h </w:instrText>
             </w:r>
             <w:r>
               <w:rPr>
@@ -2081,7 +2081,7 @@
               <w14:ligatures w14:val="none"/>
             </w:rPr>
           </w:pPr>
-          <w:hyperlink w:anchor="_Toc203725751" w:history="1">
+          <w:hyperlink w:anchor="_Toc206009206" w:history="1">
             <w:r>
               <w:rPr>
                 <w:rStyle w:val="Hipervnculo"/>
@@ -2108,7 +2108,7 @@
                 <w:noProof/>
                 <w:webHidden/>
               </w:rPr>
-              <w:instrText xml:space="preserve"> PAGEREF _Toc203725751 \h </w:instrText>
+              <w:instrText xml:space="preserve"> PAGEREF _Toc206009206 \h </w:instrText>
             </w:r>
             <w:r>
               <w:rPr>
@@ -2154,7 +2154,7 @@
               <w14:ligatures w14:val="none"/>
             </w:rPr>
           </w:pPr>
-          <w:hyperlink w:anchor="_Toc203725752" w:history="1">
+          <w:hyperlink w:anchor="_Toc206009207" w:history="1">
             <w:r>
               <w:rPr>
                 <w:rStyle w:val="Hipervnculo"/>
@@ -2181,7 +2181,7 @@
                 <w:noProof/>
                 <w:webHidden/>
               </w:rPr>
-              <w:instrText xml:space="preserve"> PAGEREF _Toc203725752 \h </w:instrText>
+              <w:instrText xml:space="preserve"> PAGEREF _Toc206009207 \h </w:instrText>
             </w:r>
             <w:r>
               <w:rPr>
@@ -2227,7 +2227,7 @@
               <w14:ligatures w14:val="none"/>
             </w:rPr>
           </w:pPr>
-          <w:hyperlink w:anchor="_Toc203725753" w:history="1">
+          <w:hyperlink w:anchor="_Toc206009208" w:history="1">
             <w:r>
               <w:rPr>
                 <w:rStyle w:val="Hipervnculo"/>
@@ -2254,7 +2254,7 @@
                 <w:noProof/>
                 <w:webHidden/>
               </w:rPr>
-              <w:instrText xml:space="preserve"> PAGEREF _Toc203725753 \h </w:instrText>
+              <w:instrText xml:space="preserve"> PAGEREF _Toc206009208 \h </w:instrText>
             </w:r>
             <w:r>
               <w:rPr>
@@ -2319,7 +2319,7 @@
       <w:pPr>
         <w:pStyle w:val="Titulosgenerales"/>
       </w:pPr>
-      <w:bookmarkStart w:id="0" w:name="_Toc203725733"/>
+      <w:bookmarkStart w:id="0" w:name="_Toc206009188"/>
       <w:r>
         <w:lastRenderedPageBreak/>
         <w:t>Introducción</w:t>
@@ -2478,27 +2478,42 @@
       <w:pPr>
         <w:ind w:firstLine="0"/>
         <w:rPr>
-          <w:noProof/>
-        </w:rPr>
-      </w:pPr>
-      <w:r>
-        <w:rPr>
-          <w:noProof/>
-        </w:rPr>
-        <w:lastRenderedPageBreak/>
-        <w:t xml:space="preserve">                    </w:t>
-      </w:r>
-    </w:p>
-    <w:p>
-      <w:pPr>
-        <w:ind w:firstLine="0"/>
-        <w:jc w:val="center"/>
-        <w:rPr>
           <w:b/>
           <w:u w:val="single"/>
           <w:lang w:val="es-419"/>
         </w:rPr>
       </w:pPr>
+      <w:r>
+        <w:rPr>
+          <w:noProof/>
+        </w:rPr>
+        <w:lastRenderedPageBreak/>
+        <w:t xml:space="preserve">                    </w:t>
+      </w:r>
+      <w:r>
+        <w:rPr>
+          <w:noProof/>
+        </w:rPr>
+        <w:tab/>
+      </w:r>
+      <w:r>
+        <w:rPr>
+          <w:noProof/>
+        </w:rPr>
+        <w:tab/>
+      </w:r>
+      <w:r>
+        <w:rPr>
+          <w:noProof/>
+        </w:rPr>
+        <w:tab/>
+      </w:r>
+      <w:r>
+        <w:rPr>
+          <w:noProof/>
+        </w:rPr>
+        <w:tab/>
+      </w:r>
       <w:hyperlink r:id="rId14" w:history="1">
         <w:r>
           <w:rPr>
@@ -2604,7 +2619,13 @@
               <w:rPr>
                 <w:rFonts w:eastAsia="Times New Roman" w:cstheme="minorHAnsi"/>
               </w:rPr>
-              <w:t>Plan de mercadeo internacional</w:t>
+              <w:t>p</w:t>
+            </w:r>
+            <w:r>
+              <w:rPr>
+                <w:rFonts w:eastAsia="Times New Roman" w:cstheme="minorHAnsi"/>
+              </w:rPr>
+              <w:t>lan de mercadeo internacional</w:t>
             </w:r>
             <w:r>
               <w:rPr>
@@ -2774,7 +2795,7 @@
       <w:pPr>
         <w:pStyle w:val="Ttulo1"/>
       </w:pPr>
-      <w:bookmarkStart w:id="1" w:name="_Toc203725734"/>
+      <w:bookmarkStart w:id="1" w:name="_Toc206009189"/>
       <w:r>
         <w:lastRenderedPageBreak/>
         <w:t>Objetivos de mercadeo internacional</w:t>
@@ -2819,7 +2840,7 @@
       <w:pPr>
         <w:pStyle w:val="Ttulo2"/>
       </w:pPr>
-      <w:bookmarkStart w:id="2" w:name="_Toc203725735"/>
+      <w:bookmarkStart w:id="2" w:name="_Toc206009190"/>
       <w:r>
         <w:t>Concepto</w:t>
       </w:r>
@@ -2882,7 +2903,7 @@
       <w:pPr>
         <w:pStyle w:val="Ttulo2"/>
       </w:pPr>
-      <w:bookmarkStart w:id="3" w:name="_Toc203725736"/>
+      <w:bookmarkStart w:id="3" w:name="_Toc206009191"/>
       <w:r>
         <w:t>Tipos</w:t>
       </w:r>
@@ -3291,7 +3312,7 @@
       <w:pPr>
         <w:pStyle w:val="Ttulo2"/>
       </w:pPr>
-      <w:bookmarkStart w:id="4" w:name="_Toc203725737"/>
+      <w:bookmarkStart w:id="4" w:name="_Toc206009192"/>
       <w:r>
         <w:t>Criterios de diseño</w:t>
       </w:r>
@@ -3307,7 +3328,19 @@
         <w:rPr>
           <w:lang w:val="es-419" w:eastAsia="es-CO"/>
         </w:rPr>
-        <w:t xml:space="preserve">Para que los objetivos de mercadeo internacional sean efectivos deben cumplir con criterios relevantes. Además de estos criterios, es fundamental que los objetivos estén alineados con la misión y visión organizacional, asegurando coherencia estratégica. </w:t>
+        <w:t>Para que los objetivos de mercadeo internacional sean efectivos</w:t>
+      </w:r>
+      <w:r>
+        <w:rPr>
+          <w:lang w:val="es-419" w:eastAsia="es-CO"/>
+        </w:rPr>
+        <w:t>,</w:t>
+      </w:r>
+      <w:r>
+        <w:rPr>
+          <w:lang w:val="es-419" w:eastAsia="es-CO"/>
+        </w:rPr>
+        <w:t xml:space="preserve"> deben cumplir con criterios relevantes. Además de estos criterios, es fundamental que los objetivos estén alineados con la misión y visión organizacional, asegurando coherencia estratégica. </w:t>
       </w:r>
     </w:p>
     <w:p>
@@ -3962,7 +3995,7 @@
       <w:pPr>
         <w:pStyle w:val="Ttulo1"/>
       </w:pPr>
-      <w:bookmarkStart w:id="5" w:name="_Toc203725738"/>
+      <w:bookmarkStart w:id="5" w:name="_Toc206009193"/>
       <w:r>
         <w:lastRenderedPageBreak/>
         <w:t xml:space="preserve">Estrategias de </w:t>
@@ -3998,7 +4031,7 @@
       <w:pPr>
         <w:pStyle w:val="Ttulo2"/>
       </w:pPr>
-      <w:bookmarkStart w:id="6" w:name="_Toc203725739"/>
+      <w:bookmarkStart w:id="6" w:name="_Toc206009194"/>
       <w:r>
         <w:t>Concepto</w:t>
       </w:r>
@@ -4051,42 +4084,14 @@
         <w:rPr>
           <w:lang w:val="es-419" w:eastAsia="es-CO"/>
         </w:rPr>
-        <w:t xml:space="preserve"> (Lamb, </w:t>
-      </w:r>
-      <w:proofErr w:type="spellStart"/>
-      <w:r>
-        <w:rPr>
-          <w:lang w:val="es-419" w:eastAsia="es-CO"/>
-        </w:rPr>
-        <w:t>Hair</w:t>
-      </w:r>
-      <w:proofErr w:type="spellEnd"/>
-      <w:r>
-        <w:rPr>
-          <w:lang w:val="es-419" w:eastAsia="es-CO"/>
-        </w:rPr>
-        <w:t xml:space="preserve"> &amp; </w:t>
-      </w:r>
-      <w:proofErr w:type="spellStart"/>
-      <w:r>
-        <w:rPr>
-          <w:lang w:val="es-419" w:eastAsia="es-CO"/>
-        </w:rPr>
-        <w:t>McDaniel</w:t>
-      </w:r>
-      <w:proofErr w:type="spellEnd"/>
-      <w:r>
-        <w:rPr>
-          <w:lang w:val="es-419" w:eastAsia="es-CO"/>
-        </w:rPr>
-        <w:t>, 2012).</w:t>
+        <w:t xml:space="preserve"> (Lamb, Hair &amp; McDaniel, 2012).</w:t>
       </w:r>
     </w:p>
     <w:p>
       <w:pPr>
         <w:pStyle w:val="Ttulo2"/>
       </w:pPr>
-      <w:bookmarkStart w:id="7" w:name="_Toc203725740"/>
+      <w:bookmarkStart w:id="7" w:name="_Toc206009195"/>
       <w:r>
         <w:t>Tip</w:t>
       </w:r>
@@ -4143,7 +4148,19 @@
         <w:rPr>
           <w:lang w:val="es-419" w:eastAsia="es-CO"/>
         </w:rPr>
-        <w:t xml:space="preserve"> presenta los principales tipos de estrategias de mercadeo internacional, sus características distintivas y ejemplos de empresas que las han implementado exitosamente.</w:t>
+        <w:t xml:space="preserve"> presenta</w:t>
+      </w:r>
+      <w:r>
+        <w:rPr>
+          <w:lang w:val="es-419" w:eastAsia="es-CO"/>
+        </w:rPr>
+        <w:t>n</w:t>
+      </w:r>
+      <w:r>
+        <w:rPr>
+          <w:lang w:val="es-419" w:eastAsia="es-CO"/>
+        </w:rPr>
+        <w:t xml:space="preserve"> los principales tipos de estrategias de mercadeo internacional, sus características distintivas y ejemplos de empresas que las han implementado exitosamente.</w:t>
       </w:r>
     </w:p>
     <w:p>
@@ -4416,7 +4433,7 @@
       <w:pPr>
         <w:pStyle w:val="Ttulo2"/>
       </w:pPr>
-      <w:bookmarkStart w:id="8" w:name="_Toc203725741"/>
+      <w:bookmarkStart w:id="8" w:name="_Toc206009196"/>
       <w:r>
         <w:t>Criterios de diseño</w:t>
       </w:r>
@@ -4896,7 +4913,7 @@
       <w:pPr>
         <w:pStyle w:val="Ttulo1"/>
       </w:pPr>
-      <w:bookmarkStart w:id="9" w:name="_Toc203725742"/>
+      <w:bookmarkStart w:id="9" w:name="_Toc206009197"/>
       <w:r>
         <w:lastRenderedPageBreak/>
         <w:t>Plan de mer</w:t>
@@ -4929,7 +4946,7 @@
       <w:pPr>
         <w:pStyle w:val="Ttulo2"/>
       </w:pPr>
-      <w:bookmarkStart w:id="10" w:name="_Toc203725743"/>
+      <w:bookmarkStart w:id="10" w:name="_Toc206009198"/>
       <w:r>
         <w:t>Concepto</w:t>
       </w:r>
@@ -5235,7 +5252,7 @@
       <w:pPr>
         <w:pStyle w:val="Ttulo2"/>
       </w:pPr>
-      <w:bookmarkStart w:id="11" w:name="_Toc203725744"/>
+      <w:bookmarkStart w:id="11" w:name="_Toc206009199"/>
       <w:r>
         <w:t>Estructura</w:t>
       </w:r>
@@ -5292,7 +5309,19 @@
         <w:rPr>
           <w:lang w:val="es-419" w:eastAsia="es-CO"/>
         </w:rPr>
-        <w:t>onstituye una síntesis clara y concisa del plan de mercadeo internacional, donde se exponen los objetivos, estrategias y aspectos más relevantes, con el fin de facilitar una rápida comprensión por parte de los directivos o interesados. Su elaboración requiere condensar los elementos clave del plan, redactando un texto breve pero sustancial que refleje la dirección estratégica sin entrar en detalles técnicos</w:t>
+        <w:t>onstituye una síntesis clara y concisa del plan de mercadeo internacional, donde se exponen los objetivos, estrategias y aspectos más relevantes, con el fin de facilitar una rápida comprensión por parte de los directivos o interesados. Su elaboración requiere condensar los elementos clave del plan, redactando un texto breve</w:t>
+      </w:r>
+      <w:r>
+        <w:rPr>
+          <w:lang w:val="es-419" w:eastAsia="es-CO"/>
+        </w:rPr>
+        <w:t>,</w:t>
+      </w:r>
+      <w:r>
+        <w:rPr>
+          <w:lang w:val="es-419" w:eastAsia="es-CO"/>
+        </w:rPr>
+        <w:t xml:space="preserve"> pero sustancial que refleje la dirección estratégica sin entrar en detalles técnicos</w:t>
       </w:r>
       <w:r>
         <w:rPr>
@@ -5546,28 +5575,14 @@
         <w:rPr>
           <w:lang w:val="es-419" w:eastAsia="es-CO"/>
         </w:rPr>
-        <w:t>ermiten medir el cumplimiento de los objetivos y realizar ajustes cuando sea necesario, a través de indicadores clave de desempeño (</w:t>
-      </w:r>
-      <w:proofErr w:type="spellStart"/>
-      <w:r>
-        <w:rPr>
-          <w:lang w:val="es-419" w:eastAsia="es-CO"/>
-        </w:rPr>
-        <w:t>KPIs</w:t>
-      </w:r>
-      <w:proofErr w:type="spellEnd"/>
-      <w:r>
-        <w:rPr>
-          <w:lang w:val="es-419" w:eastAsia="es-CO"/>
-        </w:rPr>
-        <w:t>) y mecanismos de retroalimentación. Esta etapa implica definir métricas relevantes desde el inicio, establecer una periodicidad de seguimiento y aplicar correctivos de forma oportuna para maximizar el impacto y minimizar los riesgos.</w:t>
+        <w:t>ermiten medir el cumplimiento de los objetivos y realizar ajustes cuando sea necesario, a través de indicadores clave de desempeño (KPIs) y mecanismos de retroalimentación. Esta etapa implica definir métricas relevantes desde el inicio, establecer una periodicidad de seguimiento y aplicar correctivos de forma oportuna para maximizar el impacto y minimizar los riesgos.</w:t>
       </w:r>
     </w:p>
     <w:p>
       <w:pPr>
         <w:pStyle w:val="Ttulo2"/>
       </w:pPr>
-      <w:bookmarkStart w:id="12" w:name="_Toc203725745"/>
+      <w:bookmarkStart w:id="12" w:name="_Toc206009200"/>
       <w:r>
         <w:t>Recursos</w:t>
       </w:r>
@@ -5748,7 +5763,7 @@
       <w:pPr>
         <w:pStyle w:val="Ttulo2"/>
       </w:pPr>
-      <w:bookmarkStart w:id="13" w:name="_Toc203725746"/>
+      <w:bookmarkStart w:id="13" w:name="_Toc206009201"/>
       <w:r>
         <w:t>Etapas de elaboración</w:t>
       </w:r>
@@ -6030,7 +6045,7 @@
       <w:pPr>
         <w:pStyle w:val="Ttulo2"/>
       </w:pPr>
-      <w:bookmarkStart w:id="14" w:name="_Toc203725747"/>
+      <w:bookmarkStart w:id="14" w:name="_Toc206009202"/>
       <w:r>
         <w:t>Herramientas</w:t>
       </w:r>
@@ -7199,43 +7214,7 @@
           <w:szCs w:val="24"/>
           <w:lang w:val="es-419" w:eastAsia="es-CO"/>
         </w:rPr>
-        <w:t xml:space="preserve">: Lamb, C., </w:t>
-      </w:r>
-      <w:proofErr w:type="spellStart"/>
-      <w:r>
-        <w:rPr>
-          <w:sz w:val="24"/>
-          <w:szCs w:val="24"/>
-          <w:lang w:val="es-419" w:eastAsia="es-CO"/>
-        </w:rPr>
-        <w:t>Hair</w:t>
-      </w:r>
-      <w:proofErr w:type="spellEnd"/>
-      <w:r>
-        <w:rPr>
-          <w:sz w:val="24"/>
-          <w:szCs w:val="24"/>
-          <w:lang w:val="es-419" w:eastAsia="es-CO"/>
-        </w:rPr>
-        <w:t xml:space="preserve">, J., &amp; </w:t>
-      </w:r>
-      <w:proofErr w:type="spellStart"/>
-      <w:r>
-        <w:rPr>
-          <w:sz w:val="24"/>
-          <w:szCs w:val="24"/>
-          <w:lang w:val="es-419" w:eastAsia="es-CO"/>
-        </w:rPr>
-        <w:t>McDaniel</w:t>
-      </w:r>
-      <w:proofErr w:type="spellEnd"/>
-      <w:r>
-        <w:rPr>
-          <w:sz w:val="24"/>
-          <w:szCs w:val="24"/>
-          <w:lang w:val="es-419" w:eastAsia="es-CO"/>
-        </w:rPr>
-        <w:t>, C. 2019</w:t>
+        <w:t>: Lamb, C., Hair, J., &amp; McDaniel, C. 2019</w:t>
       </w:r>
       <w:r>
         <w:rPr>
@@ -7472,17 +7451,8 @@
                 <w:rStyle w:val="Extranjerismo"/>
                 <w:lang w:val="es-CO"/>
               </w:rPr>
-              <w:t xml:space="preserve">marketing </w:t>
-            </w:r>
-            <w:proofErr w:type="spellStart"/>
-            <w:r>
-              <w:rPr>
-                <w:rStyle w:val="Extranjerismo"/>
-                <w:lang w:val="es-CO"/>
-              </w:rPr>
-              <w:t>mix</w:t>
-            </w:r>
-            <w:proofErr w:type="spellEnd"/>
+              <w:t>marketing mix</w:t>
+            </w:r>
             <w:r>
               <w:rPr>
                 <w:rFonts w:asciiTheme="minorHAnsi" w:hAnsiTheme="minorHAnsi" w:cs="Arial"/>
@@ -7675,23 +7645,13 @@
                 <w:lang w:val="es-CO"/>
               </w:rPr>
             </w:pPr>
-            <w:proofErr w:type="spellStart"/>
-            <w:r>
-              <w:rPr>
-                <w:rFonts w:asciiTheme="minorHAnsi" w:hAnsiTheme="minorHAnsi" w:cs="Arial"/>
-                <w:szCs w:val="24"/>
-                <w:lang w:val="es-CO"/>
-              </w:rPr>
-              <w:t>KPIs</w:t>
-            </w:r>
-            <w:proofErr w:type="spellEnd"/>
-            <w:r>
-              <w:rPr>
-                <w:rFonts w:asciiTheme="minorHAnsi" w:hAnsiTheme="minorHAnsi" w:cs="Arial"/>
-                <w:szCs w:val="24"/>
-                <w:lang w:val="es-CO"/>
-              </w:rPr>
-              <w:t xml:space="preserve"> (Indicadores clave de desempeño)</w:t>
+            <w:r>
+              <w:rPr>
+                <w:rFonts w:asciiTheme="minorHAnsi" w:hAnsiTheme="minorHAnsi" w:cs="Arial"/>
+                <w:szCs w:val="24"/>
+                <w:lang w:val="es-CO"/>
+              </w:rPr>
+              <w:t>KPIs (Indicadores clave de desempeño)</w:t>
             </w:r>
             <w:r>
               <w:rPr>
@@ -7790,31 +7750,13 @@
               </w:rPr>
               <w:t>Cuadro de mando integral (</w:t>
             </w:r>
-            <w:proofErr w:type="spellStart"/>
             <w:r>
               <w:rPr>
                 <w:rStyle w:val="Extranjerismo"/>
                 <w:lang w:val="es-CO"/>
               </w:rPr>
-              <w:t>Balanced</w:t>
-            </w:r>
-            <w:proofErr w:type="spellEnd"/>
-            <w:r>
-              <w:rPr>
-                <w:rStyle w:val="Extranjerismo"/>
-                <w:lang w:val="es-CO"/>
-              </w:rPr>
-              <w:t xml:space="preserve"> </w:t>
-            </w:r>
-            <w:proofErr w:type="spellStart"/>
-            <w:r>
-              <w:rPr>
-                <w:rStyle w:val="Extranjerismo"/>
-                <w:lang w:val="es-CO"/>
-              </w:rPr>
-              <w:t>Scorecard</w:t>
-            </w:r>
-            <w:proofErr w:type="spellEnd"/>
+              <w:t>Balanced Scorecard</w:t>
+            </w:r>
             <w:r>
               <w:rPr>
                 <w:rFonts w:asciiTheme="minorHAnsi" w:hAnsiTheme="minorHAnsi" w:cs="Arial"/>
@@ -7906,25 +7848,7 @@
           <w:szCs w:val="24"/>
           <w:lang w:val="es-419" w:eastAsia="es-CO"/>
         </w:rPr>
-        <w:t xml:space="preserve">: </w:t>
-      </w:r>
-      <w:proofErr w:type="spellStart"/>
-      <w:r>
-        <w:rPr>
-          <w:sz w:val="24"/>
-          <w:szCs w:val="24"/>
-          <w:lang w:val="es-419" w:eastAsia="es-CO"/>
-        </w:rPr>
-        <w:t>Westwood</w:t>
-      </w:r>
-      <w:proofErr w:type="spellEnd"/>
-      <w:r>
-        <w:rPr>
-          <w:sz w:val="24"/>
-          <w:szCs w:val="24"/>
-          <w:lang w:val="es-419" w:eastAsia="es-CO"/>
-        </w:rPr>
-        <w:t>, J. 2013.</w:t>
+        <w:t>: Westwood, J. 2013.</w:t>
       </w:r>
     </w:p>
     <w:p>
@@ -8005,7 +7929,7 @@
                 <w:bCs/>
                 <w:lang w:val="es-419"/>
               </w:rPr>
-              <w:t>mezcla de mercadeo</w:t>
+              <w:t>“Charlas que venden” Episodio: “El plan de mercadeo internacional”</w:t>
             </w:r>
           </w:p>
         </w:tc>
@@ -8025,91 +7949,44 @@
               <w:rPr>
                 <w:lang w:val="es-419"/>
               </w:rPr>
-              <w:t xml:space="preserve">¡Hola, </w:t>
+              <w:t xml:space="preserve">¡Hola, hola! Bienvenidos a Charlas que </w:t>
             </w:r>
             <w:r>
               <w:rPr>
                 <w:lang w:val="es-419"/>
               </w:rPr>
-              <w:t xml:space="preserve">hola! </w:t>
-            </w:r>
-          </w:p>
-          <w:p>
-            <w:pPr>
+              <w:t>v</w:t>
+            </w:r>
+            <w:r>
               <w:rPr>
                 <w:lang w:val="es-419"/>
               </w:rPr>
-            </w:pPr>
+              <w:t xml:space="preserve">enden, el espacio donde aprendemos de mercadeo con las pilas puestas. Soy Carlos, instructor del SENA, y hoy vamos a hablar de un tema clave para cualquier negocio que quiera expandirse de sus fronteras: </w:t>
+            </w:r>
             <w:r>
               <w:rPr>
                 <w:lang w:val="es-419"/>
               </w:rPr>
-              <w:t xml:space="preserve">¡Hola, hola! Bienvenidos a Charlas que </w:t>
+              <w:t>e</w:t>
             </w:r>
             <w:r>
               <w:rPr>
                 <w:lang w:val="es-419"/>
               </w:rPr>
-              <w:t>v</w:t>
-            </w:r>
-            <w:r>
+              <w:t xml:space="preserve">l plan de mercadeo internacional … y aquí conmigo está Kevin, aprendiz del SENA y el que siempre pone el sazón. ¿Qué hubo, Kevin? </w:t>
+            </w:r>
+          </w:p>
+          <w:p>
+            <w:pPr>
               <w:rPr>
                 <w:lang w:val="es-419"/>
               </w:rPr>
-              <w:t xml:space="preserve">enden, el espacio donde aprendemos de mercadeo con las pilas puestas. Soy Carlos, instructor del SENA, y hoy vamos a hablar de un tema clave para cualquier negocio que quiera expandirse de sus fronteras: </w:t>
-            </w:r>
+            </w:pPr>
             <w:r>
               <w:rPr>
                 <w:lang w:val="es-419"/>
               </w:rPr>
-              <w:t>e</w:t>
-            </w:r>
-            <w:r>
-              <w:rPr>
-                <w:lang w:val="es-419"/>
-              </w:rPr>
-              <w:t xml:space="preserve">l plan de mercadeo internacional … y aquí conmigo está Kevin, aprendiz del SENA y el que siempre pone </w:t>
-            </w:r>
-            <w:proofErr w:type="gramStart"/>
-            <w:r>
-              <w:rPr>
-                <w:lang w:val="es-419"/>
-              </w:rPr>
-              <w:t>el sazón</w:t>
-            </w:r>
-            <w:proofErr w:type="gramEnd"/>
-            <w:r>
-              <w:rPr>
-                <w:lang w:val="es-419"/>
-              </w:rPr>
-              <w:t xml:space="preserve">. ¿Qué hubo, Kevin? </w:t>
-            </w:r>
-          </w:p>
-          <w:p>
-            <w:pPr>
-              <w:rPr>
-                <w:lang w:val="es-419"/>
-              </w:rPr>
-            </w:pPr>
-            <w:r>
-              <w:rPr>
-                <w:lang w:val="es-419"/>
-              </w:rPr>
-              <w:t xml:space="preserve">¡Mi estimado! Aquí listo, con el sombrero bien puesto </w:t>
-            </w:r>
-            <w:proofErr w:type="spellStart"/>
-            <w:r>
-              <w:rPr>
-                <w:lang w:val="es-419"/>
-              </w:rPr>
-              <w:t>pa</w:t>
-            </w:r>
-            <w:proofErr w:type="spellEnd"/>
-            <w:r>
-              <w:rPr>
-                <w:lang w:val="es-419"/>
-              </w:rPr>
-              <w:t xml:space="preserve">' que no se me vaya volando el plan… Porque eso de hacer plan es más delicado que ponerle la sal a la sopa de pescado, ¡no le puede faltar ni tampoco pasarse! </w:t>
+              <w:t xml:space="preserve">¡Mi estimado! Aquí listo, con el sombrero bien puesto pa' que no se me vaya volando el plan… Porque eso de hacer plan es más delicado que ponerle la sal a la sopa de pescado, ¡no le puede faltar ni tampoco pasarse! </w:t>
             </w:r>
           </w:p>
           <w:p>
@@ -8258,21 +8135,20 @@
               <w:rPr>
                 <w:lang w:val="es-419"/>
               </w:rPr>
-              <w:t xml:space="preserve">Peste-qué… suena a insecticida PESTEL: ¡El insecticida que no deja ni uno vivo!, pero aquí es bueno, </w:t>
-            </w:r>
-            <w:proofErr w:type="gramStart"/>
-            <w:r>
+              <w:t xml:space="preserve">Peste-qué… suena a insecticida PESTEL: ¡El insecticida que no deja ni uno vivo!, pero aquí es bueno, no? </w:t>
+            </w:r>
+          </w:p>
+          <w:p>
+            <w:pPr>
               <w:rPr>
                 <w:lang w:val="es-419"/>
               </w:rPr>
-              <w:t>no?</w:t>
-            </w:r>
-            <w:proofErr w:type="gramEnd"/>
+            </w:pPr>
             <w:r>
               <w:rPr>
                 <w:lang w:val="es-419"/>
               </w:rPr>
-              <w:t xml:space="preserve"> </w:t>
+              <w:t xml:space="preserve">Sí, PESTEL ayuda a saber qué puede afectar la venta de tu producto. Luego analizamos lo interno, o sea, cómo está la empresa. Para eso usamos la matriz DOFA, que mira fortalezas, oportunidades, debilidades y amenazas. </w:t>
             </w:r>
           </w:p>
           <w:p>
@@ -8285,34 +8161,7 @@
               <w:rPr>
                 <w:lang w:val="es-419"/>
               </w:rPr>
-              <w:t xml:space="preserve">Sí, PESTEL ayuda a saber qué puede afectar la venta de tu producto. Luego analizamos lo interno, o sea, cómo está la empresa. Para eso usamos la matriz DOFA, que mira fortalezas, oportunidades, debilidades y amenazas. </w:t>
-            </w:r>
-          </w:p>
-          <w:p>
-            <w:pPr>
-              <w:rPr>
-                <w:lang w:val="es-419"/>
-              </w:rPr>
-            </w:pPr>
-            <w:r>
-              <w:rPr>
-                <w:lang w:val="es-419"/>
-              </w:rPr>
-              <w:t xml:space="preserve">¡Ah, DOFA! Eso sí me gusta, es lo que le da sabor al plan. Mi fortaleza: lo piloso, mi debilidad: la comida y las chicas lindas, oportunidad: que me dieron de estar aquí y mi amenaza: mi mamá con su chancla si no le llego temprano a la casa </w:t>
-            </w:r>
-            <w:proofErr w:type="spellStart"/>
-            <w:r>
-              <w:rPr>
-                <w:lang w:val="es-419"/>
-              </w:rPr>
-              <w:t>jajajaj</w:t>
-            </w:r>
-            <w:proofErr w:type="spellEnd"/>
-            <w:r>
-              <w:rPr>
-                <w:lang w:val="es-419"/>
-              </w:rPr>
-              <w:t xml:space="preserve"> </w:t>
+              <w:t xml:space="preserve">¡Ah, DOFA! Eso sí me gusta, es lo que le da sabor al plan. Mi fortaleza: lo piloso, mi debilidad: la comida y las chicas lindas, oportunidad: que me dieron de estar aquí y mi amenaza: mi mamá con su chancla si no le llego temprano a la casa jajajaj </w:t>
             </w:r>
           </w:p>
           <w:p>
@@ -8423,21 +8272,20 @@
               <w:rPr>
                 <w:lang w:val="es-419"/>
               </w:rPr>
-              <w:t>Jajaja, y no se olvida el presupuesto, para saber cuánto dinero se necesita y no quedar “</w:t>
-            </w:r>
-            <w:proofErr w:type="spellStart"/>
-            <w:r>
+              <w:t xml:space="preserve">Jajaja, y no se olvida el presupuesto, para saber cuánto dinero se necesita y no quedar “pelao” a mitad de camino. </w:t>
+            </w:r>
+          </w:p>
+          <w:p>
+            <w:pPr>
               <w:rPr>
                 <w:lang w:val="es-419"/>
               </w:rPr>
-              <w:t>pelao</w:t>
-            </w:r>
-            <w:proofErr w:type="spellEnd"/>
+            </w:pPr>
             <w:r>
               <w:rPr>
                 <w:lang w:val="es-419"/>
               </w:rPr>
-              <w:t xml:space="preserve">” a mitad de camino. </w:t>
+              <w:t xml:space="preserve">Claro, porque hacer negocio sin plata es como el sancocho sin agua, ¡no sale nada! </w:t>
             </w:r>
           </w:p>
           <w:p>
@@ -8450,7 +8298,7 @@
               <w:rPr>
                 <w:lang w:val="es-419"/>
               </w:rPr>
-              <w:t xml:space="preserve">Claro, porque hacer negocio sin plata es como el sancocho sin agua, ¡no sale nada! </w:t>
+              <w:t xml:space="preserve">Y por último está el control, para medir si el plan está funcionando y corregir si algo falla. </w:t>
             </w:r>
           </w:p>
           <w:p>
@@ -8463,7 +8311,8 @@
               <w:rPr>
                 <w:lang w:val="es-419"/>
               </w:rPr>
-              <w:t xml:space="preserve">Y por último está el control, para medir si el plan está funcionando y corregir si algo falla. </w:t>
+              <w:lastRenderedPageBreak/>
+              <w:t xml:space="preserve">O sea, revisar el plan como reviso mi cartera después de una salida con amigos, pa' ver si todo está bien. </w:t>
             </w:r>
           </w:p>
           <w:p>
@@ -8476,22 +8325,20 @@
               <w:rPr>
                 <w:lang w:val="es-419"/>
               </w:rPr>
-              <w:lastRenderedPageBreak/>
-              <w:t xml:space="preserve">O sea, revisar el plan como reviso mi cartera después de una salida con amigos, </w:t>
-            </w:r>
-            <w:proofErr w:type="spellStart"/>
-            <w:r>
+              <w:t xml:space="preserve">¡Así es, jajajaja! En resumen, un plan de mercadeo internacional no es solo vender en otro país. Es entenderlo, adaptarte, y crear una estrategia sólida. </w:t>
+            </w:r>
+          </w:p>
+          <w:p>
+            <w:pPr>
               <w:rPr>
                 <w:lang w:val="es-419"/>
               </w:rPr>
-              <w:t>pa</w:t>
-            </w:r>
-            <w:proofErr w:type="spellEnd"/>
+            </w:pPr>
             <w:r>
               <w:rPr>
                 <w:lang w:val="es-419"/>
               </w:rPr>
-              <w:t xml:space="preserve">' ver si todo está bien. </w:t>
+              <w:t xml:space="preserve">A veerr si entendí: el Plan de Mercadeo Internacional no es copiar y pegar lo que ya tienes. Es investigar, adaptar y actuar con estrategia. </w:t>
             </w:r>
           </w:p>
           <w:p>
@@ -8504,88 +8351,20 @@
               <w:rPr>
                 <w:lang w:val="es-419"/>
               </w:rPr>
-              <w:t xml:space="preserve">¡Así es, </w:t>
-            </w:r>
-            <w:proofErr w:type="spellStart"/>
-            <w:r>
+              <w:t xml:space="preserve">Perfecto Kevin ¡Y eso es lo que hace la diferencia entre un intento fallido y un éxito global! Recuerden que un buen plan de mercadeo internacional es la clave para llegar lejos. </w:t>
+            </w:r>
+          </w:p>
+          <w:p>
+            <w:pPr>
               <w:rPr>
                 <w:lang w:val="es-419"/>
               </w:rPr>
-              <w:t>jajajaja</w:t>
-            </w:r>
-            <w:proofErr w:type="spellEnd"/>
+            </w:pPr>
             <w:r>
               <w:rPr>
                 <w:lang w:val="es-419"/>
               </w:rPr>
-              <w:t xml:space="preserve">! En resumen, un plan de mercadeo internacional no es solo vender en otro país. Es entenderlo, adaptarte, y crear una estrategia sólida. </w:t>
-            </w:r>
-          </w:p>
-          <w:p>
-            <w:pPr>
-              <w:rPr>
-                <w:lang w:val="es-419"/>
-              </w:rPr>
-            </w:pPr>
-            <w:r>
-              <w:rPr>
-                <w:lang w:val="es-419"/>
-              </w:rPr>
-              <w:t xml:space="preserve">A </w:t>
-            </w:r>
-            <w:proofErr w:type="spellStart"/>
-            <w:r>
-              <w:rPr>
-                <w:lang w:val="es-419"/>
-              </w:rPr>
-              <w:t>veerr</w:t>
-            </w:r>
-            <w:proofErr w:type="spellEnd"/>
-            <w:r>
-              <w:rPr>
-                <w:lang w:val="es-419"/>
-              </w:rPr>
-              <w:t xml:space="preserve"> si entendí: el Plan de Mercadeo Internacional no es copiar y pegar lo que ya tienes. Es investigar, adaptar y actuar con estrategia. </w:t>
-            </w:r>
-          </w:p>
-          <w:p>
-            <w:pPr>
-              <w:rPr>
-                <w:lang w:val="es-419"/>
-              </w:rPr>
-            </w:pPr>
-            <w:r>
-              <w:rPr>
-                <w:lang w:val="es-419"/>
-              </w:rPr>
-              <w:t xml:space="preserve">Perfecto Kevin ¡Y eso es lo que hace la diferencia entre un intento fallido y un éxito global! Recuerden que un buen plan de mercadeo internacional es la clave para llegar lejos. </w:t>
-            </w:r>
-          </w:p>
-          <w:p>
-            <w:pPr>
-              <w:rPr>
-                <w:lang w:val="es-419"/>
-              </w:rPr>
-            </w:pPr>
-            <w:r>
-              <w:rPr>
-                <w:lang w:val="es-419"/>
-              </w:rPr>
-              <w:t xml:space="preserve">¡Si no venden es porque al plan le faltó más plan! </w:t>
-            </w:r>
-            <w:proofErr w:type="spellStart"/>
-            <w:r>
-              <w:rPr>
-                <w:lang w:val="es-419"/>
-              </w:rPr>
-              <w:t>Jajajaja</w:t>
-            </w:r>
-            <w:proofErr w:type="spellEnd"/>
-            <w:r>
-              <w:rPr>
-                <w:lang w:val="es-419"/>
-              </w:rPr>
-              <w:t xml:space="preserve"> Y si quieren vender paletas hasta en la luna, pues tienen que planear bien. ¡Chao, mi gente! </w:t>
+              <w:t xml:space="preserve">¡Si no venden es porque al plan le faltó más plan! Jajajaja Y si quieren vender paletas hasta en la luna, pues tienen que planear bien. ¡Chao, mi gente! </w:t>
             </w:r>
           </w:p>
           <w:p>
@@ -8608,7 +8387,7 @@
       <w:pPr>
         <w:pStyle w:val="Ttulo2"/>
       </w:pPr>
-      <w:bookmarkStart w:id="15" w:name="_Toc203725748"/>
+      <w:bookmarkStart w:id="15" w:name="_Toc206009203"/>
       <w:r>
         <w:lastRenderedPageBreak/>
         <w:t>Ejemplo general del plan</w:t>
@@ -9570,21 +9349,7 @@
         <w:rPr>
           <w:lang w:val="es-419" w:eastAsia="es-CO"/>
         </w:rPr>
-        <w:t xml:space="preserve">Con el fin de comprender el contexto </w:t>
-      </w:r>
-      <w:proofErr w:type="spellStart"/>
-      <w:r>
-        <w:rPr>
-          <w:lang w:val="es-419" w:eastAsia="es-CO"/>
-        </w:rPr>
-        <w:t>macroambiental</w:t>
-      </w:r>
-      <w:proofErr w:type="spellEnd"/>
-      <w:r>
-        <w:rPr>
-          <w:lang w:val="es-419" w:eastAsia="es-CO"/>
-        </w:rPr>
-        <w:t xml:space="preserve"> que influye en la internacionalización de Aguacatex S.A.S</w:t>
+        <w:t>Con el fin de comprender el contexto macroambiental que influye en la internacionalización de Aguacatex S.A.S</w:t>
       </w:r>
       <w:r>
         <w:rPr>
@@ -9910,19 +9675,8 @@
                 <w:szCs w:val="24"/>
                 <w:lang w:val="es-CO"/>
               </w:rPr>
-              <w:t xml:space="preserve">Aprendizaje para </w:t>
-            </w:r>
-            <w:proofErr w:type="spellStart"/>
-            <w:r>
-              <w:rPr>
-                <w:rFonts w:asciiTheme="minorHAnsi" w:hAnsiTheme="minorHAnsi" w:cs="Arial"/>
-                <w:bCs/>
-                <w:szCs w:val="24"/>
-                <w:lang w:val="es-CO"/>
-              </w:rPr>
-              <w:t>Aguacatex</w:t>
-            </w:r>
-            <w:proofErr w:type="spellEnd"/>
+              <w:t>Aprendizaje para Aguacatex</w:t>
+            </w:r>
           </w:p>
         </w:tc>
       </w:tr>
@@ -9943,23 +9697,13 @@
                 <w:lang w:val="es-CO"/>
               </w:rPr>
             </w:pPr>
-            <w:proofErr w:type="spellStart"/>
-            <w:r>
-              <w:rPr>
-                <w:rFonts w:asciiTheme="minorHAnsi" w:hAnsiTheme="minorHAnsi" w:cs="Arial"/>
-                <w:szCs w:val="24"/>
-                <w:lang w:val="es-CO"/>
-              </w:rPr>
-              <w:t>Mission</w:t>
-            </w:r>
-            <w:proofErr w:type="spellEnd"/>
-            <w:r>
-              <w:rPr>
-                <w:rFonts w:asciiTheme="minorHAnsi" w:hAnsiTheme="minorHAnsi" w:cs="Arial"/>
-                <w:szCs w:val="24"/>
-                <w:lang w:val="es-CO"/>
-              </w:rPr>
-              <w:t xml:space="preserve"> Produce (EE. UU.)</w:t>
+            <w:r>
+              <w:rPr>
+                <w:rFonts w:asciiTheme="minorHAnsi" w:hAnsiTheme="minorHAnsi" w:cs="Arial"/>
+                <w:szCs w:val="24"/>
+                <w:lang w:val="es-CO"/>
+              </w:rPr>
+              <w:t>Mission Produce (EE. UU.)</w:t>
             </w:r>
             <w:r>
               <w:rPr>
@@ -10144,18 +9888,8 @@
                 <w:szCs w:val="24"/>
                 <w:lang w:val="es-CO"/>
               </w:rPr>
-              <w:t xml:space="preserve">Obtener sellos como Global G.A.P. y </w:t>
-            </w:r>
-            <w:proofErr w:type="spellStart"/>
-            <w:r>
-              <w:rPr>
-                <w:rFonts w:asciiTheme="minorHAnsi" w:hAnsiTheme="minorHAnsi" w:cs="Arial"/>
-                <w:szCs w:val="24"/>
-                <w:lang w:val="es-CO"/>
-              </w:rPr>
-              <w:t>FairTrade</w:t>
-            </w:r>
-            <w:proofErr w:type="spellEnd"/>
+              <w:t>Obtener sellos como Global G.A.P. y FairTrade</w:t>
+            </w:r>
             <w:r>
               <w:rPr>
                 <w:rFonts w:asciiTheme="minorHAnsi" w:hAnsiTheme="minorHAnsi" w:cs="Arial"/>
@@ -10184,23 +9918,13 @@
                 <w:lang w:val="es-CO"/>
               </w:rPr>
             </w:pPr>
-            <w:proofErr w:type="spellStart"/>
-            <w:r>
-              <w:rPr>
-                <w:rFonts w:asciiTheme="minorHAnsi" w:hAnsiTheme="minorHAnsi" w:cs="Arial"/>
-                <w:szCs w:val="24"/>
-                <w:lang w:val="es-CO"/>
-              </w:rPr>
-              <w:t>AvoMex</w:t>
-            </w:r>
-            <w:proofErr w:type="spellEnd"/>
-            <w:r>
-              <w:rPr>
-                <w:rFonts w:asciiTheme="minorHAnsi" w:hAnsiTheme="minorHAnsi" w:cs="Arial"/>
-                <w:szCs w:val="24"/>
-                <w:lang w:val="es-CO"/>
-              </w:rPr>
-              <w:t xml:space="preserve"> (México)</w:t>
+            <w:r>
+              <w:rPr>
+                <w:rFonts w:asciiTheme="minorHAnsi" w:hAnsiTheme="minorHAnsi" w:cs="Arial"/>
+                <w:szCs w:val="24"/>
+                <w:lang w:val="es-CO"/>
+              </w:rPr>
+              <w:t>AvoMex (México)</w:t>
             </w:r>
             <w:r>
               <w:rPr>
@@ -10617,7 +10341,6 @@
         </w:rPr>
         <w:t xml:space="preserve">lianzas con importadores, </w:t>
       </w:r>
-      <w:proofErr w:type="spellStart"/>
       <w:r>
         <w:rPr>
           <w:rStyle w:val="Extranjerismo"/>
@@ -10625,14 +10348,12 @@
         </w:rPr>
         <w:t>foodservice</w:t>
       </w:r>
-      <w:proofErr w:type="spellEnd"/>
       <w:r>
         <w:rPr>
           <w:lang w:val="es-419" w:eastAsia="es-CO"/>
         </w:rPr>
         <w:t xml:space="preserve"> y cadenas </w:t>
       </w:r>
-      <w:proofErr w:type="spellStart"/>
       <w:r>
         <w:rPr>
           <w:rStyle w:val="Extranjerismo"/>
@@ -10640,7 +10361,6 @@
         </w:rPr>
         <w:t>retail</w:t>
       </w:r>
-      <w:proofErr w:type="spellEnd"/>
       <w:r>
         <w:rPr>
           <w:lang w:val="es-419" w:eastAsia="es-CO"/>
@@ -10674,7 +10394,6 @@
         </w:rPr>
         <w:t>m</w:t>
       </w:r>
-      <w:proofErr w:type="spellStart"/>
       <w:r>
         <w:rPr>
           <w:rStyle w:val="Extranjerismo"/>
@@ -10682,7 +10401,6 @@
         </w:rPr>
         <w:t>arketing</w:t>
       </w:r>
-      <w:proofErr w:type="spellEnd"/>
       <w:r>
         <w:rPr>
           <w:lang w:val="es-419" w:eastAsia="es-CO"/>
@@ -11018,43 +10736,7 @@
                 <w:szCs w:val="24"/>
                 <w:lang w:val="es-CO"/>
               </w:rPr>
-              <w:t>Certificaciones (</w:t>
-            </w:r>
-            <w:proofErr w:type="spellStart"/>
-            <w:r>
-              <w:rPr>
-                <w:rFonts w:asciiTheme="minorHAnsi" w:hAnsiTheme="minorHAnsi" w:cs="Arial"/>
-                <w:szCs w:val="24"/>
-                <w:lang w:val="es-CO"/>
-              </w:rPr>
-              <w:t>GlobalG.A.P</w:t>
-            </w:r>
-            <w:proofErr w:type="spellEnd"/>
-            <w:r>
-              <w:rPr>
-                <w:rFonts w:asciiTheme="minorHAnsi" w:hAnsiTheme="minorHAnsi" w:cs="Arial"/>
-                <w:szCs w:val="24"/>
-                <w:lang w:val="es-CO"/>
-              </w:rPr>
-              <w:t xml:space="preserve">., USDA </w:t>
-            </w:r>
-            <w:proofErr w:type="spellStart"/>
-            <w:r>
-              <w:rPr>
-                <w:rFonts w:asciiTheme="minorHAnsi" w:hAnsiTheme="minorHAnsi" w:cs="Arial"/>
-                <w:szCs w:val="24"/>
-                <w:lang w:val="es-CO"/>
-              </w:rPr>
-              <w:t>Organic</w:t>
-            </w:r>
-            <w:proofErr w:type="spellEnd"/>
-            <w:r>
-              <w:rPr>
-                <w:rFonts w:asciiTheme="minorHAnsi" w:hAnsiTheme="minorHAnsi" w:cs="Arial"/>
-                <w:szCs w:val="24"/>
-                <w:lang w:val="es-CO"/>
-              </w:rPr>
-              <w:t>)</w:t>
+              <w:t>Certificaciones (GlobalG.A.P., USDA Organic)</w:t>
             </w:r>
             <w:r>
               <w:rPr>
@@ -11924,25 +11606,7 @@
                 <w:szCs w:val="24"/>
                 <w:lang w:val="es-CO"/>
               </w:rPr>
-              <w:t xml:space="preserve">G.A.P. y USDA </w:t>
-            </w:r>
-            <w:proofErr w:type="spellStart"/>
-            <w:r>
-              <w:rPr>
-                <w:rFonts w:asciiTheme="minorHAnsi" w:hAnsiTheme="minorHAnsi" w:cs="Arial"/>
-                <w:szCs w:val="24"/>
-                <w:lang w:val="es-CO"/>
-              </w:rPr>
-              <w:t>Organic</w:t>
-            </w:r>
-            <w:proofErr w:type="spellEnd"/>
-            <w:r>
-              <w:rPr>
-                <w:rFonts w:asciiTheme="minorHAnsi" w:hAnsiTheme="minorHAnsi" w:cs="Arial"/>
-                <w:szCs w:val="24"/>
-                <w:lang w:val="es-CO"/>
-              </w:rPr>
-              <w:t>.</w:t>
+              <w:t>G.A.P. y USDA Organic.</w:t>
             </w:r>
           </w:p>
         </w:tc>
@@ -12414,25 +12078,7 @@
           <w:bCs/>
           <w:lang w:val="es-419" w:eastAsia="es-CO"/>
         </w:rPr>
-        <w:t>Indicadores de éxito (</w:t>
-      </w:r>
-      <w:proofErr w:type="spellStart"/>
-      <w:r>
-        <w:rPr>
-          <w:b/>
-          <w:bCs/>
-          <w:lang w:val="es-419" w:eastAsia="es-CO"/>
-        </w:rPr>
-        <w:t>KPIs</w:t>
-      </w:r>
-      <w:proofErr w:type="spellEnd"/>
-      <w:r>
-        <w:rPr>
-          <w:b/>
-          <w:bCs/>
-          <w:lang w:val="es-419" w:eastAsia="es-CO"/>
-        </w:rPr>
-        <w:t>):</w:t>
+        <w:t>Indicadores de éxito (KPIs):</w:t>
       </w:r>
     </w:p>
     <w:p>
@@ -12650,25 +12296,7 @@
           <w:bCs/>
           <w:lang w:val="es-419" w:eastAsia="es-CO"/>
         </w:rPr>
-        <w:t>Se presenta la matriz de seguimiento de indicadores (</w:t>
-      </w:r>
-      <w:proofErr w:type="spellStart"/>
-      <w:r>
-        <w:rPr>
-          <w:b/>
-          <w:bCs/>
-          <w:lang w:val="es-419" w:eastAsia="es-CO"/>
-        </w:rPr>
-        <w:t>KPIs</w:t>
-      </w:r>
-      <w:proofErr w:type="spellEnd"/>
-      <w:r>
-        <w:rPr>
-          <w:b/>
-          <w:bCs/>
-          <w:lang w:val="es-419" w:eastAsia="es-CO"/>
-        </w:rPr>
-        <w:t>)</w:t>
+        <w:t>Se presenta la matriz de seguimiento de indicadores (KPIs)</w:t>
       </w:r>
     </w:p>
     <w:p>
@@ -12678,28 +12306,12 @@
           <w:lang w:val="es-419" w:eastAsia="es-CO"/>
         </w:rPr>
       </w:pPr>
-      <w:proofErr w:type="spellStart"/>
-      <w:r>
-        <w:rPr>
-          <w:lang w:val="es-419" w:eastAsia="es-CO"/>
-        </w:rPr>
-        <w:t>KPIs</w:t>
-      </w:r>
-      <w:proofErr w:type="spellEnd"/>
-      <w:r>
-        <w:rPr>
-          <w:lang w:val="es-419" w:eastAsia="es-CO"/>
-        </w:rPr>
-        <w:t xml:space="preserve"> </w:t>
-      </w:r>
-      <w:proofErr w:type="spellStart"/>
-      <w:r>
-        <w:rPr>
-          <w:lang w:val="es-419" w:eastAsia="es-CO"/>
-        </w:rPr>
-        <w:t>Aguacatex</w:t>
-      </w:r>
-      <w:proofErr w:type="spellEnd"/>
+      <w:r>
+        <w:rPr>
+          <w:lang w:val="es-419" w:eastAsia="es-CO"/>
+        </w:rPr>
+        <w:t>KPIs Aguacatex</w:t>
+      </w:r>
     </w:p>
     <w:tbl>
       <w:tblPr>
@@ -14107,36 +13719,8 @@
                 <w:szCs w:val="24"/>
                 <w:lang w:val="es-CO"/>
               </w:rPr>
-              <w:t xml:space="preserve">Certificaciones </w:t>
-            </w:r>
-            <w:proofErr w:type="spellStart"/>
-            <w:r>
-              <w:rPr>
-                <w:rFonts w:asciiTheme="minorHAnsi" w:hAnsiTheme="minorHAnsi" w:cs="Arial"/>
-                <w:szCs w:val="24"/>
-                <w:lang w:val="es-CO"/>
-              </w:rPr>
-              <w:t>GlobalG.A.P</w:t>
-            </w:r>
-            <w:proofErr w:type="spellEnd"/>
-            <w:r>
-              <w:rPr>
-                <w:rFonts w:asciiTheme="minorHAnsi" w:hAnsiTheme="minorHAnsi" w:cs="Arial"/>
-                <w:szCs w:val="24"/>
-                <w:lang w:val="es-CO"/>
-              </w:rPr>
-              <w:t xml:space="preserve">. y USDA </w:t>
-            </w:r>
-            <w:proofErr w:type="spellStart"/>
-            <w:r>
-              <w:rPr>
-                <w:rFonts w:asciiTheme="minorHAnsi" w:hAnsiTheme="minorHAnsi" w:cs="Arial"/>
-                <w:szCs w:val="24"/>
-                <w:lang w:val="es-CO"/>
-              </w:rPr>
-              <w:t>Organic</w:t>
-            </w:r>
-            <w:proofErr w:type="spellEnd"/>
+              <w:t>Certificaciones GlobalG.A.P. y USDA Organic</w:t>
+            </w:r>
             <w:r>
               <w:rPr>
                 <w:rFonts w:asciiTheme="minorHAnsi" w:hAnsiTheme="minorHAnsi" w:cs="Arial"/>
@@ -16716,7 +16300,7 @@
       <w:pPr>
         <w:pStyle w:val="Titulosgenerales"/>
       </w:pPr>
-      <w:bookmarkStart w:id="16" w:name="_Toc203725749"/>
+      <w:bookmarkStart w:id="16" w:name="_Toc206009204"/>
       <w:r>
         <w:lastRenderedPageBreak/>
         <w:t>Síntesis</w:t>
@@ -16827,7 +16411,7 @@
       <w:pPr>
         <w:pStyle w:val="Titulosgenerales"/>
       </w:pPr>
-      <w:bookmarkStart w:id="17" w:name="_Toc203725750"/>
+      <w:bookmarkStart w:id="17" w:name="_Toc206009205"/>
       <w:r>
         <w:lastRenderedPageBreak/>
         <w:t>Glosario</w:t>
@@ -17617,7 +17201,7 @@
       <w:pPr>
         <w:pStyle w:val="Titulosgenerales"/>
       </w:pPr>
-      <w:bookmarkStart w:id="18" w:name="_Toc203725751"/>
+      <w:bookmarkStart w:id="18" w:name="_Toc206009206"/>
       <w:r>
         <w:lastRenderedPageBreak/>
         <w:t>Material complementario</w:t>
@@ -18048,7 +17632,7 @@
       <w:pPr>
         <w:pStyle w:val="Titulosgenerales"/>
       </w:pPr>
-      <w:bookmarkStart w:id="19" w:name="_Toc203725752"/>
+      <w:bookmarkStart w:id="19" w:name="_Toc206009207"/>
       <w:r>
         <w:lastRenderedPageBreak/>
         <w:t>Referencias bibliográficas</w:t>
@@ -18131,115 +17715,7 @@
           <w:sz w:val="28"/>
           <w:szCs w:val="28"/>
         </w:rPr>
-        <w:t xml:space="preserve">David, F. R., David, F. R., &amp; David, M. E. (2020). </w:t>
-      </w:r>
-      <w:proofErr w:type="spellStart"/>
-      <w:r>
-        <w:rPr>
-          <w:rFonts w:asciiTheme="minorHAnsi" w:hAnsiTheme="minorHAnsi" w:cstheme="minorHAnsi"/>
-          <w:sz w:val="28"/>
-          <w:szCs w:val="28"/>
-        </w:rPr>
-        <w:t>Strategic</w:t>
-      </w:r>
-      <w:proofErr w:type="spellEnd"/>
-      <w:r>
-        <w:rPr>
-          <w:rFonts w:asciiTheme="minorHAnsi" w:hAnsiTheme="minorHAnsi" w:cstheme="minorHAnsi"/>
-          <w:sz w:val="28"/>
-          <w:szCs w:val="28"/>
-        </w:rPr>
-        <w:t xml:space="preserve"> </w:t>
-      </w:r>
-      <w:proofErr w:type="spellStart"/>
-      <w:r>
-        <w:rPr>
-          <w:rFonts w:asciiTheme="minorHAnsi" w:hAnsiTheme="minorHAnsi" w:cstheme="minorHAnsi"/>
-          <w:sz w:val="28"/>
-          <w:szCs w:val="28"/>
-        </w:rPr>
-        <w:t>management</w:t>
-      </w:r>
-      <w:proofErr w:type="spellEnd"/>
-      <w:r>
-        <w:rPr>
-          <w:rFonts w:asciiTheme="minorHAnsi" w:hAnsiTheme="minorHAnsi" w:cstheme="minorHAnsi"/>
-          <w:sz w:val="28"/>
-          <w:szCs w:val="28"/>
-        </w:rPr>
-        <w:t xml:space="preserve">: A </w:t>
-      </w:r>
-      <w:proofErr w:type="spellStart"/>
-      <w:r>
-        <w:rPr>
-          <w:rFonts w:asciiTheme="minorHAnsi" w:hAnsiTheme="minorHAnsi" w:cstheme="minorHAnsi"/>
-          <w:sz w:val="28"/>
-          <w:szCs w:val="28"/>
-        </w:rPr>
-        <w:t>competitive</w:t>
-      </w:r>
-      <w:proofErr w:type="spellEnd"/>
-      <w:r>
-        <w:rPr>
-          <w:rFonts w:asciiTheme="minorHAnsi" w:hAnsiTheme="minorHAnsi" w:cstheme="minorHAnsi"/>
-          <w:sz w:val="28"/>
-          <w:szCs w:val="28"/>
-        </w:rPr>
-        <w:t xml:space="preserve"> </w:t>
-      </w:r>
-      <w:proofErr w:type="spellStart"/>
-      <w:r>
-        <w:rPr>
-          <w:rFonts w:asciiTheme="minorHAnsi" w:hAnsiTheme="minorHAnsi" w:cstheme="minorHAnsi"/>
-          <w:sz w:val="28"/>
-          <w:szCs w:val="28"/>
-        </w:rPr>
-        <w:t>advantage</w:t>
-      </w:r>
-      <w:proofErr w:type="spellEnd"/>
-      <w:r>
-        <w:rPr>
-          <w:rFonts w:asciiTheme="minorHAnsi" w:hAnsiTheme="minorHAnsi" w:cstheme="minorHAnsi"/>
-          <w:sz w:val="28"/>
-          <w:szCs w:val="28"/>
-        </w:rPr>
-        <w:t xml:space="preserve"> </w:t>
-      </w:r>
-      <w:proofErr w:type="spellStart"/>
-      <w:r>
-        <w:rPr>
-          <w:rFonts w:asciiTheme="minorHAnsi" w:hAnsiTheme="minorHAnsi" w:cstheme="minorHAnsi"/>
-          <w:sz w:val="28"/>
-          <w:szCs w:val="28"/>
-        </w:rPr>
-        <w:t>approach</w:t>
-      </w:r>
-      <w:proofErr w:type="spellEnd"/>
-      <w:r>
-        <w:rPr>
-          <w:rFonts w:asciiTheme="minorHAnsi" w:hAnsiTheme="minorHAnsi" w:cstheme="minorHAnsi"/>
-          <w:sz w:val="28"/>
-          <w:szCs w:val="28"/>
-        </w:rPr>
-        <w:t xml:space="preserve">, </w:t>
-      </w:r>
-      <w:proofErr w:type="spellStart"/>
-      <w:r>
-        <w:rPr>
-          <w:rFonts w:asciiTheme="minorHAnsi" w:hAnsiTheme="minorHAnsi" w:cstheme="minorHAnsi"/>
-          <w:sz w:val="28"/>
-          <w:szCs w:val="28"/>
-        </w:rPr>
-        <w:t>concepts</w:t>
-      </w:r>
-      <w:proofErr w:type="spellEnd"/>
-      <w:r>
-        <w:rPr>
-          <w:rFonts w:asciiTheme="minorHAnsi" w:hAnsiTheme="minorHAnsi" w:cstheme="minorHAnsi"/>
-          <w:sz w:val="28"/>
-          <w:szCs w:val="28"/>
-        </w:rPr>
-        <w:t xml:space="preserve"> and cases (17.ª ed.). Pearson. Disponible en PDF: </w:t>
+        <w:t xml:space="preserve">David, F. R., David, F. R., &amp; David, M. E. (2020). Strategic management: A competitive advantage approach, concepts and cases (17.ª ed.). Pearson. Disponible en PDF: </w:t>
       </w:r>
       <w:hyperlink r:id="rId24" w:history="1">
         <w:r>
@@ -18430,43 +17906,7 @@
           <w:sz w:val="28"/>
           <w:szCs w:val="28"/>
         </w:rPr>
-        <w:t xml:space="preserve">Lamb, C. W., </w:t>
-      </w:r>
-      <w:proofErr w:type="spellStart"/>
-      <w:r>
-        <w:rPr>
-          <w:rFonts w:asciiTheme="minorHAnsi" w:hAnsiTheme="minorHAnsi" w:cstheme="minorHAnsi"/>
-          <w:sz w:val="28"/>
-          <w:szCs w:val="28"/>
-        </w:rPr>
-        <w:t>Hair</w:t>
-      </w:r>
-      <w:proofErr w:type="spellEnd"/>
-      <w:r>
-        <w:rPr>
-          <w:rFonts w:asciiTheme="minorHAnsi" w:hAnsiTheme="minorHAnsi" w:cstheme="minorHAnsi"/>
-          <w:sz w:val="28"/>
-          <w:szCs w:val="28"/>
-        </w:rPr>
-        <w:t xml:space="preserve">, J. F., &amp; </w:t>
-      </w:r>
-      <w:proofErr w:type="spellStart"/>
-      <w:r>
-        <w:rPr>
-          <w:rFonts w:asciiTheme="minorHAnsi" w:hAnsiTheme="minorHAnsi" w:cstheme="minorHAnsi"/>
-          <w:sz w:val="28"/>
-          <w:szCs w:val="28"/>
-        </w:rPr>
-        <w:t>McDaniel</w:t>
-      </w:r>
-      <w:proofErr w:type="spellEnd"/>
-      <w:r>
-        <w:rPr>
-          <w:rFonts w:asciiTheme="minorHAnsi" w:hAnsiTheme="minorHAnsi" w:cstheme="minorHAnsi"/>
-          <w:sz w:val="28"/>
-          <w:szCs w:val="28"/>
-        </w:rPr>
-        <w:t xml:space="preserve">, C. (2012). </w:t>
+        <w:t xml:space="preserve">Lamb, C. W., Hair, J. F., &amp; McDaniel, C. (2012). </w:t>
       </w:r>
       <w:r>
         <w:rPr>
@@ -18483,25 +17923,7 @@
           <w:sz w:val="28"/>
           <w:szCs w:val="28"/>
         </w:rPr>
-        <w:t xml:space="preserve"> (11.ª ed.). Cengage </w:t>
-      </w:r>
-      <w:proofErr w:type="spellStart"/>
-      <w:r>
-        <w:rPr>
-          <w:rFonts w:asciiTheme="minorHAnsi" w:hAnsiTheme="minorHAnsi" w:cstheme="minorHAnsi"/>
-          <w:sz w:val="28"/>
-          <w:szCs w:val="28"/>
-        </w:rPr>
-        <w:t>Learning</w:t>
-      </w:r>
-      <w:proofErr w:type="spellEnd"/>
-      <w:r>
-        <w:rPr>
-          <w:rFonts w:asciiTheme="minorHAnsi" w:hAnsiTheme="minorHAnsi" w:cstheme="minorHAnsi"/>
-          <w:sz w:val="28"/>
-          <w:szCs w:val="28"/>
-        </w:rPr>
-        <w:t xml:space="preserve">. Recuperado de versión en español: </w:t>
+        <w:t xml:space="preserve"> (11.ª ed.). Cengage Learning. Recuperado de versión en español: </w:t>
       </w:r>
       <w:r>
         <w:rPr>
@@ -18518,25 +17940,7 @@
           <w:sz w:val="28"/>
           <w:szCs w:val="28"/>
         </w:rPr>
-        <w:t xml:space="preserve"> (</w:t>
-      </w:r>
-      <w:proofErr w:type="spellStart"/>
-      <w:r>
-        <w:rPr>
-          <w:rFonts w:asciiTheme="minorHAnsi" w:hAnsiTheme="minorHAnsi" w:cstheme="minorHAnsi"/>
-          <w:sz w:val="28"/>
-          <w:szCs w:val="28"/>
-        </w:rPr>
-        <w:t>pdf</w:t>
-      </w:r>
-      <w:proofErr w:type="spellEnd"/>
-      <w:r>
-        <w:rPr>
-          <w:rFonts w:asciiTheme="minorHAnsi" w:hAnsiTheme="minorHAnsi" w:cstheme="minorHAnsi"/>
-          <w:sz w:val="28"/>
-          <w:szCs w:val="28"/>
-        </w:rPr>
-        <w:t xml:space="preserve">). </w:t>
+        <w:t xml:space="preserve"> (pdf). </w:t>
       </w:r>
       <w:hyperlink r:id="rId27" w:history="1">
         <w:r>
@@ -18566,25 +17970,7 @@
           <w:sz w:val="28"/>
           <w:szCs w:val="28"/>
         </w:rPr>
-        <w:t xml:space="preserve">Porter, M. E. (2008). Las cinco fuerzas competitivas que dan forma a la estrategia. Harvard Business </w:t>
-      </w:r>
-      <w:proofErr w:type="spellStart"/>
-      <w:r>
-        <w:rPr>
-          <w:rFonts w:asciiTheme="minorHAnsi" w:hAnsiTheme="minorHAnsi" w:cstheme="minorHAnsi"/>
-          <w:sz w:val="28"/>
-          <w:szCs w:val="28"/>
-        </w:rPr>
-        <w:t>Review</w:t>
-      </w:r>
-      <w:proofErr w:type="spellEnd"/>
-      <w:r>
-        <w:rPr>
-          <w:rFonts w:asciiTheme="minorHAnsi" w:hAnsiTheme="minorHAnsi" w:cstheme="minorHAnsi"/>
-          <w:sz w:val="28"/>
-          <w:szCs w:val="28"/>
-        </w:rPr>
-        <w:t xml:space="preserve">, 86(1), 78–93. Disponible en español: Las fuerzas competitivas de Porter. </w:t>
+        <w:t xml:space="preserve">Porter, M. E. (2008). Las cinco fuerzas competitivas que dan forma a la estrategia. Harvard Business Review, 86(1), 78–93. Disponible en español: Las fuerzas competitivas de Porter. </w:t>
       </w:r>
       <w:hyperlink r:id="rId28" w:history="1">
         <w:r>
@@ -18656,19 +18042,8 @@
           <w:sz w:val="28"/>
           <w:szCs w:val="28"/>
         </w:rPr>
-        <w:t xml:space="preserve">ProColombia. (2025). Publicaciones y estudios de mercado. Recuperado de </w:t>
-      </w:r>
-      <w:hyperlink r:id="rId30" w:history="1">
-        <w:r>
-          <w:rPr>
-            <w:rStyle w:val="Hipervnculo"/>
-            <w:rFonts w:asciiTheme="minorHAnsi" w:hAnsiTheme="minorHAnsi" w:cstheme="minorHAnsi"/>
-            <w:sz w:val="28"/>
-            <w:szCs w:val="28"/>
-          </w:rPr>
-          <w:t>https://www.procolombia.co</w:t>
-        </w:r>
-      </w:hyperlink>
+        <w:t xml:space="preserve">ProColombia. (2025). Publicaciones y estudios de mercado. </w:t>
+      </w:r>
     </w:p>
     <w:p>
       <w:pPr>
@@ -18784,7 +18159,7 @@
       <w:pPr>
         <w:pStyle w:val="Titulosgenerales"/>
       </w:pPr>
-      <w:bookmarkStart w:id="20" w:name="_Toc203725753"/>
+      <w:bookmarkStart w:id="20" w:name="_Toc206009208"/>
       <w:r>
         <w:lastRenderedPageBreak/>
         <w:t>C</w:t>
@@ -18900,23 +18275,13 @@
                 <w:szCs w:val="28"/>
               </w:rPr>
             </w:pPr>
-            <w:proofErr w:type="spellStart"/>
             <w:r>
               <w:rPr>
                 <w:rFonts w:cs="Calibri"/>
                 <w:sz w:val="28"/>
                 <w:szCs w:val="28"/>
               </w:rPr>
-              <w:t>Milady</w:t>
-            </w:r>
-            <w:proofErr w:type="spellEnd"/>
-            <w:r>
-              <w:rPr>
-                <w:rFonts w:cs="Calibri"/>
-                <w:sz w:val="28"/>
-                <w:szCs w:val="28"/>
-              </w:rPr>
-              <w:t xml:space="preserve"> Tatiana Villamil Castellanos</w:t>
+              <w:t>Milady Tatiana Villamil Castellanos</w:t>
             </w:r>
           </w:p>
         </w:tc>
@@ -19127,6 +18492,14 @@
               </w:rPr>
               <w:t>Mario Morales</w:t>
             </w:r>
+            <w:r>
+              <w:rPr>
+                <w:rFonts w:cs="Calibri"/>
+                <w:sz w:val="28"/>
+                <w:szCs w:val="28"/>
+              </w:rPr>
+              <w:t xml:space="preserve"> Cabrera</w:t>
+            </w:r>
           </w:p>
         </w:tc>
         <w:tc>
@@ -19310,7 +18683,31 @@
                 <w:sz w:val="28"/>
                 <w:szCs w:val="28"/>
               </w:rPr>
-              <w:t>Jair Coll</w:t>
+              <w:t xml:space="preserve">Jair </w:t>
+            </w:r>
+            <w:r>
+              <w:rPr>
+                <w:rFonts w:cs="Calibri"/>
+                <w:sz w:val="28"/>
+                <w:szCs w:val="28"/>
+              </w:rPr>
+              <w:t xml:space="preserve">Enrique </w:t>
+            </w:r>
+            <w:r>
+              <w:rPr>
+                <w:rFonts w:cs="Calibri"/>
+                <w:sz w:val="28"/>
+                <w:szCs w:val="28"/>
+              </w:rPr>
+              <w:t>Coll</w:t>
+            </w:r>
+            <w:r>
+              <w:rPr>
+                <w:rFonts w:cs="Calibri"/>
+                <w:sz w:val="28"/>
+                <w:szCs w:val="28"/>
+              </w:rPr>
+              <w:t xml:space="preserve"> Gallardo</w:t>
             </w:r>
             <w:r>
               <w:rPr>
@@ -19890,36 +19287,29 @@
                 <w:szCs w:val="28"/>
               </w:rPr>
               <w:lastRenderedPageBreak/>
-              <w:t>Jonathan Adie Villafañe</w:t>
-            </w:r>
-          </w:p>
-        </w:tc>
-        <w:tc>
-          <w:tcPr>
-            <w:tcW w:w="3261" w:type="dxa"/>
-          </w:tcPr>
-          <w:p>
-            <w:pPr>
-              <w:pStyle w:val="TextoTablas"/>
+              <w:t>Jonathan Adi</w:t>
+            </w:r>
+            <w:r>
               <w:rPr>
                 <w:rFonts w:cs="Calibri"/>
                 <w:sz w:val="28"/>
                 <w:szCs w:val="28"/>
               </w:rPr>
-            </w:pPr>
+              <w:t>é</w:t>
+            </w:r>
             <w:r>
               <w:rPr>
                 <w:rFonts w:cs="Calibri"/>
                 <w:sz w:val="28"/>
                 <w:szCs w:val="28"/>
               </w:rPr>
-              <w:t>Validador y vinculador de recursos digitales</w:t>
-            </w:r>
-          </w:p>
-        </w:tc>
-        <w:tc>
-          <w:tcPr>
-            <w:tcW w:w="3969" w:type="dxa"/>
+              <w:t xml:space="preserve"> Villafañe</w:t>
+            </w:r>
+          </w:p>
+        </w:tc>
+        <w:tc>
+          <w:tcPr>
+            <w:tcW w:w="3261" w:type="dxa"/>
           </w:tcPr>
           <w:p>
             <w:pPr>
@@ -19936,6 +19326,29 @@
                 <w:sz w:val="28"/>
                 <w:szCs w:val="28"/>
               </w:rPr>
+              <w:t>Validador y vinculador de recursos digitales</w:t>
+            </w:r>
+          </w:p>
+        </w:tc>
+        <w:tc>
+          <w:tcPr>
+            <w:tcW w:w="3969" w:type="dxa"/>
+          </w:tcPr>
+          <w:p>
+            <w:pPr>
+              <w:pStyle w:val="TextoTablas"/>
+              <w:rPr>
+                <w:rFonts w:cs="Calibri"/>
+                <w:sz w:val="28"/>
+                <w:szCs w:val="28"/>
+              </w:rPr>
+            </w:pPr>
+            <w:r>
+              <w:rPr>
+                <w:rFonts w:cs="Calibri"/>
+                <w:sz w:val="28"/>
+                <w:szCs w:val="28"/>
+              </w:rPr>
               <w:t>Centro de Comercio y Servicios - Regional Atlántico</w:t>
             </w:r>
           </w:p>
@@ -19954,8 +19367,8 @@
       </w:pPr>
     </w:p>
     <w:sectPr>
-      <w:headerReference w:type="default" r:id="rId31"/>
-      <w:footerReference w:type="default" r:id="rId32"/>
+      <w:headerReference w:type="default" r:id="rId30"/>
+      <w:footerReference w:type="default" r:id="rId31"/>
       <w:pgSz w:w="12240" w:h="15840"/>
       <w:pgMar w:top="1701" w:right="1134" w:bottom="1134" w:left="1134" w:header="709" w:footer="737" w:gutter="0"/>
       <w:pgNumType w:start="1"/>
@@ -23844,10 +23257,6 @@
 </file>
 
 <file path=customXml/item1.xml><?xml version="1.0" encoding="utf-8"?>
-<b:Sources xmlns:b="http://schemas.openxmlformats.org/officeDocument/2006/bibliography" xmlns="http://schemas.openxmlformats.org/officeDocument/2006/bibliography" SelectedStyle="\APASixthEditionOfficeOnline.xsl" StyleName="APA" Version="6"/>
-</file>
-
-<file path=customXml/item2.xml><?xml version="1.0" encoding="utf-8"?>
 <ct:contentTypeSchema xmlns:ct="http://schemas.microsoft.com/office/2006/metadata/contentType" xmlns:ma="http://schemas.microsoft.com/office/2006/metadata/properties/metaAttributes" ct:_="" ma:_="" ma:contentTypeName="Documento" ma:contentTypeID="0x01010049282E1EDBE9234EA9E6D38F720E265F" ma:contentTypeVersion="15" ma:contentTypeDescription="Crear nuevo documento." ma:contentTypeScope="" ma:versionID="b31c7aa9eaf043a08b87120b3c4916e3">
   <xsd:schema xmlns:xsd="http://www.w3.org/2001/XMLSchema" xmlns:xs="http://www.w3.org/2001/XMLSchema" xmlns:p="http://schemas.microsoft.com/office/2006/metadata/properties" xmlns:ns2="cb45339b-ced9-4d0d-8f64-77573914d53b" xmlns:ns3="43a3ca16-9c26-4813-b83f-4aec9927b43f" targetNamespace="http://schemas.microsoft.com/office/2006/metadata/properties" ma:root="true" ma:fieldsID="3533d065b04d75c457075bc55f1f5315" ns2:_="" ns3:_="">
     <xsd:import namespace="cb45339b-ced9-4d0d-8f64-77573914d53b"/>
@@ -24082,7 +23491,7 @@
 </ct:contentTypeSchema>
 </file>
 
-<file path=customXml/item3.xml><?xml version="1.0" encoding="utf-8"?>
+<file path=customXml/item2.xml><?xml version="1.0" encoding="utf-8"?>
 <?mso-contentType ?>
 <FormTemplates xmlns="http://schemas.microsoft.com/sharepoint/v3/contenttype/forms">
   <Display>DocumentLibraryForm</Display>
@@ -24091,7 +23500,7 @@
 </FormTemplates>
 </file>
 
-<file path=customXml/item4.xml><?xml version="1.0" encoding="utf-8"?>
+<file path=customXml/item3.xml><?xml version="1.0" encoding="utf-8"?>
 <p:properties xmlns:p="http://schemas.microsoft.com/office/2006/metadata/properties" xmlns:xsi="http://www.w3.org/2001/XMLSchema-instance" xmlns:pc="http://schemas.microsoft.com/office/infopath/2007/PartnerControls">
   <documentManagement>
     <TaxCatchAll xmlns="cb45339b-ced9-4d0d-8f64-77573914d53b"/>
@@ -24102,15 +23511,11 @@
 </p:properties>
 </file>
 
-<file path=customXml/itemProps1.xml><?xml version="1.0" encoding="utf-8"?>
-<ds:datastoreItem xmlns:ds="http://schemas.openxmlformats.org/officeDocument/2006/customXml" ds:itemID="{E8AB44A3-7C62-4BD2-82ED-8ABC209970FA}">
-  <ds:schemaRefs>
-    <ds:schemaRef ds:uri="http://schemas.openxmlformats.org/officeDocument/2006/bibliography"/>
-  </ds:schemaRefs>
-</ds:datastoreItem>
+<file path=customXml/item4.xml><?xml version="1.0" encoding="utf-8"?>
+<b:Sources xmlns:b="http://schemas.openxmlformats.org/officeDocument/2006/bibliography" xmlns="http://schemas.openxmlformats.org/officeDocument/2006/bibliography" SelectedStyle="\APASixthEditionOfficeOnline.xsl" StyleName="APA" Version="6"/>
 </file>
 
-<file path=customXml/itemProps2.xml><?xml version="1.0" encoding="utf-8"?>
+<file path=customXml/itemProps1.xml><?xml version="1.0" encoding="utf-8"?>
 <ds:datastoreItem xmlns:ds="http://schemas.openxmlformats.org/officeDocument/2006/customXml" ds:itemID="{DF43E046-DB0C-42D1-8C73-AE38B52F1ED7}">
   <ds:schemaRefs>
     <ds:schemaRef ds:uri="http://schemas.microsoft.com/office/2006/metadata/contentType"/>
@@ -24129,7 +23534,7 @@
 </ds:datastoreItem>
 </file>
 
-<file path=customXml/itemProps3.xml><?xml version="1.0" encoding="utf-8"?>
+<file path=customXml/itemProps2.xml><?xml version="1.0" encoding="utf-8"?>
 <ds:datastoreItem xmlns:ds="http://schemas.openxmlformats.org/officeDocument/2006/customXml" ds:itemID="{81CBDEC1-3B00-44ED-AD36-0268077980BA}">
   <ds:schemaRefs>
     <ds:schemaRef ds:uri="http://schemas.microsoft.com/sharepoint/v3/contenttype/forms"/>
@@ -24137,7 +23542,7 @@
 </ds:datastoreItem>
 </file>
 
-<file path=customXml/itemProps4.xml><?xml version="1.0" encoding="utf-8"?>
+<file path=customXml/itemProps3.xml><?xml version="1.0" encoding="utf-8"?>
 <ds:datastoreItem xmlns:ds="http://schemas.openxmlformats.org/officeDocument/2006/customXml" ds:itemID="{1145D752-ACC1-45E1-AB53-0C756F67FC7F}">
   <ds:schemaRefs>
     <ds:schemaRef ds:uri="http://schemas.microsoft.com/office/2006/metadata/properties"/>
@@ -24146,4 +23551,12 @@
     <ds:schemaRef ds:uri="43a3ca16-9c26-4813-b83f-4aec9927b43f"/>
   </ds:schemaRefs>
 </ds:datastoreItem>
+</file>
+
+<file path=customXml/itemProps4.xml><?xml version="1.0" encoding="utf-8"?>
+<ds:datastoreItem xmlns:ds="http://schemas.openxmlformats.org/officeDocument/2006/customXml" ds:itemID="{E8AB44A3-7C62-4BD2-82ED-8ABC209970FA}">
+  <ds:schemaRefs>
+    <ds:schemaRef ds:uri="http://schemas.openxmlformats.org/officeDocument/2006/bibliography"/>
+  </ds:schemaRefs>
+</ds:datastoreItem>
 </file>